--- a/docs/PANIC_ENGINE_paper.docx
+++ b/docs/PANIC_ENGINE_paper.docx
@@ -13,7 +13,25 @@
           <w:sz w:val="36"/>
           <w:szCs w:val="36"/>
         </w:rPr>
-        <w:t xml:space="preserve">Warning Time, Alert Reach and Route Choice in Pedestrian Evacuation: An Agent-Based Simulation of a University Campus and a Nearby Town</w:t>
+        <w:t xml:space="preserve">Warning Time, Alert Reach and Route Choice in</w:t>
+      </w:r>
+      <w:r>
+        <w:rPr>
+          <w:rFonts w:ascii="Times New Roman" w:cs="Times New Roman" w:eastAsia="Times New Roman" w:hAnsi="Times New Roman"/>
+          <w:sz w:val="36"/>
+          <w:szCs w:val="36"/>
+        </w:rPr>
+        <w:br/>
+        <w:t xml:space="preserve">Pedestrian Evacuation: An Agent-Based Simulation of</w:t>
+      </w:r>
+      <w:r>
+        <w:rPr>
+          <w:rFonts w:ascii="Times New Roman" w:cs="Times New Roman" w:eastAsia="Times New Roman" w:hAnsi="Times New Roman"/>
+          <w:sz w:val="36"/>
+          <w:szCs w:val="36"/>
+        </w:rPr>
+        <w:br/>
+        <w:t xml:space="preserve">a University Campus and a Nearby Town</w:t>
       </w:r>
     </w:p>
     <w:tbl>
@@ -216,6 +234,9 @@
     </w:p>
     <w:p>
       <w:pPr>
+        <w:pBdr>
+          <w:top w:val="single" w:color="000000" w:sz="6" w:space="6"/>
+        </w:pBdr>
         <w:spacing w:after="60" w:before="0" w:line="240"/>
         <w:jc w:val="both"/>
       </w:pPr>
@@ -242,12 +263,20 @@
     </w:p>
     <w:p>
       <w:pPr>
+        <w:pBdr>
+          <w:bottom w:val="single" w:color="000000" w:sz="6" w:space="6"/>
+        </w:pBdr>
         <w:spacing w:after="100" w:before="0" w:line="240"/>
         <w:jc w:val="both"/>
         <w:sectPr>
+          <w:headerReference w:type="default" r:id="rId6"/>
+          <w:headerReference w:type="first" r:id="rId7"/>
+          <w:footerReference w:type="default" r:id="rId8"/>
+          <w:footerReference w:type="first" r:id="rId9"/>
           <w:pgSz w:w="12240" w:h="15840" w:orient="portrait"/>
           <w:pgMar w:top="1080" w:right="1080" w:bottom="1080" w:left="1080" w:header="708" w:footer="708" w:gutter="0"/>
           <w:pgNumType/>
+          <w:titlePg/>
           <w:docGrid w:linePitch="360"/>
         </w:sectPr>
       </w:pPr>
@@ -281,6 +310,8 @@
       <w:r>
         <w:rPr>
           <w:rFonts w:ascii="Times New Roman" w:cs="Times New Roman" w:eastAsia="Times New Roman" w:hAnsi="Times New Roman"/>
+          <w:b/>
+          <w:bCs/>
           <w:sz w:val="18"/>
           <w:szCs w:val="18"/>
         </w:rPr>
@@ -356,6 +387,8 @@
       <w:r>
         <w:rPr>
           <w:rFonts w:ascii="Times New Roman" w:cs="Times New Roman" w:eastAsia="Times New Roman" w:hAnsi="Times New Roman"/>
+          <w:b/>
+          <w:bCs/>
           <w:sz w:val="18"/>
           <w:szCs w:val="18"/>
         </w:rPr>
@@ -464,6 +497,8 @@
       <w:r>
         <w:rPr>
           <w:rFonts w:ascii="Times New Roman" w:cs="Times New Roman" w:eastAsia="Times New Roman" w:hAnsi="Times New Roman"/>
+          <w:b/>
+          <w:bCs/>
           <w:sz w:val="18"/>
           <w:szCs w:val="18"/>
         </w:rPr>
@@ -509,10 +544,20 @@
       <w:r>
         <w:rPr>
           <w:rFonts w:ascii="Times New Roman" w:cs="Times New Roman" w:eastAsia="Times New Roman" w:hAnsi="Times New Roman"/>
+          <w:b/>
+          <w:bCs/>
           <w:sz w:val="16"/>
           <w:szCs w:val="16"/>
         </w:rPr>
-        <w:t xml:space="preserve">TABLE I. THE TWO STUDY AREAS (FROM THE SAVED NETWORKS)</w:t>
+        <w:t xml:space="preserve">TABLE I.</w:t>
+      </w:r>
+      <w:r>
+        <w:rPr>
+          <w:rFonts w:ascii="Times New Roman" w:cs="Times New Roman" w:eastAsia="Times New Roman" w:hAnsi="Times New Roman"/>
+          <w:sz w:val="16"/>
+          <w:szCs w:val="16"/>
+        </w:rPr>
+        <w:t xml:space="preserve"> THE TWO STUDY AREAS (FROM THE SAVED NETWORKS)</w:t>
       </w:r>
     </w:p>
     <w:tbl>
@@ -547,15 +592,17 @@
               <w:bottom w:val="single" w:color="000000" w:sz="4"/>
               <w:right w:val="none" w:color="FFFFFF" w:sz="0"/>
             </w:tcBorders>
-            <w:tcMar>
-              <w:top w:type="dxa" w:w="25"/>
-              <w:left w:type="dxa" w:w="50"/>
-              <w:bottom w:type="dxa" w:w="25"/>
-              <w:right w:type="dxa" w:w="50"/>
-            </w:tcMar>
-          </w:tcPr>
-          <w:p>
-            <w:pPr>
+            <w:shd w:fill="E9ECEF" w:color="auto" w:val="clear"/>
+            <w:tcMar>
+              <w:top w:type="dxa" w:w="25"/>
+              <w:left w:type="dxa" w:w="50"/>
+              <w:bottom w:type="dxa" w:w="25"/>
+              <w:right w:type="dxa" w:w="50"/>
+            </w:tcMar>
+          </w:tcPr>
+          <w:p>
+            <w:pPr>
+              <w:keepNext w:val="false"/>
               <w:jc w:val="left"/>
             </w:pPr>
             <w:r>
@@ -579,15 +626,17 @@
               <w:bottom w:val="single" w:color="000000" w:sz="4"/>
               <w:right w:val="none" w:color="FFFFFF" w:sz="0"/>
             </w:tcBorders>
-            <w:tcMar>
-              <w:top w:type="dxa" w:w="25"/>
-              <w:left w:type="dxa" w:w="50"/>
-              <w:bottom w:type="dxa" w:w="25"/>
-              <w:right w:type="dxa" w:w="50"/>
-            </w:tcMar>
-          </w:tcPr>
-          <w:p>
-            <w:pPr>
+            <w:shd w:fill="E9ECEF" w:color="auto" w:val="clear"/>
+            <w:tcMar>
+              <w:top w:type="dxa" w:w="25"/>
+              <w:left w:type="dxa" w:w="50"/>
+              <w:bottom w:type="dxa" w:w="25"/>
+              <w:right w:type="dxa" w:w="50"/>
+            </w:tcMar>
+          </w:tcPr>
+          <w:p>
+            <w:pPr>
+              <w:keepNext w:val="false"/>
               <w:jc w:val="center"/>
             </w:pPr>
             <w:r>
@@ -611,15 +660,17 @@
               <w:bottom w:val="single" w:color="000000" w:sz="4"/>
               <w:right w:val="none" w:color="FFFFFF" w:sz="0"/>
             </w:tcBorders>
-            <w:tcMar>
-              <w:top w:type="dxa" w:w="25"/>
-              <w:left w:type="dxa" w:w="50"/>
-              <w:bottom w:type="dxa" w:w="25"/>
-              <w:right w:type="dxa" w:w="50"/>
-            </w:tcMar>
-          </w:tcPr>
-          <w:p>
-            <w:pPr>
+            <w:shd w:fill="E9ECEF" w:color="auto" w:val="clear"/>
+            <w:tcMar>
+              <w:top w:type="dxa" w:w="25"/>
+              <w:left w:type="dxa" w:w="50"/>
+              <w:bottom w:type="dxa" w:w="25"/>
+              <w:right w:type="dxa" w:w="50"/>
+            </w:tcMar>
+          </w:tcPr>
+          <w:p>
+            <w:pPr>
+              <w:keepNext w:val="false"/>
               <w:jc w:val="center"/>
             </w:pPr>
             <w:r>
@@ -658,6 +709,7 @@
           </w:tcPr>
           <w:p>
             <w:pPr>
+              <w:keepNext w:val="false"/>
               <w:jc w:val="left"/>
             </w:pPr>
             <w:r>
@@ -690,6 +742,7 @@
           </w:tcPr>
           <w:p>
             <w:pPr>
+              <w:keepNext w:val="false"/>
               <w:jc w:val="center"/>
             </w:pPr>
             <w:r>
@@ -722,6 +775,7 @@
           </w:tcPr>
           <w:p>
             <w:pPr>
+              <w:keepNext w:val="false"/>
               <w:jc w:val="center"/>
             </w:pPr>
             <w:r>
@@ -760,6 +814,7 @@
           </w:tcPr>
           <w:p>
             <w:pPr>
+              <w:keepNext w:val="false"/>
               <w:jc w:val="left"/>
             </w:pPr>
             <w:r>
@@ -792,6 +847,7 @@
           </w:tcPr>
           <w:p>
             <w:pPr>
+              <w:keepNext w:val="false"/>
               <w:jc w:val="center"/>
             </w:pPr>
             <w:r>
@@ -824,6 +880,7 @@
           </w:tcPr>
           <w:p>
             <w:pPr>
+              <w:keepNext w:val="false"/>
               <w:jc w:val="center"/>
             </w:pPr>
             <w:r>
@@ -862,6 +919,7 @@
           </w:tcPr>
           <w:p>
             <w:pPr>
+              <w:keepNext w:val="false"/>
               <w:jc w:val="left"/>
             </w:pPr>
             <w:r>
@@ -894,6 +952,7 @@
           </w:tcPr>
           <w:p>
             <w:pPr>
+              <w:keepNext w:val="false"/>
               <w:jc w:val="center"/>
             </w:pPr>
             <w:r>
@@ -926,6 +985,7 @@
           </w:tcPr>
           <w:p>
             <w:pPr>
+              <w:keepNext w:val="false"/>
               <w:jc w:val="center"/>
             </w:pPr>
             <w:r>
@@ -964,6 +1024,7 @@
           </w:tcPr>
           <w:p>
             <w:pPr>
+              <w:keepNext w:val="false"/>
               <w:jc w:val="left"/>
             </w:pPr>
             <w:r>
@@ -996,6 +1057,7 @@
           </w:tcPr>
           <w:p>
             <w:pPr>
+              <w:keepNext w:val="false"/>
               <w:jc w:val="center"/>
             </w:pPr>
             <w:r>
@@ -1028,6 +1090,7 @@
           </w:tcPr>
           <w:p>
             <w:pPr>
+              <w:keepNext w:val="false"/>
               <w:jc w:val="center"/>
             </w:pPr>
             <w:r>
@@ -1066,6 +1129,7 @@
           </w:tcPr>
           <w:p>
             <w:pPr>
+              <w:keepNext w:val="false"/>
               <w:jc w:val="left"/>
             </w:pPr>
             <w:r>
@@ -1098,6 +1162,7 @@
           </w:tcPr>
           <w:p>
             <w:pPr>
+              <w:keepNext w:val="false"/>
               <w:jc w:val="center"/>
             </w:pPr>
             <w:r>
@@ -1130,6 +1195,7 @@
           </w:tcPr>
           <w:p>
             <w:pPr>
+              <w:keepNext w:val="false"/>
               <w:jc w:val="center"/>
             </w:pPr>
             <w:r>
@@ -1168,6 +1234,7 @@
           </w:tcPr>
           <w:p>
             <w:pPr>
+              <w:keepNext w:val="false"/>
               <w:jc w:val="left"/>
             </w:pPr>
             <w:r>
@@ -1200,6 +1267,7 @@
           </w:tcPr>
           <w:p>
             <w:pPr>
+              <w:keepNext w:val="false"/>
               <w:jc w:val="center"/>
             </w:pPr>
             <w:r>
@@ -1232,6 +1300,7 @@
           </w:tcPr>
           <w:p>
             <w:pPr>
+              <w:keepNext w:val="false"/>
               <w:jc w:val="center"/>
             </w:pPr>
             <w:r>
@@ -1270,6 +1339,7 @@
           </w:tcPr>
           <w:p>
             <w:pPr>
+              <w:keepNext w:val="false"/>
               <w:jc w:val="left"/>
             </w:pPr>
             <w:r>
@@ -1302,6 +1372,7 @@
           </w:tcPr>
           <w:p>
             <w:pPr>
+              <w:keepNext w:val="false"/>
               <w:jc w:val="center"/>
             </w:pPr>
             <w:r>
@@ -1334,6 +1405,7 @@
           </w:tcPr>
           <w:p>
             <w:pPr>
+              <w:keepNext w:val="false"/>
               <w:jc w:val="center"/>
             </w:pPr>
             <w:r>
@@ -1355,6 +1427,8 @@
         <w:spacing w:after="60" w:before="0" w:line="240"/>
         <w:jc w:val="both"/>
         <w:sectPr>
+          <w:headerReference w:type="default" r:id="rId10"/>
+          <w:footerReference w:type="default" r:id="rId11"/>
           <w:type w:val="continuous"/>
           <w:pgSz w:w="12240" w:h="15840" w:orient="portrait"/>
           <w:pgMar w:top="1080" w:right="1080" w:bottom="1080" w:left="1080" w:header="708" w:footer="708" w:gutter="0"/>
@@ -1397,7 +1471,7 @@
                     </pic:cNvPicPr>
                   </pic:nvPicPr>
                   <pic:blipFill>
-                    <a:blip r:embed="rId7" cstate="none"/>
+                    <a:blip r:embed="rId41" cstate="none"/>
                     <a:srcRect/>
                     <a:stretch>
                       <a:fillRect/>
@@ -1424,6 +1498,8 @@
         <w:spacing w:after="100" w:before="0" w:line="240"/>
         <w:jc w:val="center"/>
         <w:sectPr>
+          <w:headerReference w:type="default" r:id="rId12"/>
+          <w:footerReference w:type="default" r:id="rId13"/>
           <w:type w:val="continuous"/>
           <w:pgSz w:w="12240" w:h="15840" w:orient="portrait"/>
           <w:pgMar w:top="1080" w:right="1080" w:bottom="1080" w:left="1080" w:header="708" w:footer="708" w:gutter="0"/>
@@ -1434,10 +1510,20 @@
       <w:r>
         <w:rPr>
           <w:rFonts w:ascii="Times New Roman" w:cs="Times New Roman" w:eastAsia="Times New Roman" w:hAnsi="Times New Roman"/>
+          <w:b/>
+          <w:bCs/>
           <w:sz w:val="16"/>
           <w:szCs w:val="16"/>
         </w:rPr>
-        <w:t xml:space="preserve">Fig. 1. The two study areas around the bomb: (a) the Amrita campus at Amaravati and (b) Mangalagiri. Grey lines are footpaths and roads from OpenStreetMap, the dashed circle is the 525 m alert radius, the grey disc the 150 m blast radius, dots are the start points of the residents and squares are the three safe stops.</w:t>
+        <w:t xml:space="preserve">Fig. 1.</w:t>
+      </w:r>
+      <w:r>
+        <w:rPr>
+          <w:rFonts w:ascii="Times New Roman" w:cs="Times New Roman" w:eastAsia="Times New Roman" w:hAnsi="Times New Roman"/>
+          <w:sz w:val="16"/>
+          <w:szCs w:val="16"/>
+        </w:rPr>
+        <w:t xml:space="preserve"> The two study areas around the bomb: (a) the Amrita campus at Amaravati and (b) Mangalagiri. Grey lines are footpaths and roads from OpenStreetMap, the dashed circle is the 525 m alert radius, the grey disc the 150 m blast radius, dots are the start points of the residents and squares are the three safe stops.</w:t>
       </w:r>
     </w:p>
     <w:p>
@@ -1449,6 +1535,8 @@
       <w:r>
         <w:rPr>
           <w:rFonts w:ascii="Times New Roman" w:cs="Times New Roman" w:eastAsia="Times New Roman" w:hAnsi="Times New Roman"/>
+          <w:b/>
+          <w:bCs/>
           <w:sz w:val="18"/>
           <w:szCs w:val="18"/>
         </w:rPr>
@@ -1651,6 +1739,9 @@
           <m:funcPr/>
           <m:fName>
             <m:r>
+              <m:rPr>
+                <m:sty m:val="p"/>
+              </m:rPr>
               <m:t>max</m:t>
             </m:r>
           </m:fName>
@@ -1665,6 +1756,9 @@
                   <m:funcPr/>
                   <m:fName>
                     <m:r>
+                      <m:rPr>
+                        <m:sty m:val="p"/>
+                      </m:rPr>
                       <m:t>round</m:t>
                     </m:r>
                   </m:fName>
@@ -2703,6 +2797,9 @@
           <m:funcPr/>
           <m:fName>
             <m:r>
+              <m:rPr>
+                <m:sty m:val="p"/>
+              </m:rPr>
               <m:t>max</m:t>
             </m:r>
           </m:fName>
@@ -2912,6 +3009,9 @@
           <m:funcPr/>
           <m:fName>
             <m:r>
+              <m:rPr>
+                <m:sty m:val="p"/>
+              </m:rPr>
               <m:t>P</m:t>
             </m:r>
           </m:fName>
@@ -2958,6 +3058,9 @@
               </m:e>
               <m:sub>
                 <m:r>
+                  <m:rPr>
+                    <m:sty m:val="p"/>
+                  </m:rPr>
                   <m:t>max</m:t>
                 </m:r>
               </m:sub>
@@ -3376,11 +3479,17 @@
               <m:sSubPr/>
               <m:e>
                 <m:r>
+                  <m:rPr>
+                    <m:sty m:val="p"/>
+                  </m:rPr>
                   <m:t>min</m:t>
                 </m:r>
               </m:e>
               <m:sub>
                 <m:r>
+                  <m:rPr>
+                    <m:sty m:val="p"/>
+                  </m:rPr>
                   <m:t>i: dist(i,j) ≤ ρn</m:t>
                 </m:r>
               </m:sub>
@@ -3491,6 +3600,9 @@
           <m:funcPr/>
           <m:fName>
             <m:r>
+              <m:rPr>
+                <m:sty m:val="p"/>
+              </m:rPr>
               <m:t>dist</m:t>
             </m:r>
           </m:fName>
@@ -3512,6 +3624,9 @@
           <m:funcPr/>
           <m:fName>
             <m:r>
+              <m:rPr>
+                <m:sty m:val="p"/>
+              </m:rPr>
               <m:t>arcsin</m:t>
             </m:r>
           </m:fName>
@@ -3526,6 +3641,9 @@
                   <m:sSupPr/>
                   <m:e>
                     <m:r>
+                      <m:rPr>
+                        <m:sty m:val="p"/>
+                      </m:rPr>
                       <m:t>sin</m:t>
                     </m:r>
                   </m:e>
@@ -3559,6 +3677,9 @@
                   <m:funcPr/>
                   <m:fName>
                     <m:r>
+                      <m:rPr>
+                        <m:sty m:val="p"/>
+                      </m:rPr>
                       <m:t>cos</m:t>
                     </m:r>
                   </m:fName>
@@ -3587,6 +3708,9 @@
                   <m:funcPr/>
                   <m:fName>
                     <m:r>
+                      <m:rPr>
+                        <m:sty m:val="p"/>
+                      </m:rPr>
                       <m:t>cos</m:t>
                     </m:r>
                   </m:fName>
@@ -3615,6 +3739,9 @@
                   <m:sSupPr/>
                   <m:e>
                     <m:r>
+                      <m:rPr>
+                        <m:sty m:val="p"/>
+                      </m:rPr>
                       <m:t>sin</m:t>
                     </m:r>
                   </m:e>
@@ -4319,6 +4446,9 @@
           </m:e>
           <m:sub>
             <m:r>
+              <m:rPr>
+                <m:sty m:val="p"/>
+              </m:rPr>
               <m:t>SP</m:t>
             </m:r>
           </m:sub>
@@ -4436,6 +4566,9 @@
           </m:e>
           <m:sub>
             <m:r>
+              <m:rPr>
+                <m:sty m:val="p"/>
+              </m:rPr>
               <m:t>CA</m:t>
             </m:r>
           </m:sub>
@@ -4643,6 +4776,9 @@
           <m:funcPr/>
           <m:fName>
             <m:r>
+              <m:rPr>
+                <m:sty m:val="p"/>
+              </m:rPr>
               <m:t>1</m:t>
             </m:r>
           </m:fName>
@@ -4997,6 +5133,9 @@
           <m:sSubPr/>
           <m:e>
             <m:r>
+              <m:rPr>
+                <m:sty m:val="p"/>
+              </m:rPr>
               <m:t>argmin</m:t>
             </m:r>
           </m:e>
@@ -5174,6 +5313,9 @@
           </m:e>
           <m:sup>
             <m:r>
+              <m:rPr>
+                <m:sty m:val="p"/>
+              </m:rPr>
               <m:t>new</m:t>
             </m:r>
           </m:sup>
@@ -5198,6 +5340,9 @@
           </m:e>
           <m:sup>
             <m:r>
+              <m:rPr>
+                <m:sty m:val="p"/>
+              </m:rPr>
               <m:t>cur</m:t>
             </m:r>
           </m:sup>
@@ -5291,6 +5436,9 @@
           <m:sSubPr/>
           <m:e>
             <m:r>
+              <m:rPr>
+                <m:sty m:val="p"/>
+              </m:rPr>
               <m:t>argmin</m:t>
             </m:r>
           </m:e>
@@ -5387,7 +5535,7 @@
           </m:e>
         </m:d>
         <m:r>
-          <m:t xml:space="preserve">  (lexicographic),</m:t>
+          <m:t>,</m:t>
         </m:r>
       </m:oMath>
       <w:r>
@@ -5468,7 +5616,7 @@
           <w:sz w:val="20"/>
           <w:szCs w:val="20"/>
         </w:rPr>
-        <w:t xml:space="preserve"> is already full and 0 otherwise, so a stop that still has room always wins over a full one, then the lowest score, then the lowest index.</w:t>
+        <w:t xml:space="preserve"> is already full and 0 otherwise, so a stop that still has room always wins over a full one, then the lowest score, then the lowest index (the comparison is lexicographic).</w:t>
       </w:r>
     </w:p>
     <w:p>
@@ -5634,7 +5782,65 @@
           <w:sz w:val="20"/>
           <w:szCs w:val="20"/>
         </w:rPr>
-        <w:t xml:space="preserve">. The measures are</w:t>
+        <w:t xml:space="preserve">. The share caught </w:t>
+      </w:r>
+      <w:r>
+        <w:rPr>
+          <w:rFonts w:ascii="Times New Roman" w:cs="Times New Roman" w:eastAsia="Times New Roman" w:hAnsi="Times New Roman"/>
+          <w:i/>
+          <w:iCs/>
+          <w:sz w:val="20"/>
+          <w:szCs w:val="20"/>
+        </w:rPr>
+        <w:t xml:space="preserve">P</w:t>
+      </w:r>
+      <w:r>
+        <w:rPr>
+          <w:rFonts w:ascii="Times New Roman" w:cs="Times New Roman" w:eastAsia="Times New Roman" w:hAnsi="Times New Roman"/>
+          <w:i/>
+          <w:iCs/>
+          <w:sz w:val="20"/>
+          <w:szCs w:val="20"/>
+          <w:vertAlign w:val="subscript"/>
+        </w:rPr>
+        <w:t xml:space="preserve">K</w:t>
+      </w:r>
+      <w:r>
+        <w:rPr>
+          <w:rFonts w:ascii="Times New Roman" w:cs="Times New Roman" w:eastAsia="Times New Roman" w:hAnsi="Times New Roman"/>
+          <w:sz w:val="20"/>
+          <w:szCs w:val="20"/>
+        </w:rPr>
+        <w:t xml:space="preserve">, the share evacuated </w:t>
+      </w:r>
+      <w:r>
+        <w:rPr>
+          <w:rFonts w:ascii="Times New Roman" w:cs="Times New Roman" w:eastAsia="Times New Roman" w:hAnsi="Times New Roman"/>
+          <w:i/>
+          <w:iCs/>
+          <w:sz w:val="20"/>
+          <w:szCs w:val="20"/>
+        </w:rPr>
+        <w:t xml:space="preserve">P</w:t>
+      </w:r>
+      <w:r>
+        <w:rPr>
+          <w:rFonts w:ascii="Times New Roman" w:cs="Times New Roman" w:eastAsia="Times New Roman" w:hAnsi="Times New Roman"/>
+          <w:i/>
+          <w:iCs/>
+          <w:sz w:val="20"/>
+          <w:szCs w:val="20"/>
+          <w:vertAlign w:val="subscript"/>
+        </w:rPr>
+        <w:t xml:space="preserve">ℰ</w:t>
+      </w:r>
+      <w:r>
+        <w:rPr>
+          <w:rFonts w:ascii="Times New Roman" w:cs="Times New Roman" w:eastAsia="Times New Roman" w:hAnsi="Times New Roman"/>
+          <w:sz w:val="20"/>
+          <w:szCs w:val="20"/>
+        </w:rPr>
+        <w:t xml:space="preserve"> are</w:t>
       </w:r>
     </w:p>
     <w:p>
@@ -5655,8 +5861,21 @@
         <w:t xml:space="preserve">	</w:t>
       </w:r>
       <m:oMath>
+        <m:sSub>
+          <m:sSubPr/>
+          <m:e>
+            <m:r>
+              <m:t>P</m:t>
+            </m:r>
+          </m:e>
+          <m:sub>
+            <m:r>
+              <m:t>K</m:t>
+            </m:r>
+          </m:sub>
+        </m:sSub>
         <m:r>
-          <m:t>caught=</m:t>
+          <m:t>=</m:t>
         </m:r>
         <m:f>
           <m:num>
@@ -5674,7 +5893,23 @@
           </m:den>
         </m:f>
         <m:r>
-          <m:t>,   evacuated=</m:t>
+          <m:t xml:space="preserve">,    </m:t>
+        </m:r>
+        <m:sSub>
+          <m:sSubPr/>
+          <m:e>
+            <m:r>
+              <m:t>P</m:t>
+            </m:r>
+          </m:e>
+          <m:sub>
+            <m:r>
+              <m:t>ℰ</m:t>
+            </m:r>
+          </m:sub>
+        </m:sSub>
+        <m:r>
+          <m:t>=</m:t>
         </m:r>
         <m:f>
           <m:num>
@@ -5692,69 +5927,6 @@
           </m:den>
         </m:f>
         <m:r>
-          <m:t xml:space="preserve">,   </m:t>
-        </m:r>
-        <m:sSub>
-          <m:sSubPr/>
-          <m:e>
-            <m:r>
-              <m:t>T</m:t>
-            </m:r>
-          </m:e>
-          <m:sub>
-            <m:r>
-              <m:t>med</m:t>
-            </m:r>
-          </m:sub>
-        </m:sSub>
-        <m:r>
-          <m:t>=</m:t>
-        </m:r>
-        <m:func>
-          <m:funcPr/>
-          <m:fName>
-            <m:r>
-              <m:t>median</m:t>
-            </m:r>
-          </m:fName>
-          <m:e>
-            <m:d>
-              <m:dPr/>
-              <m:e>
-                <m:sSub>
-                  <m:sSubPr/>
-                  <m:e>
-                    <m:r>
-                      <m:t>t</m:t>
-                    </m:r>
-                  </m:e>
-                  <m:sub>
-                    <m:r>
-                      <m:t>i</m:t>
-                    </m:r>
-                  </m:sub>
-                </m:sSub>
-                <m:r>
-                  <m:t>−</m:t>
-                </m:r>
-                <m:sSub>
-                  <m:sSubPr/>
-                  <m:e>
-                    <m:r>
-                      <m:t>τ</m:t>
-                    </m:r>
-                  </m:e>
-                  <m:sub>
-                    <m:r>
-                      <m:t>a</m:t>
-                    </m:r>
-                  </m:sub>
-                </m:sSub>
-              </m:e>
-            </m:d>
-          </m:e>
-        </m:func>
-        <m:r>
           <m:t>.</m:t>
         </m:r>
       </m:oMath>
@@ -5779,7 +5951,108 @@
           <w:sz w:val="20"/>
           <w:szCs w:val="20"/>
         </w:rPr>
-        <w:t xml:space="preserve">The median is taken over </w:t>
+        <w:t xml:space="preserve">The median time is </w:t>
+      </w:r>
+      <w:r>
+        <w:rPr>
+          <w:rFonts w:ascii="Times New Roman" w:cs="Times New Roman" w:eastAsia="Times New Roman" w:hAnsi="Times New Roman"/>
+          <w:i/>
+          <w:iCs/>
+          <w:sz w:val="20"/>
+          <w:szCs w:val="20"/>
+        </w:rPr>
+        <w:t xml:space="preserve">T</w:t>
+      </w:r>
+      <w:r>
+        <w:rPr>
+          <w:rFonts w:ascii="Times New Roman" w:cs="Times New Roman" w:eastAsia="Times New Roman" w:hAnsi="Times New Roman"/>
+          <w:i/>
+          <w:iCs/>
+          <w:sz w:val="20"/>
+          <w:szCs w:val="20"/>
+          <w:vertAlign w:val="subscript"/>
+        </w:rPr>
+        <w:t xml:space="preserve">med</w:t>
+      </w:r>
+      <w:r>
+        <w:rPr>
+          <w:rFonts w:ascii="Times New Roman" w:cs="Times New Roman" w:eastAsia="Times New Roman" w:hAnsi="Times New Roman"/>
+          <w:i/>
+          <w:iCs/>
+          <w:sz w:val="20"/>
+          <w:szCs w:val="20"/>
+        </w:rPr>
+        <w:t xml:space="preserve"> = median(</w:t>
+      </w:r>
+      <w:r>
+        <w:rPr>
+          <w:rFonts w:ascii="Times New Roman" w:cs="Times New Roman" w:eastAsia="Times New Roman" w:hAnsi="Times New Roman"/>
+          <w:i/>
+          <w:iCs/>
+          <w:sz w:val="20"/>
+          <w:szCs w:val="20"/>
+        </w:rPr>
+        <w:t xml:space="preserve">t</w:t>
+      </w:r>
+      <w:r>
+        <w:rPr>
+          <w:rFonts w:ascii="Times New Roman" w:cs="Times New Roman" w:eastAsia="Times New Roman" w:hAnsi="Times New Roman"/>
+          <w:i/>
+          <w:iCs/>
+          <w:sz w:val="20"/>
+          <w:szCs w:val="20"/>
+          <w:vertAlign w:val="subscript"/>
+        </w:rPr>
+        <w:t xml:space="preserve">i</w:t>
+      </w:r>
+      <w:r>
+        <w:rPr>
+          <w:rFonts w:ascii="Times New Roman" w:cs="Times New Roman" w:eastAsia="Times New Roman" w:hAnsi="Times New Roman"/>
+          <w:i/>
+          <w:iCs/>
+          <w:sz w:val="20"/>
+          <w:szCs w:val="20"/>
+        </w:rPr>
+        <w:t xml:space="preserve"> − </w:t>
+      </w:r>
+      <w:r>
+        <w:rPr>
+          <w:rFonts w:ascii="Times New Roman" w:cs="Times New Roman" w:eastAsia="Times New Roman" w:hAnsi="Times New Roman"/>
+          <w:i/>
+          <w:iCs/>
+          <w:sz w:val="20"/>
+          <w:szCs w:val="20"/>
+        </w:rPr>
+        <w:t xml:space="preserve">τ</w:t>
+      </w:r>
+      <w:r>
+        <w:rPr>
+          <w:rFonts w:ascii="Times New Roman" w:cs="Times New Roman" w:eastAsia="Times New Roman" w:hAnsi="Times New Roman"/>
+          <w:i/>
+          <w:iCs/>
+          <w:sz w:val="20"/>
+          <w:szCs w:val="20"/>
+          <w:vertAlign w:val="subscript"/>
+        </w:rPr>
+        <w:t xml:space="preserve">a</w:t>
+      </w:r>
+      <w:r>
+        <w:rPr>
+          <w:rFonts w:ascii="Times New Roman" w:cs="Times New Roman" w:eastAsia="Times New Roman" w:hAnsi="Times New Roman"/>
+          <w:i/>
+          <w:iCs/>
+          <w:sz w:val="20"/>
+          <w:szCs w:val="20"/>
+        </w:rPr>
+        <w:t xml:space="preserve">)</w:t>
+      </w:r>
+      <w:r>
+        <w:rPr>
+          <w:rFonts w:ascii="Times New Roman" w:cs="Times New Roman" w:eastAsia="Times New Roman" w:hAnsi="Times New Roman"/>
+          <w:sz w:val="20"/>
+          <w:szCs w:val="20"/>
+        </w:rPr>
+        <w:t xml:space="preserve"> over </w:t>
       </w:r>
       <w:r>
         <w:rPr>
@@ -5797,7 +6070,7 @@
           <w:sz w:val="20"/>
           <w:szCs w:val="20"/>
         </w:rPr>
-        <w:t xml:space="preserve"> and is counted from the alert, so it excludes the quiet time before the alert. For </w:t>
+        <w:t xml:space="preserve">; it is counted from the alert, so it excludes the quiet time before the alert. For </w:t>
       </w:r>
       <w:r>
         <w:rPr>
@@ -6911,6 +7184,9 @@
           </m:e>
           <m:sub>
             <m:r>
+              <m:rPr>
+                <m:sty m:val="p"/>
+              </m:rPr>
               <m:t>LB</m:t>
             </m:r>
           </m:sub>
@@ -7141,6 +7417,9 @@
           <m:funcPr/>
           <m:fName>
             <m:r>
+              <m:rPr>
+                <m:sty m:val="p"/>
+              </m:rPr>
               <m:t>E</m:t>
             </m:r>
           </m:fName>
@@ -7160,6 +7439,9 @@
                   </m:e>
                   <m:sub>
                     <m:r>
+                      <m:rPr>
+                        <m:sty m:val="p"/>
+                      </m:rPr>
                       <m:t>LB</m:t>
                     </m:r>
                   </m:sub>
@@ -7200,6 +7482,9 @@
               <m:funcPr/>
               <m:fName>
                 <m:r>
+                  <m:rPr>
+                    <m:sty m:val="p"/>
+                  </m:rPr>
                   <m:t>min</m:t>
                 </m:r>
               </m:fName>
@@ -7217,6 +7502,9 @@
                       <m:funcPr/>
                       <m:fName>
                         <m:r>
+                          <m:rPr>
+                            <m:sty m:val="p"/>
+                          </m:rPr>
                           <m:t>max</m:t>
                         </m:r>
                       </m:fName>
@@ -7259,6 +7547,9 @@
                                   </m:e>
                                   <m:sub>
                                     <m:r>
+                                      <m:rPr>
+                                        <m:sty m:val="p"/>
+                                      </m:rPr>
                                       <m:t>max</m:t>
                                     </m:r>
                                   </m:sub>
@@ -7529,6 +7820,9 @@
           <m:sSubPr/>
           <m:e>
             <m:r>
+              <m:rPr>
+                <m:sty m:val="p"/>
+              </m:rPr>
               <m:t>min</m:t>
             </m:r>
           </m:e>
@@ -7743,6 +8037,8 @@
       <w:r>
         <w:rPr>
           <w:rFonts w:ascii="Times New Roman" w:cs="Times New Roman" w:eastAsia="Times New Roman" w:hAnsi="Times New Roman"/>
+          <w:b/>
+          <w:bCs/>
           <w:sz w:val="18"/>
           <w:szCs w:val="18"/>
         </w:rPr>
@@ -8013,6 +8309,8 @@
         <w:ind w:firstLine="200"/>
         <w:jc w:val="both"/>
         <w:sectPr>
+          <w:headerReference w:type="default" r:id="rId14"/>
+          <w:footerReference w:type="default" r:id="rId15"/>
           <w:type w:val="continuous"/>
           <w:pgSz w:w="12240" w:h="15840" w:orient="portrait"/>
           <w:pgMar w:top="1080" w:right="1080" w:bottom="1080" w:left="1080" w:header="708" w:footer="708" w:gutter="0"/>
@@ -8039,10 +8337,20 @@
       <w:r>
         <w:rPr>
           <w:rFonts w:ascii="Times New Roman" w:cs="Times New Roman" w:eastAsia="Times New Roman" w:hAnsi="Times New Roman"/>
+          <w:b/>
+          <w:bCs/>
           <w:sz w:val="16"/>
           <w:szCs w:val="16"/>
         </w:rPr>
-        <w:t xml:space="preserve">TABLE II. PARAMETERS OF THE MODEL AND THEIR BASIS</w:t>
+        <w:t xml:space="preserve">TABLE II.</w:t>
+      </w:r>
+      <w:r>
+        <w:rPr>
+          <w:rFonts w:ascii="Times New Roman" w:cs="Times New Roman" w:eastAsia="Times New Roman" w:hAnsi="Times New Roman"/>
+          <w:sz w:val="16"/>
+          <w:szCs w:val="16"/>
+        </w:rPr>
+        <w:t xml:space="preserve"> PARAMETERS OF THE MODEL AND THEIR BASIS</w:t>
       </w:r>
     </w:p>
     <w:tbl>
@@ -8078,15 +8386,17 @@
               <w:bottom w:val="single" w:color="000000" w:sz="4"/>
               <w:right w:val="none" w:color="FFFFFF" w:sz="0"/>
             </w:tcBorders>
-            <w:tcMar>
-              <w:top w:type="dxa" w:w="25"/>
-              <w:left w:type="dxa" w:w="50"/>
-              <w:bottom w:type="dxa" w:w="25"/>
-              <w:right w:type="dxa" w:w="50"/>
-            </w:tcMar>
-          </w:tcPr>
-          <w:p>
-            <w:pPr>
+            <w:shd w:fill="E9ECEF" w:color="auto" w:val="clear"/>
+            <w:tcMar>
+              <w:top w:type="dxa" w:w="25"/>
+              <w:left w:type="dxa" w:w="50"/>
+              <w:bottom w:type="dxa" w:w="25"/>
+              <w:right w:type="dxa" w:w="50"/>
+            </w:tcMar>
+          </w:tcPr>
+          <w:p>
+            <w:pPr>
+              <w:keepNext/>
               <w:jc w:val="left"/>
             </w:pPr>
             <w:r>
@@ -8110,15 +8420,17 @@
               <w:bottom w:val="single" w:color="000000" w:sz="4"/>
               <w:right w:val="none" w:color="FFFFFF" w:sz="0"/>
             </w:tcBorders>
-            <w:tcMar>
-              <w:top w:type="dxa" w:w="25"/>
-              <w:left w:type="dxa" w:w="50"/>
-              <w:bottom w:type="dxa" w:w="25"/>
-              <w:right w:type="dxa" w:w="50"/>
-            </w:tcMar>
-          </w:tcPr>
-          <w:p>
-            <w:pPr>
+            <w:shd w:fill="E9ECEF" w:color="auto" w:val="clear"/>
+            <w:tcMar>
+              <w:top w:type="dxa" w:w="25"/>
+              <w:left w:type="dxa" w:w="50"/>
+              <w:bottom w:type="dxa" w:w="25"/>
+              <w:right w:type="dxa" w:w="50"/>
+            </w:tcMar>
+          </w:tcPr>
+          <w:p>
+            <w:pPr>
+              <w:keepNext/>
               <w:jc w:val="center"/>
             </w:pPr>
             <w:r>
@@ -8142,15 +8454,17 @@
               <w:bottom w:val="single" w:color="000000" w:sz="4"/>
               <w:right w:val="none" w:color="FFFFFF" w:sz="0"/>
             </w:tcBorders>
-            <w:tcMar>
-              <w:top w:type="dxa" w:w="25"/>
-              <w:left w:type="dxa" w:w="50"/>
-              <w:bottom w:type="dxa" w:w="25"/>
-              <w:right w:type="dxa" w:w="50"/>
-            </w:tcMar>
-          </w:tcPr>
-          <w:p>
-            <w:pPr>
+            <w:shd w:fill="E9ECEF" w:color="auto" w:val="clear"/>
+            <w:tcMar>
+              <w:top w:type="dxa" w:w="25"/>
+              <w:left w:type="dxa" w:w="50"/>
+              <w:bottom w:type="dxa" w:w="25"/>
+              <w:right w:type="dxa" w:w="50"/>
+            </w:tcMar>
+          </w:tcPr>
+          <w:p>
+            <w:pPr>
+              <w:keepNext/>
               <w:jc w:val="center"/>
             </w:pPr>
             <w:r>
@@ -8174,15 +8488,17 @@
               <w:bottom w:val="single" w:color="000000" w:sz="4"/>
               <w:right w:val="none" w:color="FFFFFF" w:sz="0"/>
             </w:tcBorders>
-            <w:tcMar>
-              <w:top w:type="dxa" w:w="25"/>
-              <w:left w:type="dxa" w:w="50"/>
-              <w:bottom w:type="dxa" w:w="25"/>
-              <w:right w:type="dxa" w:w="50"/>
-            </w:tcMar>
-          </w:tcPr>
-          <w:p>
-            <w:pPr>
+            <w:shd w:fill="E9ECEF" w:color="auto" w:val="clear"/>
+            <w:tcMar>
+              <w:top w:type="dxa" w:w="25"/>
+              <w:left w:type="dxa" w:w="50"/>
+              <w:bottom w:type="dxa" w:w="25"/>
+              <w:right w:type="dxa" w:w="50"/>
+            </w:tcMar>
+          </w:tcPr>
+          <w:p>
+            <w:pPr>
+              <w:keepNext/>
               <w:jc w:val="left"/>
             </w:pPr>
             <w:r>
@@ -8221,6 +8537,7 @@
           </w:tcPr>
           <w:p>
             <w:pPr>
+              <w:keepNext/>
               <w:jc w:val="left"/>
             </w:pPr>
             <w:r>
@@ -8253,6 +8570,7 @@
           </w:tcPr>
           <w:p>
             <w:pPr>
+              <w:keepNext/>
               <w:jc w:val="center"/>
             </w:pPr>
             <w:r>
@@ -8285,6 +8603,7 @@
           </w:tcPr>
           <w:p>
             <w:pPr>
+              <w:keepNext/>
               <w:jc w:val="center"/>
             </w:pPr>
             <w:r>
@@ -8317,6 +8636,7 @@
           </w:tcPr>
           <w:p>
             <w:pPr>
+              <w:keepNext/>
               <w:jc w:val="left"/>
             </w:pPr>
             <w:r>
@@ -8355,6 +8675,7 @@
           </w:tcPr>
           <w:p>
             <w:pPr>
+              <w:keepNext/>
               <w:jc w:val="left"/>
             </w:pPr>
             <w:r>
@@ -8387,6 +8708,7 @@
           </w:tcPr>
           <w:p>
             <w:pPr>
+              <w:keepNext/>
               <w:jc w:val="center"/>
             </w:pPr>
             <w:r>
@@ -8419,6 +8741,7 @@
           </w:tcPr>
           <w:p>
             <w:pPr>
+              <w:keepNext/>
               <w:jc w:val="center"/>
             </w:pPr>
             <w:r>
@@ -8451,6 +8774,7 @@
           </w:tcPr>
           <w:p>
             <w:pPr>
+              <w:keepNext/>
               <w:jc w:val="left"/>
             </w:pPr>
             <w:r>
@@ -8489,6 +8813,7 @@
           </w:tcPr>
           <w:p>
             <w:pPr>
+              <w:keepNext/>
               <w:jc w:val="left"/>
             </w:pPr>
             <w:r>
@@ -8521,6 +8846,7 @@
           </w:tcPr>
           <w:p>
             <w:pPr>
+              <w:keepNext/>
               <w:jc w:val="center"/>
             </w:pPr>
             <w:r>
@@ -8564,6 +8890,7 @@
           </w:tcPr>
           <w:p>
             <w:pPr>
+              <w:keepNext/>
               <w:jc w:val="center"/>
             </w:pPr>
             <w:r>
@@ -8596,6 +8923,7 @@
           </w:tcPr>
           <w:p>
             <w:pPr>
+              <w:keepNext/>
               <w:jc w:val="left"/>
             </w:pPr>
             <w:r>
@@ -8634,6 +8962,7 @@
           </w:tcPr>
           <w:p>
             <w:pPr>
+              <w:keepNext/>
               <w:jc w:val="left"/>
             </w:pPr>
             <w:r>
@@ -8666,6 +8995,7 @@
           </w:tcPr>
           <w:p>
             <w:pPr>
+              <w:keepNext/>
               <w:jc w:val="center"/>
             </w:pPr>
             <w:r>
@@ -8698,6 +9028,7 @@
           </w:tcPr>
           <w:p>
             <w:pPr>
+              <w:keepNext/>
               <w:jc w:val="center"/>
             </w:pPr>
             <w:r>
@@ -8730,6 +9061,7 @@
           </w:tcPr>
           <w:p>
             <w:pPr>
+              <w:keepNext/>
               <w:jc w:val="left"/>
             </w:pPr>
             <w:r>
@@ -8768,6 +9100,7 @@
           </w:tcPr>
           <w:p>
             <w:pPr>
+              <w:keepNext/>
               <w:jc w:val="left"/>
             </w:pPr>
             <w:r>
@@ -8800,6 +9133,7 @@
           </w:tcPr>
           <w:p>
             <w:pPr>
+              <w:keepNext/>
               <w:jc w:val="center"/>
             </w:pPr>
             <w:r>
@@ -8832,6 +9166,7 @@
           </w:tcPr>
           <w:p>
             <w:pPr>
+              <w:keepNext/>
               <w:jc w:val="center"/>
             </w:pPr>
             <w:r>
@@ -8864,6 +9199,7 @@
           </w:tcPr>
           <w:p>
             <w:pPr>
+              <w:keepNext/>
               <w:jc w:val="left"/>
             </w:pPr>
             <w:r>
@@ -8902,6 +9238,7 @@
           </w:tcPr>
           <w:p>
             <w:pPr>
+              <w:keepNext/>
               <w:jc w:val="left"/>
             </w:pPr>
             <w:r>
@@ -8934,6 +9271,7 @@
           </w:tcPr>
           <w:p>
             <w:pPr>
+              <w:keepNext/>
               <w:jc w:val="center"/>
             </w:pPr>
             <w:r>
@@ -8977,6 +9315,7 @@
           </w:tcPr>
           <w:p>
             <w:pPr>
+              <w:keepNext/>
               <w:jc w:val="center"/>
             </w:pPr>
             <w:r>
@@ -9009,6 +9348,7 @@
           </w:tcPr>
           <w:p>
             <w:pPr>
+              <w:keepNext/>
               <w:jc w:val="left"/>
             </w:pPr>
             <w:r>
@@ -9047,6 +9387,7 @@
           </w:tcPr>
           <w:p>
             <w:pPr>
+              <w:keepNext/>
               <w:jc w:val="left"/>
             </w:pPr>
             <w:r>
@@ -9079,6 +9420,7 @@
           </w:tcPr>
           <w:p>
             <w:pPr>
+              <w:keepNext/>
               <w:jc w:val="center"/>
             </w:pPr>
             <w:r>
@@ -9132,6 +9474,7 @@
           </w:tcPr>
           <w:p>
             <w:pPr>
+              <w:keepNext/>
               <w:jc w:val="center"/>
             </w:pPr>
             <w:r>
@@ -9164,6 +9507,7 @@
           </w:tcPr>
           <w:p>
             <w:pPr>
+              <w:keepNext/>
               <w:jc w:val="left"/>
             </w:pPr>
             <w:r>
@@ -9202,6 +9546,7 @@
           </w:tcPr>
           <w:p>
             <w:pPr>
+              <w:keepNext/>
               <w:jc w:val="left"/>
             </w:pPr>
             <w:r>
@@ -9234,6 +9579,7 @@
           </w:tcPr>
           <w:p>
             <w:pPr>
+              <w:keepNext/>
               <w:jc w:val="center"/>
             </w:pPr>
             <w:r>
@@ -9277,6 +9623,7 @@
           </w:tcPr>
           <w:p>
             <w:pPr>
+              <w:keepNext/>
               <w:jc w:val="center"/>
             </w:pPr>
             <w:r>
@@ -9309,6 +9656,7 @@
           </w:tcPr>
           <w:p>
             <w:pPr>
+              <w:keepNext/>
               <w:jc w:val="left"/>
             </w:pPr>
             <w:r>
@@ -9347,6 +9695,7 @@
           </w:tcPr>
           <w:p>
             <w:pPr>
+              <w:keepNext/>
               <w:jc w:val="left"/>
             </w:pPr>
             <w:r>
@@ -9379,6 +9728,7 @@
           </w:tcPr>
           <w:p>
             <w:pPr>
+              <w:keepNext/>
               <w:jc w:val="center"/>
             </w:pPr>
             <w:r>
@@ -9422,6 +9772,7 @@
           </w:tcPr>
           <w:p>
             <w:pPr>
+              <w:keepNext/>
               <w:jc w:val="center"/>
             </w:pPr>
             <w:r>
@@ -9475,6 +9826,7 @@
           </w:tcPr>
           <w:p>
             <w:pPr>
+              <w:keepNext/>
               <w:jc w:val="left"/>
             </w:pPr>
             <w:r>
@@ -9534,6 +9886,7 @@
           </w:tcPr>
           <w:p>
             <w:pPr>
+              <w:keepNext/>
               <w:jc w:val="left"/>
             </w:pPr>
             <w:r>
@@ -9566,6 +9919,7 @@
           </w:tcPr>
           <w:p>
             <w:pPr>
+              <w:keepNext/>
               <w:jc w:val="center"/>
             </w:pPr>
             <w:r>
@@ -9609,6 +9963,7 @@
           </w:tcPr>
           <w:p>
             <w:pPr>
+              <w:keepNext/>
               <w:jc w:val="center"/>
             </w:pPr>
             <w:r>
@@ -9641,6 +9996,7 @@
           </w:tcPr>
           <w:p>
             <w:pPr>
+              <w:keepNext/>
               <w:jc w:val="left"/>
             </w:pPr>
             <w:r>
@@ -9679,6 +10035,7 @@
           </w:tcPr>
           <w:p>
             <w:pPr>
+              <w:keepNext/>
               <w:jc w:val="left"/>
             </w:pPr>
             <w:r>
@@ -9711,6 +10068,7 @@
           </w:tcPr>
           <w:p>
             <w:pPr>
+              <w:keepNext/>
               <w:jc w:val="center"/>
             </w:pPr>
             <w:r>
@@ -9743,6 +10101,7 @@
           </w:tcPr>
           <w:p>
             <w:pPr>
+              <w:keepNext/>
               <w:jc w:val="center"/>
             </w:pPr>
             <w:r>
@@ -9775,6 +10134,7 @@
           </w:tcPr>
           <w:p>
             <w:pPr>
+              <w:keepNext/>
               <w:jc w:val="left"/>
             </w:pPr>
             <w:r>
@@ -9813,6 +10173,7 @@
           </w:tcPr>
           <w:p>
             <w:pPr>
+              <w:keepNext/>
               <w:jc w:val="left"/>
             </w:pPr>
             <w:r>
@@ -9845,6 +10206,7 @@
           </w:tcPr>
           <w:p>
             <w:pPr>
+              <w:keepNext/>
               <w:jc w:val="center"/>
             </w:pPr>
             <w:r>
@@ -9877,6 +10239,7 @@
           </w:tcPr>
           <w:p>
             <w:pPr>
+              <w:keepNext/>
               <w:jc w:val="center"/>
             </w:pPr>
             <w:r>
@@ -9909,6 +10272,7 @@
           </w:tcPr>
           <w:p>
             <w:pPr>
+              <w:keepNext/>
               <w:jc w:val="left"/>
             </w:pPr>
             <w:r>
@@ -9947,6 +10311,7 @@
           </w:tcPr>
           <w:p>
             <w:pPr>
+              <w:keepNext/>
               <w:jc w:val="left"/>
             </w:pPr>
             <w:r>
@@ -9979,6 +10344,7 @@
           </w:tcPr>
           <w:p>
             <w:pPr>
+              <w:keepNext/>
               <w:jc w:val="center"/>
             </w:pPr>
             <w:r>
@@ -10011,6 +10377,7 @@
           </w:tcPr>
           <w:p>
             <w:pPr>
+              <w:keepNext/>
               <w:jc w:val="center"/>
             </w:pPr>
             <w:r>
@@ -10043,6 +10410,7 @@
           </w:tcPr>
           <w:p>
             <w:pPr>
+              <w:keepNext/>
               <w:jc w:val="left"/>
             </w:pPr>
             <w:r>
@@ -10081,6 +10449,7 @@
           </w:tcPr>
           <w:p>
             <w:pPr>
+              <w:keepNext/>
               <w:jc w:val="left"/>
             </w:pPr>
             <w:r>
@@ -10113,6 +10482,7 @@
           </w:tcPr>
           <w:p>
             <w:pPr>
+              <w:keepNext/>
               <w:jc w:val="center"/>
             </w:pPr>
             <w:r>
@@ -10145,6 +10515,7 @@
           </w:tcPr>
           <w:p>
             <w:pPr>
+              <w:keepNext/>
               <w:jc w:val="center"/>
             </w:pPr>
             <w:r>
@@ -10177,6 +10548,7 @@
           </w:tcPr>
           <w:p>
             <w:pPr>
+              <w:keepNext/>
               <w:jc w:val="left"/>
             </w:pPr>
             <w:r>
@@ -10215,6 +10587,7 @@
           </w:tcPr>
           <w:p>
             <w:pPr>
+              <w:keepNext/>
               <w:jc w:val="left"/>
             </w:pPr>
             <w:r>
@@ -10247,6 +10620,7 @@
           </w:tcPr>
           <w:p>
             <w:pPr>
+              <w:keepNext/>
               <w:jc w:val="center"/>
             </w:pPr>
             <w:r>
@@ -10300,6 +10674,7 @@
           </w:tcPr>
           <w:p>
             <w:pPr>
+              <w:keepNext/>
               <w:jc w:val="center"/>
             </w:pPr>
             <w:r>
@@ -10332,6 +10707,7 @@
           </w:tcPr>
           <w:p>
             <w:pPr>
+              <w:keepNext/>
               <w:jc w:val="left"/>
             </w:pPr>
             <w:r>
@@ -10370,6 +10746,7 @@
           </w:tcPr>
           <w:p>
             <w:pPr>
+              <w:keepNext/>
               <w:jc w:val="left"/>
             </w:pPr>
             <w:r>
@@ -10402,6 +10779,7 @@
           </w:tcPr>
           <w:p>
             <w:pPr>
+              <w:keepNext/>
               <w:jc w:val="center"/>
             </w:pPr>
             <w:r>
@@ -10434,6 +10812,7 @@
           </w:tcPr>
           <w:p>
             <w:pPr>
+              <w:keepNext/>
               <w:jc w:val="center"/>
             </w:pPr>
             <w:r>
@@ -10466,6 +10845,7 @@
           </w:tcPr>
           <w:p>
             <w:pPr>
+              <w:keepNext/>
               <w:jc w:val="left"/>
             </w:pPr>
             <w:r>
@@ -10504,6 +10884,7 @@
           </w:tcPr>
           <w:p>
             <w:pPr>
+              <w:keepNext/>
               <w:jc w:val="left"/>
             </w:pPr>
             <w:r>
@@ -10536,6 +10917,7 @@
           </w:tcPr>
           <w:p>
             <w:pPr>
+              <w:keepNext/>
               <w:jc w:val="center"/>
             </w:pPr>
             <w:r>
@@ -10568,6 +10950,7 @@
           </w:tcPr>
           <w:p>
             <w:pPr>
+              <w:keepNext/>
               <w:jc w:val="center"/>
             </w:pPr>
             <w:r>
@@ -10600,6 +10983,7 @@
           </w:tcPr>
           <w:p>
             <w:pPr>
+              <w:keepNext/>
               <w:jc w:val="left"/>
             </w:pPr>
             <w:r>
@@ -10638,6 +11022,7 @@
           </w:tcPr>
           <w:p>
             <w:pPr>
+              <w:keepNext w:val="false"/>
               <w:jc w:val="left"/>
             </w:pPr>
             <w:r>
@@ -10670,6 +11055,7 @@
           </w:tcPr>
           <w:p>
             <w:pPr>
+              <w:keepNext w:val="false"/>
               <w:jc w:val="center"/>
             </w:pPr>
             <w:r>
@@ -10702,6 +11088,7 @@
           </w:tcPr>
           <w:p>
             <w:pPr>
+              <w:keepNext w:val="false"/>
               <w:jc w:val="center"/>
             </w:pPr>
             <w:r>
@@ -10734,6 +11121,7 @@
           </w:tcPr>
           <w:p>
             <w:pPr>
+              <w:keepNext w:val="false"/>
               <w:jc w:val="left"/>
             </w:pPr>
             <w:r>
@@ -10755,6 +11143,8 @@
         <w:spacing w:after="60" w:before="0" w:line="240"/>
         <w:jc w:val="both"/>
         <w:sectPr>
+          <w:headerReference w:type="default" r:id="rId16"/>
+          <w:footerReference w:type="default" r:id="rId17"/>
           <w:type w:val="continuous"/>
           <w:pgSz w:w="12240" w:h="15840" w:orient="portrait"/>
           <w:pgMar w:top="1080" w:right="1080" w:bottom="1080" w:left="1080" w:header="708" w:footer="708" w:gutter="0"/>
@@ -10780,6 +11170,8 @@
       <w:r>
         <w:rPr>
           <w:rFonts w:ascii="Times New Roman" w:cs="Times New Roman" w:eastAsia="Times New Roman" w:hAnsi="Times New Roman"/>
+          <w:b/>
+          <w:bCs/>
           <w:sz w:val="18"/>
           <w:szCs w:val="18"/>
         </w:rPr>
@@ -10792,6 +11184,8 @@
         <w:ind w:firstLine="200"/>
         <w:jc w:val="both"/>
         <w:sectPr>
+          <w:headerReference w:type="default" r:id="rId18"/>
+          <w:footerReference w:type="default" r:id="rId19"/>
           <w:type w:val="continuous"/>
           <w:pgSz w:w="12240" w:h="15840" w:orient="portrait"/>
           <w:pgMar w:top="1080" w:right="1080" w:bottom="1080" w:left="1080" w:header="708" w:footer="708" w:gutter="0"/>
@@ -10834,7 +11228,7 @@
                     </pic:cNvPicPr>
                   </pic:nvPicPr>
                   <pic:blipFill>
-                    <a:blip r:embed="rId8" cstate="none"/>
+                    <a:blip r:embed="rId42" cstate="none"/>
                     <a:srcRect/>
                     <a:stretch>
                       <a:fillRect/>
@@ -10861,6 +11255,8 @@
         <w:spacing w:after="100" w:before="0" w:line="240"/>
         <w:jc w:val="center"/>
         <w:sectPr>
+          <w:headerReference w:type="default" r:id="rId20"/>
+          <w:footerReference w:type="default" r:id="rId21"/>
           <w:type w:val="continuous"/>
           <w:pgSz w:w="12240" w:h="15840" w:orient="portrait"/>
           <w:pgMar w:top="1080" w:right="1080" w:bottom="1080" w:left="1080" w:header="708" w:footer="708" w:gutter="0"/>
@@ -10871,10 +11267,20 @@
       <w:r>
         <w:rPr>
           <w:rFonts w:ascii="Times New Roman" w:cs="Times New Roman" w:eastAsia="Times New Roman" w:hAnsi="Times New Roman"/>
+          <w:b/>
+          <w:bCs/>
           <w:sz w:val="16"/>
           <w:szCs w:val="16"/>
         </w:rPr>
-        <w:t xml:space="preserve">Fig. 2. Architecture of Panic Engine. The engine writes every event to the database; the analysis, the dashboard and the browser replay all read from it.</w:t>
+        <w:t xml:space="preserve">Fig. 2.</w:t>
+      </w:r>
+      <w:r>
+        <w:rPr>
+          <w:rFonts w:ascii="Times New Roman" w:cs="Times New Roman" w:eastAsia="Times New Roman" w:hAnsi="Times New Roman"/>
+          <w:sz w:val="16"/>
+          <w:szCs w:val="16"/>
+        </w:rPr>
+        <w:t xml:space="preserve"> Architecture of Panic Engine. The engine writes every event to the database; the analysis, the dashboard and the browser replay all read from it.</w:t>
       </w:r>
     </w:p>
     <w:p>
@@ -10883,6 +11289,8 @@
         <w:ind w:firstLine="200"/>
         <w:jc w:val="both"/>
         <w:sectPr>
+          <w:headerReference w:type="default" r:id="rId22"/>
+          <w:footerReference w:type="default" r:id="rId23"/>
           <w:type w:val="continuous"/>
           <w:pgSz w:w="12240" w:h="15840" w:orient="portrait"/>
           <w:pgMar w:top="1080" w:right="1080" w:bottom="1080" w:left="1080" w:header="708" w:footer="708" w:gutter="0"/>
@@ -10925,7 +11333,7 @@
                     </pic:cNvPicPr>
                   </pic:nvPicPr>
                   <pic:blipFill>
-                    <a:blip r:embed="rId9" cstate="none"/>
+                    <a:blip r:embed="rId43" cstate="none"/>
                     <a:srcRect/>
                     <a:stretch>
                       <a:fillRect/>
@@ -10952,6 +11360,8 @@
         <w:spacing w:after="100" w:before="0" w:line="240"/>
         <w:jc w:val="center"/>
         <w:sectPr>
+          <w:headerReference w:type="default" r:id="rId24"/>
+          <w:footerReference w:type="default" r:id="rId25"/>
           <w:type w:val="continuous"/>
           <w:pgSz w:w="12240" w:h="15840" w:orient="portrait"/>
           <w:pgMar w:top="1080" w:right="1080" w:bottom="1080" w:left="1080" w:header="708" w:footer="708" w:gutter="0"/>
@@ -10962,10 +11372,20 @@
       <w:r>
         <w:rPr>
           <w:rFonts w:ascii="Times New Roman" w:cs="Times New Roman" w:eastAsia="Times New Roman" w:hAnsi="Times New Roman"/>
+          <w:b/>
+          <w:bCs/>
           <w:sz w:val="16"/>
           <w:szCs w:val="16"/>
         </w:rPr>
-        <w:t xml:space="preserve">Fig. 3. The dashboard. (a) Quick controls at the top of the page and the four tabs. (b)–(e) The sidebar: map and safe stops, the bomb (blast radius, alert radius, strike time, lead time), the alert channels (phone share, sirens, neighbour relay), danger zones and the crowd.</w:t>
+        <w:t xml:space="preserve">Fig. 3.</w:t>
+      </w:r>
+      <w:r>
+        <w:rPr>
+          <w:rFonts w:ascii="Times New Roman" w:cs="Times New Roman" w:eastAsia="Times New Roman" w:hAnsi="Times New Roman"/>
+          <w:sz w:val="16"/>
+          <w:szCs w:val="16"/>
+        </w:rPr>
+        <w:t xml:space="preserve"> The dashboard. (a) Quick controls at the top of the page and the four tabs. (b)–(e) The sidebar: map and safe stops, the bomb (blast radius, alert radius, strike time, lead time), the alert channels (phone share, sirens, neighbour relay), danger zones and the crowd.</w:t>
       </w:r>
     </w:p>
     <w:p>
@@ -10974,6 +11394,8 @@
         <w:ind w:firstLine="200"/>
         <w:jc w:val="both"/>
         <w:sectPr>
+          <w:headerReference w:type="default" r:id="rId26"/>
+          <w:footerReference w:type="default" r:id="rId27"/>
           <w:type w:val="continuous"/>
           <w:pgSz w:w="12240" w:h="15840" w:orient="portrait"/>
           <w:pgMar w:top="1080" w:right="1080" w:bottom="1080" w:left="1080" w:header="708" w:footer="708" w:gutter="0"/>
@@ -11016,7 +11438,7 @@
                     </pic:cNvPicPr>
                   </pic:nvPicPr>
                   <pic:blipFill>
-                    <a:blip r:embed="rId10" cstate="none"/>
+                    <a:blip r:embed="rId44" cstate="none"/>
                     <a:srcRect/>
                     <a:stretch>
                       <a:fillRect/>
@@ -11043,6 +11465,8 @@
         <w:spacing w:after="100" w:before="0" w:line="240"/>
         <w:jc w:val="center"/>
         <w:sectPr>
+          <w:headerReference w:type="default" r:id="rId28"/>
+          <w:footerReference w:type="default" r:id="rId29"/>
           <w:type w:val="continuous"/>
           <w:pgSz w:w="12240" w:h="15840" w:orient="portrait"/>
           <w:pgMar w:top="1080" w:right="1080" w:bottom="1080" w:left="1080" w:header="708" w:footer="708" w:gutter="0"/>
@@ -11053,10 +11477,20 @@
       <w:r>
         <w:rPr>
           <w:rFonts w:ascii="Times New Roman" w:cs="Times New Roman" w:eastAsia="Times New Roman" w:hAnsi="Times New Roman"/>
+          <w:b/>
+          <w:bCs/>
           <w:sz w:val="16"/>
           <w:szCs w:val="16"/>
         </w:rPr>
-        <w:t xml:space="preserve">Fig. 4. The 3-D replay of a bomb drill in Mangalagiri at four moments: (a) the alert is issued and the phone screen of a tracked person shows the route and a countdown to the strike; (b) people are walking to the safe stops; (c) the blast has occurred and the roads inside it are closed; (d) everyone has reached a safe stop.</w:t>
+        <w:t xml:space="preserve">Fig. 4.</w:t>
+      </w:r>
+      <w:r>
+        <w:rPr>
+          <w:rFonts w:ascii="Times New Roman" w:cs="Times New Roman" w:eastAsia="Times New Roman" w:hAnsi="Times New Roman"/>
+          <w:sz w:val="16"/>
+          <w:szCs w:val="16"/>
+        </w:rPr>
+        <w:t xml:space="preserve"> The 3-D replay of a bomb drill in Mangalagiri at four moments: (a) the alert is issued and the phone screen of a tracked person shows the route and a countdown to the strike; (b) people are walking to the safe stops; (c) the blast has occurred and the roads inside it are closed; (d) everyone has reached a safe stop.</w:t>
       </w:r>
     </w:p>
     <w:p>
@@ -11065,6 +11499,8 @@
         <w:ind w:firstLine="200"/>
         <w:jc w:val="both"/>
         <w:sectPr>
+          <w:headerReference w:type="default" r:id="rId30"/>
+          <w:footerReference w:type="default" r:id="rId31"/>
           <w:type w:val="continuous"/>
           <w:pgSz w:w="12240" w:h="15840" w:orient="portrait"/>
           <w:pgMar w:top="1080" w:right="1080" w:bottom="1080" w:left="1080" w:header="708" w:footer="708" w:gutter="0"/>
@@ -11079,7 +11515,7 @@
           <w:sz w:val="20"/>
           <w:szCs w:val="20"/>
         </w:rPr>
-        <w:t xml:space="preserve">The Analytics tab reports a run (Fig. 5). The Strategies tab compares saved runs and counterfactuals, and the SQL tab shows the stored queries and nine integrity checks. Buildings in the 3-D views come from a cached download of OpenStreetMap footprints around the campus (21,250 within 6 km), which also covers about 90% of the Mangalagiri road network.</w:t>
+        <w:t xml:space="preserve">The Analytics tab reports a run (Fig. 5). The Strategies tab compares saved runs and counterfactuals, and the SQL tab shows the stored queries and nine integrity checks. Buildings in the 3-D views come from a cached download of 21,250 OpenStreetMap footprints in a square of 6 km half-width around the campus, which covers 99% of the Mangalagiri road nodes.</w:t>
       </w:r>
     </w:p>
     <w:p>
@@ -11107,7 +11543,7 @@
                     </pic:cNvPicPr>
                   </pic:nvPicPr>
                   <pic:blipFill>
-                    <a:blip r:embed="rId11" cstate="none"/>
+                    <a:blip r:embed="rId45" cstate="none"/>
                     <a:srcRect/>
                     <a:stretch>
                       <a:fillRect/>
@@ -11134,6 +11570,8 @@
         <w:spacing w:after="100" w:before="0" w:line="240"/>
         <w:jc w:val="center"/>
         <w:sectPr>
+          <w:headerReference w:type="default" r:id="rId32"/>
+          <w:footerReference w:type="default" r:id="rId33"/>
           <w:type w:val="continuous"/>
           <w:pgSz w:w="12240" w:h="15840" w:orient="portrait"/>
           <w:pgMar w:top="1080" w:right="1080" w:bottom="1080" w:left="1080" w:header="708" w:footer="708" w:gutter="0"/>
@@ -11144,10 +11582,20 @@
       <w:r>
         <w:rPr>
           <w:rFonts w:ascii="Times New Roman" w:cs="Times New Roman" w:eastAsia="Times New Roman" w:hAnsi="Times New Roman"/>
+          <w:b/>
+          <w:bCs/>
           <w:sz w:val="16"/>
           <w:szCs w:val="16"/>
         </w:rPr>
-        <w:t xml:space="preserve">Fig. 5. Analysis screens. (a) COMPARE ALL 3 runs the three rules on the same crowd. (b) The Analytics tab shows the drill outcome, how the alert reached people, crowd occupancy over time and the bottleneck ranking.</w:t>
+        <w:t xml:space="preserve">Fig. 5.</w:t>
+      </w:r>
+      <w:r>
+        <w:rPr>
+          <w:rFonts w:ascii="Times New Roman" w:cs="Times New Roman" w:eastAsia="Times New Roman" w:hAnsi="Times New Roman"/>
+          <w:sz w:val="16"/>
+          <w:szCs w:val="16"/>
+        </w:rPr>
+        <w:t xml:space="preserve"> Analysis screens. (a) COMPARE ALL 3 runs the three rules on the same crowd. (b) The Analytics tab shows the drill outcome, how the alert reached people, crowd occupancy over time and the bottleneck ranking.</w:t>
       </w:r>
     </w:p>
     <w:p>
@@ -11159,6 +11607,8 @@
       <w:r>
         <w:rPr>
           <w:rFonts w:ascii="Times New Roman" w:cs="Times New Roman" w:eastAsia="Times New Roman" w:hAnsi="Times New Roman"/>
+          <w:b/>
+          <w:bCs/>
           <w:sz w:val="18"/>
           <w:szCs w:val="18"/>
         </w:rPr>
@@ -11261,6 +11711,8 @@
         <w:ind w:firstLine="200"/>
         <w:jc w:val="both"/>
         <w:sectPr>
+          <w:headerReference w:type="default" r:id="rId34"/>
+          <w:footerReference w:type="default" r:id="rId35"/>
           <w:type w:val="continuous"/>
           <w:pgSz w:w="12240" w:h="15840" w:orient="portrait"/>
           <w:pgMar w:top="1080" w:right="1080" w:bottom="1080" w:left="1080" w:header="708" w:footer="708" w:gutter="0"/>
@@ -11297,10 +11749,20 @@
       <w:r>
         <w:rPr>
           <w:rFonts w:ascii="Times New Roman" w:cs="Times New Roman" w:eastAsia="Times New Roman" w:hAnsi="Times New Roman"/>
+          <w:b/>
+          <w:bCs/>
           <w:sz w:val="16"/>
           <w:szCs w:val="16"/>
         </w:rPr>
-        <w:t xml:space="preserve">TABLE III. NUMERICAL CHECKS OF THE FORMULAS (ALL FROM scripts/verify_model.py)</w:t>
+        <w:t xml:space="preserve">TABLE III.</w:t>
+      </w:r>
+      <w:r>
+        <w:rPr>
+          <w:rFonts w:ascii="Times New Roman" w:cs="Times New Roman" w:eastAsia="Times New Roman" w:hAnsi="Times New Roman"/>
+          <w:sz w:val="16"/>
+          <w:szCs w:val="16"/>
+        </w:rPr>
+        <w:t xml:space="preserve"> NUMERICAL CHECKS OF THE FORMULAS (ALL FROM scripts/verify_model.py)</w:t>
       </w:r>
     </w:p>
     <w:tbl>
@@ -11335,15 +11797,17 @@
               <w:bottom w:val="single" w:color="000000" w:sz="4"/>
               <w:right w:val="none" w:color="FFFFFF" w:sz="0"/>
             </w:tcBorders>
-            <w:tcMar>
-              <w:top w:type="dxa" w:w="25"/>
-              <w:left w:type="dxa" w:w="50"/>
-              <w:bottom w:type="dxa" w:w="25"/>
-              <w:right w:type="dxa" w:w="50"/>
-            </w:tcMar>
-          </w:tcPr>
-          <w:p>
-            <w:pPr>
+            <w:shd w:fill="E9ECEF" w:color="auto" w:val="clear"/>
+            <w:tcMar>
+              <w:top w:type="dxa" w:w="25"/>
+              <w:left w:type="dxa" w:w="50"/>
+              <w:bottom w:type="dxa" w:w="25"/>
+              <w:right w:type="dxa" w:w="50"/>
+            </w:tcMar>
+          </w:tcPr>
+          <w:p>
+            <w:pPr>
+              <w:keepNext w:val="false"/>
               <w:jc w:val="left"/>
             </w:pPr>
             <w:r>
@@ -11367,15 +11831,17 @@
               <w:bottom w:val="single" w:color="000000" w:sz="4"/>
               <w:right w:val="none" w:color="FFFFFF" w:sz="0"/>
             </w:tcBorders>
-            <w:tcMar>
-              <w:top w:type="dxa" w:w="25"/>
-              <w:left w:type="dxa" w:w="50"/>
-              <w:bottom w:type="dxa" w:w="25"/>
-              <w:right w:type="dxa" w:w="50"/>
-            </w:tcMar>
-          </w:tcPr>
-          <w:p>
-            <w:pPr>
+            <w:shd w:fill="E9ECEF" w:color="auto" w:val="clear"/>
+            <w:tcMar>
+              <w:top w:type="dxa" w:w="25"/>
+              <w:left w:type="dxa" w:w="50"/>
+              <w:bottom w:type="dxa" w:w="25"/>
+              <w:right w:type="dxa" w:w="50"/>
+            </w:tcMar>
+          </w:tcPr>
+          <w:p>
+            <w:pPr>
+              <w:keepNext w:val="false"/>
               <w:jc w:val="left"/>
             </w:pPr>
             <w:r>
@@ -11399,15 +11865,17 @@
               <w:bottom w:val="single" w:color="000000" w:sz="4"/>
               <w:right w:val="none" w:color="FFFFFF" w:sz="0"/>
             </w:tcBorders>
-            <w:tcMar>
-              <w:top w:type="dxa" w:w="25"/>
-              <w:left w:type="dxa" w:w="50"/>
-              <w:bottom w:type="dxa" w:w="25"/>
-              <w:right w:type="dxa" w:w="50"/>
-            </w:tcMar>
-          </w:tcPr>
-          <w:p>
-            <w:pPr>
+            <w:shd w:fill="E9ECEF" w:color="auto" w:val="clear"/>
+            <w:tcMar>
+              <w:top w:type="dxa" w:w="25"/>
+              <w:left w:type="dxa" w:w="50"/>
+              <w:bottom w:type="dxa" w:w="25"/>
+              <w:right w:type="dxa" w:w="50"/>
+            </w:tcMar>
+          </w:tcPr>
+          <w:p>
+            <w:pPr>
+              <w:keepNext w:val="false"/>
               <w:jc w:val="left"/>
             </w:pPr>
             <w:r>
@@ -11446,6 +11914,7 @@
           </w:tcPr>
           <w:p>
             <w:pPr>
+              <w:keepNext w:val="false"/>
               <w:jc w:val="left"/>
             </w:pPr>
             <w:r>
@@ -11478,6 +11947,7 @@
           </w:tcPr>
           <w:p>
             <w:pPr>
+              <w:keepNext w:val="false"/>
               <w:jc w:val="left"/>
             </w:pPr>
             <w:r>
@@ -11510,6 +11980,7 @@
           </w:tcPr>
           <w:p>
             <w:pPr>
+              <w:keepNext w:val="false"/>
               <w:jc w:val="left"/>
             </w:pPr>
             <w:r>
@@ -11548,6 +12019,7 @@
           </w:tcPr>
           <w:p>
             <w:pPr>
+              <w:keepNext w:val="false"/>
               <w:jc w:val="left"/>
             </w:pPr>
             <w:r>
@@ -11580,6 +12052,7 @@
           </w:tcPr>
           <w:p>
             <w:pPr>
+              <w:keepNext w:val="false"/>
               <w:jc w:val="left"/>
             </w:pPr>
             <w:r>
@@ -11612,6 +12085,7 @@
           </w:tcPr>
           <w:p>
             <w:pPr>
+              <w:keepNext w:val="false"/>
               <w:jc w:val="left"/>
             </w:pPr>
             <w:r>
@@ -11622,7 +12096,7 @@
                 <w:sz w:val="16"/>
                 <w:szCs w:val="16"/>
               </w:rPr>
-              <w:t xml:space="preserve">One degree of latitude: 111194.93 m, equal to 2πR/360 = 111194.93 m. Campus to Mangalagiri: 4235.66 m, against 4235.66 m from an independent flat projection (relative difference 6.2e-9).</w:t>
+              <w:t xml:space="preserve">One degree of latitude: 111,194.93 m, equal to 2πR/360 = 111,194.93 m. Campus to Mangalagiri: 4,235.66 m, against 4,235.66 m from an independent flat projection (relative difference 6.2 × 10⁻⁹).</w:t>
             </w:r>
           </w:p>
         </w:tc>
@@ -11650,6 +12124,7 @@
           </w:tcPr>
           <w:p>
             <w:pPr>
+              <w:keepNext w:val="false"/>
               <w:jc w:val="left"/>
             </w:pPr>
             <w:r>
@@ -11682,6 +12157,7 @@
           </w:tcPr>
           <w:p>
             <w:pPr>
+              <w:keepNext w:val="false"/>
               <w:jc w:val="left"/>
             </w:pPr>
             <w:r>
@@ -11714,6 +12190,7 @@
           </w:tcPr>
           <w:p>
             <w:pPr>
+              <w:keepNext w:val="false"/>
               <w:jc w:val="left"/>
             </w:pPr>
             <w:r>
@@ -11773,6 +12250,7 @@
           </w:tcPr>
           <w:p>
             <w:pPr>
+              <w:keepNext w:val="false"/>
               <w:jc w:val="left"/>
             </w:pPr>
             <w:r>
@@ -11805,6 +12283,7 @@
           </w:tcPr>
           <w:p>
             <w:pPr>
+              <w:keepNext w:val="false"/>
               <w:jc w:val="left"/>
             </w:pPr>
             <w:r>
@@ -11837,6 +12316,7 @@
           </w:tcPr>
           <w:p>
             <w:pPr>
+              <w:keepNext w:val="false"/>
               <w:jc w:val="left"/>
             </w:pPr>
             <w:r>
@@ -11875,6 +12355,7 @@
           </w:tcPr>
           <w:p>
             <w:pPr>
+              <w:keepNext w:val="false"/>
               <w:jc w:val="left"/>
             </w:pPr>
             <w:r>
@@ -11907,6 +12388,7 @@
           </w:tcPr>
           <w:p>
             <w:pPr>
+              <w:keepNext w:val="false"/>
               <w:jc w:val="left"/>
             </w:pPr>
             <w:r>
@@ -11939,6 +12421,7 @@
           </w:tcPr>
           <w:p>
             <w:pPr>
+              <w:keepNext w:val="false"/>
               <w:jc w:val="left"/>
             </w:pPr>
             <w:r>
@@ -11977,6 +12460,7 @@
           </w:tcPr>
           <w:p>
             <w:pPr>
+              <w:keepNext w:val="false"/>
               <w:jc w:val="left"/>
             </w:pPr>
             <w:r>
@@ -12009,6 +12493,7 @@
           </w:tcPr>
           <w:p>
             <w:pPr>
+              <w:keepNext w:val="false"/>
               <w:jc w:val="left"/>
             </w:pPr>
             <w:r>
@@ -12041,6 +12526,7 @@
           </w:tcPr>
           <w:p>
             <w:pPr>
+              <w:keepNext w:val="false"/>
               <w:jc w:val="left"/>
             </w:pPr>
             <w:r>
@@ -12079,6 +12565,7 @@
           </w:tcPr>
           <w:p>
             <w:pPr>
+              <w:keepNext w:val="false"/>
               <w:jc w:val="left"/>
             </w:pPr>
             <w:r>
@@ -12111,6 +12598,7 @@
           </w:tcPr>
           <w:p>
             <w:pPr>
+              <w:keepNext w:val="false"/>
               <w:jc w:val="left"/>
             </w:pPr>
             <w:r>
@@ -12143,6 +12631,7 @@
           </w:tcPr>
           <w:p>
             <w:pPr>
+              <w:keepNext w:val="false"/>
               <w:jc w:val="left"/>
             </w:pPr>
             <w:r>
@@ -12153,7 +12642,7 @@
                 <w:sz w:val="16"/>
                 <w:szCs w:val="16"/>
               </w:rPr>
-              <w:t xml:space="preserve">Shortest-path stress test, median time from the alert, predicted against simulated: campus 1072 s against 1105 s (-3.0%); Mangalagiri 1256 s against 1305 s (-3.8%). Share evacuated within 30 min, predicted against simulated: campus 99.7% against 94.0%; Mangalagiri 83.5% against 79.6%.</w:t>
+              <w:t xml:space="preserve">Shortest-path stress test, median time from the alert, predicted against simulated: campus 1072 s against 1105 s (−3.0%); Mangalagiri 1256 s against 1305 s (−3.8%). Share evacuated within 30 min, predicted against simulated: campus 99.7% against 94.0%; Mangalagiri 83.5% against 79.6%.</w:t>
             </w:r>
           </w:p>
         </w:tc>
@@ -12164,6 +12653,8 @@
         <w:spacing w:after="60" w:before="0" w:line="240"/>
         <w:jc w:val="both"/>
         <w:sectPr>
+          <w:headerReference w:type="default" r:id="rId36"/>
+          <w:footerReference w:type="default" r:id="rId37"/>
           <w:type w:val="continuous"/>
           <w:pgSz w:w="12240" w:h="15840" w:orient="portrait"/>
           <w:pgMar w:top="1080" w:right="1080" w:bottom="1080" w:left="1080" w:header="708" w:footer="708" w:gutter="0"/>
@@ -12220,7 +12711,7 @@
                     </pic:cNvPicPr>
                   </pic:nvPicPr>
                   <pic:blipFill>
-                    <a:blip r:embed="rId12" cstate="none"/>
+                    <a:blip r:embed="rId46" cstate="none"/>
                     <a:srcRect/>
                     <a:stretch>
                       <a:fillRect/>
@@ -12250,10 +12741,20 @@
       <w:r>
         <w:rPr>
           <w:rFonts w:ascii="Times New Roman" w:cs="Times New Roman" w:eastAsia="Times New Roman" w:hAnsi="Times New Roman"/>
+          <w:b/>
+          <w:bCs/>
           <w:sz w:val="16"/>
           <w:szCs w:val="16"/>
         </w:rPr>
-        <w:t xml:space="preserve">Fig. 6. Simulated number of people caught against the analytic lower bound of Eq. (22), for 63 runs. Every point lies on or above the dashed line.</w:t>
+        <w:t xml:space="preserve">Fig. 6.</w:t>
+      </w:r>
+      <w:r>
+        <w:rPr>
+          <w:rFonts w:ascii="Times New Roman" w:cs="Times New Roman" w:eastAsia="Times New Roman" w:hAnsi="Times New Roman"/>
+          <w:sz w:val="16"/>
+          <w:szCs w:val="16"/>
+        </w:rPr>
+        <w:t xml:space="preserve"> Simulated number of people caught against the analytic lower bound of Eq. (22), for 63 runs. Every point lies on or above the dashed line.</w:t>
       </w:r>
     </w:p>
     <w:p>
@@ -12265,6 +12766,8 @@
       <w:r>
         <w:rPr>
           <w:rFonts w:ascii="Times New Roman" w:cs="Times New Roman" w:eastAsia="Times New Roman" w:hAnsi="Times New Roman"/>
+          <w:b/>
+          <w:bCs/>
           <w:sz w:val="18"/>
           <w:szCs w:val="18"/>
         </w:rPr>
@@ -12566,10 +13069,20 @@
       <w:r>
         <w:rPr>
           <w:rFonts w:ascii="Times New Roman" w:cs="Times New Roman" w:eastAsia="Times New Roman" w:hAnsi="Times New Roman"/>
+          <w:b/>
+          <w:bCs/>
           <w:sz w:val="16"/>
           <w:szCs w:val="16"/>
         </w:rPr>
-        <w:t xml:space="preserve">TABLE IV. PEOPLE CAUGHT AT THE STRIKE (%, MEAN ± SD OVER 10 CROWDS)</w:t>
+        <w:t xml:space="preserve">TABLE IV.</w:t>
+      </w:r>
+      <w:r>
+        <w:rPr>
+          <w:rFonts w:ascii="Times New Roman" w:cs="Times New Roman" w:eastAsia="Times New Roman" w:hAnsi="Times New Roman"/>
+          <w:sz w:val="16"/>
+          <w:szCs w:val="16"/>
+        </w:rPr>
+        <w:t xml:space="preserve"> PEOPLE CAUGHT AT THE STRIKE (%, MEAN ± SD OVER 10 CROWDS)</w:t>
       </w:r>
     </w:p>
     <w:tbl>
@@ -12605,15 +13118,17 @@
               <w:bottom w:val="single" w:color="000000" w:sz="4"/>
               <w:right w:val="none" w:color="FFFFFF" w:sz="0"/>
             </w:tcBorders>
-            <w:tcMar>
-              <w:top w:type="dxa" w:w="25"/>
-              <w:left w:type="dxa" w:w="50"/>
-              <w:bottom w:type="dxa" w:w="25"/>
-              <w:right w:type="dxa" w:w="50"/>
-            </w:tcMar>
-          </w:tcPr>
-          <w:p>
-            <w:pPr>
+            <w:shd w:fill="E9ECEF" w:color="auto" w:val="clear"/>
+            <w:tcMar>
+              <w:top w:type="dxa" w:w="25"/>
+              <w:left w:type="dxa" w:w="50"/>
+              <w:bottom w:type="dxa" w:w="25"/>
+              <w:right w:type="dxa" w:w="50"/>
+            </w:tcMar>
+          </w:tcPr>
+          <w:p>
+            <w:pPr>
+              <w:keepNext w:val="false"/>
               <w:jc w:val="left"/>
             </w:pPr>
             <w:r>
@@ -12637,15 +13152,17 @@
               <w:bottom w:val="single" w:color="000000" w:sz="4"/>
               <w:right w:val="none" w:color="FFFFFF" w:sz="0"/>
             </w:tcBorders>
-            <w:tcMar>
-              <w:top w:type="dxa" w:w="25"/>
-              <w:left w:type="dxa" w:w="50"/>
-              <w:bottom w:type="dxa" w:w="25"/>
-              <w:right w:type="dxa" w:w="50"/>
-            </w:tcMar>
-          </w:tcPr>
-          <w:p>
-            <w:pPr>
+            <w:shd w:fill="E9ECEF" w:color="auto" w:val="clear"/>
+            <w:tcMar>
+              <w:top w:type="dxa" w:w="25"/>
+              <w:left w:type="dxa" w:w="50"/>
+              <w:bottom w:type="dxa" w:w="25"/>
+              <w:right w:type="dxa" w:w="50"/>
+            </w:tcMar>
+          </w:tcPr>
+          <w:p>
+            <w:pPr>
+              <w:keepNext w:val="false"/>
               <w:jc w:val="center"/>
             </w:pPr>
             <w:r>
@@ -12669,15 +13186,17 @@
               <w:bottom w:val="single" w:color="000000" w:sz="4"/>
               <w:right w:val="none" w:color="FFFFFF" w:sz="0"/>
             </w:tcBorders>
-            <w:tcMar>
-              <w:top w:type="dxa" w:w="25"/>
-              <w:left w:type="dxa" w:w="50"/>
-              <w:bottom w:type="dxa" w:w="25"/>
-              <w:right w:type="dxa" w:w="50"/>
-            </w:tcMar>
-          </w:tcPr>
-          <w:p>
-            <w:pPr>
+            <w:shd w:fill="E9ECEF" w:color="auto" w:val="clear"/>
+            <w:tcMar>
+              <w:top w:type="dxa" w:w="25"/>
+              <w:left w:type="dxa" w:w="50"/>
+              <w:bottom w:type="dxa" w:w="25"/>
+              <w:right w:type="dxa" w:w="50"/>
+            </w:tcMar>
+          </w:tcPr>
+          <w:p>
+            <w:pPr>
+              <w:keepNext w:val="false"/>
               <w:jc w:val="center"/>
             </w:pPr>
             <w:r>
@@ -12701,15 +13220,17 @@
               <w:bottom w:val="single" w:color="000000" w:sz="4"/>
               <w:right w:val="none" w:color="FFFFFF" w:sz="0"/>
             </w:tcBorders>
-            <w:tcMar>
-              <w:top w:type="dxa" w:w="25"/>
-              <w:left w:type="dxa" w:w="50"/>
-              <w:bottom w:type="dxa" w:w="25"/>
-              <w:right w:type="dxa" w:w="50"/>
-            </w:tcMar>
-          </w:tcPr>
-          <w:p>
-            <w:pPr>
+            <w:shd w:fill="E9ECEF" w:color="auto" w:val="clear"/>
+            <w:tcMar>
+              <w:top w:type="dxa" w:w="25"/>
+              <w:left w:type="dxa" w:w="50"/>
+              <w:bottom w:type="dxa" w:w="25"/>
+              <w:right w:type="dxa" w:w="50"/>
+            </w:tcMar>
+          </w:tcPr>
+          <w:p>
+            <w:pPr>
+              <w:keepNext w:val="false"/>
               <w:jc w:val="center"/>
             </w:pPr>
             <w:r>
@@ -12748,6 +13269,7 @@
           </w:tcPr>
           <w:p>
             <w:pPr>
+              <w:keepNext w:val="false"/>
               <w:jc w:val="left"/>
             </w:pPr>
             <w:r>
@@ -12780,6 +13302,7 @@
           </w:tcPr>
           <w:p>
             <w:pPr>
+              <w:keepNext w:val="false"/>
               <w:jc w:val="center"/>
             </w:pPr>
             <w:r>
@@ -12812,6 +13335,7 @@
           </w:tcPr>
           <w:p>
             <w:pPr>
+              <w:keepNext w:val="false"/>
               <w:jc w:val="center"/>
             </w:pPr>
             <w:r>
@@ -12844,6 +13368,7 @@
           </w:tcPr>
           <w:p>
             <w:pPr>
+              <w:keepNext w:val="false"/>
               <w:jc w:val="center"/>
             </w:pPr>
             <w:r>
@@ -12882,6 +13407,7 @@
           </w:tcPr>
           <w:p>
             <w:pPr>
+              <w:keepNext w:val="false"/>
               <w:jc w:val="left"/>
             </w:pPr>
             <w:r>
@@ -12914,6 +13440,7 @@
           </w:tcPr>
           <w:p>
             <w:pPr>
+              <w:keepNext w:val="false"/>
               <w:jc w:val="center"/>
             </w:pPr>
             <w:r>
@@ -12946,6 +13473,7 @@
           </w:tcPr>
           <w:p>
             <w:pPr>
+              <w:keepNext w:val="false"/>
               <w:jc w:val="center"/>
             </w:pPr>
             <w:r>
@@ -12978,6 +13506,7 @@
           </w:tcPr>
           <w:p>
             <w:pPr>
+              <w:keepNext w:val="false"/>
               <w:jc w:val="center"/>
             </w:pPr>
             <w:r>
@@ -13016,6 +13545,7 @@
           </w:tcPr>
           <w:p>
             <w:pPr>
+              <w:keepNext w:val="false"/>
               <w:jc w:val="left"/>
             </w:pPr>
             <w:r>
@@ -13048,6 +13578,7 @@
           </w:tcPr>
           <w:p>
             <w:pPr>
+              <w:keepNext w:val="false"/>
               <w:jc w:val="center"/>
             </w:pPr>
             <w:r>
@@ -13080,6 +13611,7 @@
           </w:tcPr>
           <w:p>
             <w:pPr>
+              <w:keepNext w:val="false"/>
               <w:jc w:val="center"/>
             </w:pPr>
             <w:r>
@@ -13112,6 +13644,7 @@
           </w:tcPr>
           <w:p>
             <w:pPr>
+              <w:keepNext w:val="false"/>
               <w:jc w:val="center"/>
             </w:pPr>
             <w:r>
@@ -13150,6 +13683,7 @@
           </w:tcPr>
           <w:p>
             <w:pPr>
+              <w:keepNext w:val="false"/>
               <w:jc w:val="left"/>
             </w:pPr>
             <w:r>
@@ -13182,6 +13716,7 @@
           </w:tcPr>
           <w:p>
             <w:pPr>
+              <w:keepNext w:val="false"/>
               <w:jc w:val="center"/>
             </w:pPr>
             <w:r>
@@ -13214,6 +13749,7 @@
           </w:tcPr>
           <w:p>
             <w:pPr>
+              <w:keepNext w:val="false"/>
               <w:jc w:val="center"/>
             </w:pPr>
             <w:r>
@@ -13246,6 +13782,7 @@
           </w:tcPr>
           <w:p>
             <w:pPr>
+              <w:keepNext w:val="false"/>
               <w:jc w:val="center"/>
             </w:pPr>
             <w:r>
@@ -13284,6 +13821,7 @@
           </w:tcPr>
           <w:p>
             <w:pPr>
+              <w:keepNext w:val="false"/>
               <w:jc w:val="left"/>
             </w:pPr>
             <w:r>
@@ -13316,6 +13854,7 @@
           </w:tcPr>
           <w:p>
             <w:pPr>
+              <w:keepNext w:val="false"/>
               <w:jc w:val="center"/>
             </w:pPr>
             <w:r>
@@ -13348,6 +13887,7 @@
           </w:tcPr>
           <w:p>
             <w:pPr>
+              <w:keepNext w:val="false"/>
               <w:jc w:val="center"/>
             </w:pPr>
             <w:r>
@@ -13380,6 +13920,7 @@
           </w:tcPr>
           <w:p>
             <w:pPr>
+              <w:keepNext w:val="false"/>
               <w:jc w:val="center"/>
             </w:pPr>
             <w:r>
@@ -13418,6 +13959,7 @@
           </w:tcPr>
           <w:p>
             <w:pPr>
+              <w:keepNext w:val="false"/>
               <w:jc w:val="left"/>
             </w:pPr>
             <w:r>
@@ -13450,6 +13992,7 @@
           </w:tcPr>
           <w:p>
             <w:pPr>
+              <w:keepNext w:val="false"/>
               <w:jc w:val="center"/>
             </w:pPr>
             <w:r>
@@ -13482,6 +14025,7 @@
           </w:tcPr>
           <w:p>
             <w:pPr>
+              <w:keepNext w:val="false"/>
               <w:jc w:val="center"/>
             </w:pPr>
             <w:r>
@@ -13514,6 +14058,7 @@
           </w:tcPr>
           <w:p>
             <w:pPr>
+              <w:keepNext w:val="false"/>
               <w:jc w:val="center"/>
             </w:pPr>
             <w:r>
@@ -13552,6 +14097,7 @@
           </w:tcPr>
           <w:p>
             <w:pPr>
+              <w:keepNext w:val="false"/>
               <w:jc w:val="left"/>
             </w:pPr>
             <w:r>
@@ -13584,6 +14130,7 @@
           </w:tcPr>
           <w:p>
             <w:pPr>
+              <w:keepNext w:val="false"/>
               <w:jc w:val="center"/>
             </w:pPr>
             <w:r>
@@ -13616,6 +14163,7 @@
           </w:tcPr>
           <w:p>
             <w:pPr>
+              <w:keepNext w:val="false"/>
               <w:jc w:val="center"/>
             </w:pPr>
             <w:r>
@@ -13648,6 +14196,7 @@
           </w:tcPr>
           <w:p>
             <w:pPr>
+              <w:keepNext w:val="false"/>
               <w:jc w:val="center"/>
             </w:pPr>
             <w:r>
@@ -13686,6 +14235,7 @@
           </w:tcPr>
           <w:p>
             <w:pPr>
+              <w:keepNext w:val="false"/>
               <w:jc w:val="left"/>
             </w:pPr>
             <w:r>
@@ -13718,6 +14268,7 @@
           </w:tcPr>
           <w:p>
             <w:pPr>
+              <w:keepNext w:val="false"/>
               <w:jc w:val="center"/>
             </w:pPr>
             <w:r>
@@ -13750,6 +14301,7 @@
           </w:tcPr>
           <w:p>
             <w:pPr>
+              <w:keepNext w:val="false"/>
               <w:jc w:val="center"/>
             </w:pPr>
             <w:r>
@@ -13782,6 +14334,7 @@
           </w:tcPr>
           <w:p>
             <w:pPr>
+              <w:keepNext w:val="false"/>
               <w:jc w:val="center"/>
             </w:pPr>
             <w:r>
@@ -13820,6 +14373,7 @@
           </w:tcPr>
           <w:p>
             <w:pPr>
+              <w:keepNext w:val="false"/>
               <w:jc w:val="left"/>
             </w:pPr>
             <w:r>
@@ -13852,6 +14406,7 @@
           </w:tcPr>
           <w:p>
             <w:pPr>
+              <w:keepNext w:val="false"/>
               <w:jc w:val="center"/>
             </w:pPr>
             <w:r>
@@ -13884,6 +14439,7 @@
           </w:tcPr>
           <w:p>
             <w:pPr>
+              <w:keepNext w:val="false"/>
               <w:jc w:val="center"/>
             </w:pPr>
             <w:r>
@@ -13916,6 +14472,7 @@
           </w:tcPr>
           <w:p>
             <w:pPr>
+              <w:keepNext w:val="false"/>
               <w:jc w:val="center"/>
             </w:pPr>
             <w:r>
@@ -13971,7 +14528,7 @@
                     </pic:cNvPicPr>
                   </pic:nvPicPr>
                   <pic:blipFill>
-                    <a:blip r:embed="rId13" cstate="none"/>
+                    <a:blip r:embed="rId47" cstate="none"/>
                     <a:srcRect/>
                     <a:stretch>
                       <a:fillRect/>
@@ -14001,10 +14558,20 @@
       <w:r>
         <w:rPr>
           <w:rFonts w:ascii="Times New Roman" w:cs="Times New Roman" w:eastAsia="Times New Roman" w:hAnsi="Times New Roman"/>
+          <w:b/>
+          <w:bCs/>
           <w:sz w:val="16"/>
           <w:szCs w:val="16"/>
         </w:rPr>
-        <w:t xml:space="preserve">Fig. 7. People caught at the strike against the warning lead time (mean and standard deviation over ten crowds).</w:t>
+        <w:t xml:space="preserve">Fig. 7.</w:t>
+      </w:r>
+      <w:r>
+        <w:rPr>
+          <w:rFonts w:ascii="Times New Roman" w:cs="Times New Roman" w:eastAsia="Times New Roman" w:hAnsi="Times New Roman"/>
+          <w:sz w:val="16"/>
+          <w:szCs w:val="16"/>
+        </w:rPr>
+        <w:t xml:space="preserve"> People caught at the strike against the warning lead time (mean and standard deviation over ten crowds).</w:t>
       </w:r>
     </w:p>
     <w:p>
@@ -14091,7 +14658,7 @@
           <w:sz w:val="20"/>
           <w:szCs w:val="20"/>
         </w:rPr>
-        <w:t xml:space="preserve">0.08 [-0.04, 0.20]</w:t>
+        <w:t xml:space="preserve">0.08 [−0.04, 0.20]</w:t>
       </w:r>
       <w:r>
         <w:rPr>
@@ -14138,7 +14705,7 @@
           <w:sz w:val="20"/>
           <w:szCs w:val="20"/>
         </w:rPr>
-        <w:t xml:space="preserve">0.08 [-0.10, 0.26]</w:t>
+        <w:t xml:space="preserve">0.08 [−0.10, 0.26]</w:t>
       </w:r>
       <w:r>
         <w:rPr>
@@ -14425,7 +14992,7 @@
           <w:sz w:val="20"/>
           <w:szCs w:val="20"/>
         </w:rPr>
-        <w:t xml:space="preserve">-6.0</w:t>
+        <w:t xml:space="preserve">−6.0</w:t>
       </w:r>
       <w:r>
         <w:rPr>
@@ -14441,7 +15008,7 @@
           <w:sz w:val="20"/>
           <w:szCs w:val="20"/>
         </w:rPr>
-        <w:t xml:space="preserve">-21.6</w:t>
+        <w:t xml:space="preserve">−21.6</w:t>
       </w:r>
       <w:r>
         <w:rPr>
@@ -14555,10 +15122,20 @@
       <w:r>
         <w:rPr>
           <w:rFonts w:ascii="Times New Roman" w:cs="Times New Roman" w:eastAsia="Times New Roman" w:hAnsi="Times New Roman"/>
+          <w:b/>
+          <w:bCs/>
           <w:sz w:val="16"/>
           <w:szCs w:val="16"/>
         </w:rPr>
-        <w:t xml:space="preserve">TABLE V. PEOPLE EVACUATED WITHIN 30 MINUTES, NO HAZARD (%, MEAN ± SD)</w:t>
+        <w:t xml:space="preserve">TABLE V.</w:t>
+      </w:r>
+      <w:r>
+        <w:rPr>
+          <w:rFonts w:ascii="Times New Roman" w:cs="Times New Roman" w:eastAsia="Times New Roman" w:hAnsi="Times New Roman"/>
+          <w:sz w:val="16"/>
+          <w:szCs w:val="16"/>
+        </w:rPr>
+        <w:t xml:space="preserve"> PEOPLE EVACUATED WITHIN 30 MINUTES, NO HAZARD (%, MEAN ± SD)</w:t>
       </w:r>
     </w:p>
     <w:tbl>
@@ -14594,15 +15171,17 @@
               <w:bottom w:val="single" w:color="000000" w:sz="4"/>
               <w:right w:val="none" w:color="FFFFFF" w:sz="0"/>
             </w:tcBorders>
-            <w:tcMar>
-              <w:top w:type="dxa" w:w="25"/>
-              <w:left w:type="dxa" w:w="50"/>
-              <w:bottom w:type="dxa" w:w="25"/>
-              <w:right w:type="dxa" w:w="50"/>
-            </w:tcMar>
-          </w:tcPr>
-          <w:p>
-            <w:pPr>
+            <w:shd w:fill="E9ECEF" w:color="auto" w:val="clear"/>
+            <w:tcMar>
+              <w:top w:type="dxa" w:w="25"/>
+              <w:left w:type="dxa" w:w="50"/>
+              <w:bottom w:type="dxa" w:w="25"/>
+              <w:right w:type="dxa" w:w="50"/>
+            </w:tcMar>
+          </w:tcPr>
+          <w:p>
+            <w:pPr>
+              <w:keepNext w:val="false"/>
               <w:jc w:val="left"/>
             </w:pPr>
             <w:r>
@@ -14626,15 +15205,17 @@
               <w:bottom w:val="single" w:color="000000" w:sz="4"/>
               <w:right w:val="none" w:color="FFFFFF" w:sz="0"/>
             </w:tcBorders>
-            <w:tcMar>
-              <w:top w:type="dxa" w:w="25"/>
-              <w:left w:type="dxa" w:w="50"/>
-              <w:bottom w:type="dxa" w:w="25"/>
-              <w:right w:type="dxa" w:w="50"/>
-            </w:tcMar>
-          </w:tcPr>
-          <w:p>
-            <w:pPr>
+            <w:shd w:fill="E9ECEF" w:color="auto" w:val="clear"/>
+            <w:tcMar>
+              <w:top w:type="dxa" w:w="25"/>
+              <w:left w:type="dxa" w:w="50"/>
+              <w:bottom w:type="dxa" w:w="25"/>
+              <w:right w:type="dxa" w:w="50"/>
+            </w:tcMar>
+          </w:tcPr>
+          <w:p>
+            <w:pPr>
+              <w:keepNext w:val="false"/>
               <w:jc w:val="center"/>
             </w:pPr>
             <w:r>
@@ -14658,15 +15239,17 @@
               <w:bottom w:val="single" w:color="000000" w:sz="4"/>
               <w:right w:val="none" w:color="FFFFFF" w:sz="0"/>
             </w:tcBorders>
-            <w:tcMar>
-              <w:top w:type="dxa" w:w="25"/>
-              <w:left w:type="dxa" w:w="50"/>
-              <w:bottom w:type="dxa" w:w="25"/>
-              <w:right w:type="dxa" w:w="50"/>
-            </w:tcMar>
-          </w:tcPr>
-          <w:p>
-            <w:pPr>
+            <w:shd w:fill="E9ECEF" w:color="auto" w:val="clear"/>
+            <w:tcMar>
+              <w:top w:type="dxa" w:w="25"/>
+              <w:left w:type="dxa" w:w="50"/>
+              <w:bottom w:type="dxa" w:w="25"/>
+              <w:right w:type="dxa" w:w="50"/>
+            </w:tcMar>
+          </w:tcPr>
+          <w:p>
+            <w:pPr>
+              <w:keepNext w:val="false"/>
               <w:jc w:val="center"/>
             </w:pPr>
             <w:r>
@@ -14690,15 +15273,17 @@
               <w:bottom w:val="single" w:color="000000" w:sz="4"/>
               <w:right w:val="none" w:color="FFFFFF" w:sz="0"/>
             </w:tcBorders>
-            <w:tcMar>
-              <w:top w:type="dxa" w:w="25"/>
-              <w:left w:type="dxa" w:w="50"/>
-              <w:bottom w:type="dxa" w:w="25"/>
-              <w:right w:type="dxa" w:w="50"/>
-            </w:tcMar>
-          </w:tcPr>
-          <w:p>
-            <w:pPr>
+            <w:shd w:fill="E9ECEF" w:color="auto" w:val="clear"/>
+            <w:tcMar>
+              <w:top w:type="dxa" w:w="25"/>
+              <w:left w:type="dxa" w:w="50"/>
+              <w:bottom w:type="dxa" w:w="25"/>
+              <w:right w:type="dxa" w:w="50"/>
+            </w:tcMar>
+          </w:tcPr>
+          <w:p>
+            <w:pPr>
+              <w:keepNext w:val="false"/>
               <w:jc w:val="center"/>
             </w:pPr>
             <w:r>
@@ -14737,6 +15322,7 @@
           </w:tcPr>
           <w:p>
             <w:pPr>
+              <w:keepNext w:val="false"/>
               <w:jc w:val="left"/>
             </w:pPr>
             <w:r>
@@ -14769,6 +15355,7 @@
           </w:tcPr>
           <w:p>
             <w:pPr>
+              <w:keepNext w:val="false"/>
               <w:jc w:val="center"/>
             </w:pPr>
             <w:r>
@@ -14801,6 +15388,7 @@
           </w:tcPr>
           <w:p>
             <w:pPr>
+              <w:keepNext w:val="false"/>
               <w:jc w:val="center"/>
             </w:pPr>
             <w:r>
@@ -14833,6 +15421,7 @@
           </w:tcPr>
           <w:p>
             <w:pPr>
+              <w:keepNext w:val="false"/>
               <w:jc w:val="center"/>
             </w:pPr>
             <w:r>
@@ -14871,6 +15460,7 @@
           </w:tcPr>
           <w:p>
             <w:pPr>
+              <w:keepNext w:val="false"/>
               <w:jc w:val="left"/>
             </w:pPr>
             <w:r>
@@ -14903,6 +15493,7 @@
           </w:tcPr>
           <w:p>
             <w:pPr>
+              <w:keepNext w:val="false"/>
               <w:jc w:val="center"/>
             </w:pPr>
             <w:r>
@@ -14935,6 +15526,7 @@
           </w:tcPr>
           <w:p>
             <w:pPr>
+              <w:keepNext w:val="false"/>
               <w:jc w:val="center"/>
             </w:pPr>
             <w:r>
@@ -14967,6 +15559,7 @@
           </w:tcPr>
           <w:p>
             <w:pPr>
+              <w:keepNext w:val="false"/>
               <w:jc w:val="center"/>
             </w:pPr>
             <w:r>
@@ -15005,6 +15598,7 @@
           </w:tcPr>
           <w:p>
             <w:pPr>
+              <w:keepNext w:val="false"/>
               <w:jc w:val="left"/>
             </w:pPr>
             <w:r>
@@ -15037,6 +15631,7 @@
           </w:tcPr>
           <w:p>
             <w:pPr>
+              <w:keepNext w:val="false"/>
               <w:jc w:val="center"/>
             </w:pPr>
             <w:r>
@@ -15069,6 +15664,7 @@
           </w:tcPr>
           <w:p>
             <w:pPr>
+              <w:keepNext w:val="false"/>
               <w:jc w:val="center"/>
             </w:pPr>
             <w:r>
@@ -15101,6 +15697,7 @@
           </w:tcPr>
           <w:p>
             <w:pPr>
+              <w:keepNext w:val="false"/>
               <w:jc w:val="center"/>
             </w:pPr>
             <w:r>
@@ -15139,6 +15736,7 @@
           </w:tcPr>
           <w:p>
             <w:pPr>
+              <w:keepNext w:val="false"/>
               <w:jc w:val="left"/>
             </w:pPr>
             <w:r>
@@ -15171,6 +15769,7 @@
           </w:tcPr>
           <w:p>
             <w:pPr>
+              <w:keepNext w:val="false"/>
               <w:jc w:val="center"/>
             </w:pPr>
             <w:r>
@@ -15203,6 +15802,7 @@
           </w:tcPr>
           <w:p>
             <w:pPr>
+              <w:keepNext w:val="false"/>
               <w:jc w:val="center"/>
             </w:pPr>
             <w:r>
@@ -15235,6 +15835,7 @@
           </w:tcPr>
           <w:p>
             <w:pPr>
+              <w:keepNext w:val="false"/>
               <w:jc w:val="center"/>
             </w:pPr>
             <w:r>
@@ -15273,6 +15874,7 @@
           </w:tcPr>
           <w:p>
             <w:pPr>
+              <w:keepNext w:val="false"/>
               <w:jc w:val="left"/>
             </w:pPr>
             <w:r>
@@ -15305,6 +15907,7 @@
           </w:tcPr>
           <w:p>
             <w:pPr>
+              <w:keepNext w:val="false"/>
               <w:jc w:val="center"/>
             </w:pPr>
             <w:r>
@@ -15337,6 +15940,7 @@
           </w:tcPr>
           <w:p>
             <w:pPr>
+              <w:keepNext w:val="false"/>
               <w:jc w:val="center"/>
             </w:pPr>
             <w:r>
@@ -15369,6 +15973,7 @@
           </w:tcPr>
           <w:p>
             <w:pPr>
+              <w:keepNext w:val="false"/>
               <w:jc w:val="center"/>
             </w:pPr>
             <w:r>
@@ -15646,10 +16251,20 @@
       <w:r>
         <w:rPr>
           <w:rFonts w:ascii="Times New Roman" w:cs="Times New Roman" w:eastAsia="Times New Roman" w:hAnsi="Times New Roman"/>
+          <w:b/>
+          <w:bCs/>
           <w:sz w:val="16"/>
           <w:szCs w:val="16"/>
         </w:rPr>
-        <w:t xml:space="preserve">TABLE VI. EFFECT OF THE SHARE OF PEOPLE WITH A PHONE (%, MEAN OVER 10 CROWDS)</w:t>
+        <w:t xml:space="preserve">TABLE VI.</w:t>
+      </w:r>
+      <w:r>
+        <w:rPr>
+          <w:rFonts w:ascii="Times New Roman" w:cs="Times New Roman" w:eastAsia="Times New Roman" w:hAnsi="Times New Roman"/>
+          <w:sz w:val="16"/>
+          <w:szCs w:val="16"/>
+        </w:rPr>
+        <w:t xml:space="preserve"> EFFECT OF THE SHARE OF PEOPLE WITH A PHONE (%, MEAN OVER 10 CROWDS)</w:t>
       </w:r>
     </w:p>
     <w:tbl>
@@ -15686,15 +16301,17 @@
               <w:bottom w:val="single" w:color="000000" w:sz="4"/>
               <w:right w:val="none" w:color="FFFFFF" w:sz="0"/>
             </w:tcBorders>
-            <w:tcMar>
-              <w:top w:type="dxa" w:w="25"/>
-              <w:left w:type="dxa" w:w="50"/>
-              <w:bottom w:type="dxa" w:w="25"/>
-              <w:right w:type="dxa" w:w="50"/>
-            </w:tcMar>
-          </w:tcPr>
-          <w:p>
-            <w:pPr>
+            <w:shd w:fill="E9ECEF" w:color="auto" w:val="clear"/>
+            <w:tcMar>
+              <w:top w:type="dxa" w:w="25"/>
+              <w:left w:type="dxa" w:w="50"/>
+              <w:bottom w:type="dxa" w:w="25"/>
+              <w:right w:type="dxa" w:w="50"/>
+            </w:tcMar>
+          </w:tcPr>
+          <w:p>
+            <w:pPr>
+              <w:keepNext w:val="false"/>
               <w:jc w:val="left"/>
             </w:pPr>
             <w:r>
@@ -15718,15 +16335,17 @@
               <w:bottom w:val="single" w:color="000000" w:sz="4"/>
               <w:right w:val="none" w:color="FFFFFF" w:sz="0"/>
             </w:tcBorders>
-            <w:tcMar>
-              <w:top w:type="dxa" w:w="25"/>
-              <w:left w:type="dxa" w:w="50"/>
-              <w:bottom w:type="dxa" w:w="25"/>
-              <w:right w:type="dxa" w:w="50"/>
-            </w:tcMar>
-          </w:tcPr>
-          <w:p>
-            <w:pPr>
+            <w:shd w:fill="E9ECEF" w:color="auto" w:val="clear"/>
+            <w:tcMar>
+              <w:top w:type="dxa" w:w="25"/>
+              <w:left w:type="dxa" w:w="50"/>
+              <w:bottom w:type="dxa" w:w="25"/>
+              <w:right w:type="dxa" w:w="50"/>
+            </w:tcMar>
+          </w:tcPr>
+          <w:p>
+            <w:pPr>
+              <w:keepNext w:val="false"/>
               <w:jc w:val="center"/>
             </w:pPr>
             <w:r>
@@ -15750,15 +16369,17 @@
               <w:bottom w:val="single" w:color="000000" w:sz="4"/>
               <w:right w:val="none" w:color="FFFFFF" w:sz="0"/>
             </w:tcBorders>
-            <w:tcMar>
-              <w:top w:type="dxa" w:w="25"/>
-              <w:left w:type="dxa" w:w="50"/>
-              <w:bottom w:type="dxa" w:w="25"/>
-              <w:right w:type="dxa" w:w="50"/>
-            </w:tcMar>
-          </w:tcPr>
-          <w:p>
-            <w:pPr>
+            <w:shd w:fill="E9ECEF" w:color="auto" w:val="clear"/>
+            <w:tcMar>
+              <w:top w:type="dxa" w:w="25"/>
+              <w:left w:type="dxa" w:w="50"/>
+              <w:bottom w:type="dxa" w:w="25"/>
+              <w:right w:type="dxa" w:w="50"/>
+            </w:tcMar>
+          </w:tcPr>
+          <w:p>
+            <w:pPr>
+              <w:keepNext w:val="false"/>
               <w:jc w:val="center"/>
             </w:pPr>
             <w:r>
@@ -15782,15 +16403,17 @@
               <w:bottom w:val="single" w:color="000000" w:sz="4"/>
               <w:right w:val="none" w:color="FFFFFF" w:sz="0"/>
             </w:tcBorders>
-            <w:tcMar>
-              <w:top w:type="dxa" w:w="25"/>
-              <w:left w:type="dxa" w:w="50"/>
-              <w:bottom w:type="dxa" w:w="25"/>
-              <w:right w:type="dxa" w:w="50"/>
-            </w:tcMar>
-          </w:tcPr>
-          <w:p>
-            <w:pPr>
+            <w:shd w:fill="E9ECEF" w:color="auto" w:val="clear"/>
+            <w:tcMar>
+              <w:top w:type="dxa" w:w="25"/>
+              <w:left w:type="dxa" w:w="50"/>
+              <w:bottom w:type="dxa" w:w="25"/>
+              <w:right w:type="dxa" w:w="50"/>
+            </w:tcMar>
+          </w:tcPr>
+          <w:p>
+            <w:pPr>
+              <w:keepNext w:val="false"/>
               <w:jc w:val="center"/>
             </w:pPr>
             <w:r>
@@ -15814,15 +16437,17 @@
               <w:bottom w:val="single" w:color="000000" w:sz="4"/>
               <w:right w:val="none" w:color="FFFFFF" w:sz="0"/>
             </w:tcBorders>
-            <w:tcMar>
-              <w:top w:type="dxa" w:w="25"/>
-              <w:left w:type="dxa" w:w="50"/>
-              <w:bottom w:type="dxa" w:w="25"/>
-              <w:right w:type="dxa" w:w="50"/>
-            </w:tcMar>
-          </w:tcPr>
-          <w:p>
-            <w:pPr>
+            <w:shd w:fill="E9ECEF" w:color="auto" w:val="clear"/>
+            <w:tcMar>
+              <w:top w:type="dxa" w:w="25"/>
+              <w:left w:type="dxa" w:w="50"/>
+              <w:bottom w:type="dxa" w:w="25"/>
+              <w:right w:type="dxa" w:w="50"/>
+            </w:tcMar>
+          </w:tcPr>
+          <w:p>
+            <w:pPr>
+              <w:keepNext w:val="false"/>
               <w:jc w:val="center"/>
             </w:pPr>
             <w:r>
@@ -15861,6 +16486,7 @@
           </w:tcPr>
           <w:p>
             <w:pPr>
+              <w:keepNext w:val="false"/>
               <w:jc w:val="left"/>
             </w:pPr>
             <w:r>
@@ -15893,6 +16519,7 @@
           </w:tcPr>
           <w:p>
             <w:pPr>
+              <w:keepNext w:val="false"/>
               <w:jc w:val="center"/>
             </w:pPr>
             <w:r>
@@ -15925,6 +16552,7 @@
           </w:tcPr>
           <w:p>
             <w:pPr>
+              <w:keepNext w:val="false"/>
               <w:jc w:val="center"/>
             </w:pPr>
             <w:r>
@@ -15957,6 +16585,7 @@
           </w:tcPr>
           <w:p>
             <w:pPr>
+              <w:keepNext w:val="false"/>
               <w:jc w:val="center"/>
             </w:pPr>
             <w:r>
@@ -15989,6 +16618,7 @@
           </w:tcPr>
           <w:p>
             <w:pPr>
+              <w:keepNext w:val="false"/>
               <w:jc w:val="center"/>
             </w:pPr>
             <w:r>
@@ -16027,6 +16657,7 @@
           </w:tcPr>
           <w:p>
             <w:pPr>
+              <w:keepNext w:val="false"/>
               <w:jc w:val="left"/>
             </w:pPr>
             <w:r>
@@ -16059,6 +16690,7 @@
           </w:tcPr>
           <w:p>
             <w:pPr>
+              <w:keepNext w:val="false"/>
               <w:jc w:val="center"/>
             </w:pPr>
             <w:r>
@@ -16091,6 +16723,7 @@
           </w:tcPr>
           <w:p>
             <w:pPr>
+              <w:keepNext w:val="false"/>
               <w:jc w:val="center"/>
             </w:pPr>
             <w:r>
@@ -16123,6 +16756,7 @@
           </w:tcPr>
           <w:p>
             <w:pPr>
+              <w:keepNext w:val="false"/>
               <w:jc w:val="center"/>
             </w:pPr>
             <w:r>
@@ -16155,6 +16789,7 @@
           </w:tcPr>
           <w:p>
             <w:pPr>
+              <w:keepNext w:val="false"/>
               <w:jc w:val="center"/>
             </w:pPr>
             <w:r>
@@ -16193,6 +16828,7 @@
           </w:tcPr>
           <w:p>
             <w:pPr>
+              <w:keepNext w:val="false"/>
               <w:jc w:val="left"/>
             </w:pPr>
             <w:r>
@@ -16225,6 +16861,7 @@
           </w:tcPr>
           <w:p>
             <w:pPr>
+              <w:keepNext w:val="false"/>
               <w:jc w:val="center"/>
             </w:pPr>
             <w:r>
@@ -16257,6 +16894,7 @@
           </w:tcPr>
           <w:p>
             <w:pPr>
+              <w:keepNext w:val="false"/>
               <w:jc w:val="center"/>
             </w:pPr>
             <w:r>
@@ -16289,6 +16927,7 @@
           </w:tcPr>
           <w:p>
             <w:pPr>
+              <w:keepNext w:val="false"/>
               <w:jc w:val="center"/>
             </w:pPr>
             <w:r>
@@ -16321,6 +16960,7 @@
           </w:tcPr>
           <w:p>
             <w:pPr>
+              <w:keepNext w:val="false"/>
               <w:jc w:val="center"/>
             </w:pPr>
             <w:r>
@@ -16359,6 +16999,7 @@
           </w:tcPr>
           <w:p>
             <w:pPr>
+              <w:keepNext w:val="false"/>
               <w:jc w:val="left"/>
             </w:pPr>
             <w:r>
@@ -16391,6 +17032,7 @@
           </w:tcPr>
           <w:p>
             <w:pPr>
+              <w:keepNext w:val="false"/>
               <w:jc w:val="center"/>
             </w:pPr>
             <w:r>
@@ -16423,6 +17065,7 @@
           </w:tcPr>
           <w:p>
             <w:pPr>
+              <w:keepNext w:val="false"/>
               <w:jc w:val="center"/>
             </w:pPr>
             <w:r>
@@ -16455,6 +17098,7 @@
           </w:tcPr>
           <w:p>
             <w:pPr>
+              <w:keepNext w:val="false"/>
               <w:jc w:val="center"/>
             </w:pPr>
             <w:r>
@@ -16487,6 +17131,7 @@
           </w:tcPr>
           <w:p>
             <w:pPr>
+              <w:keepNext w:val="false"/>
               <w:jc w:val="center"/>
             </w:pPr>
             <w:r>
@@ -16525,6 +17170,7 @@
           </w:tcPr>
           <w:p>
             <w:pPr>
+              <w:keepNext w:val="false"/>
               <w:jc w:val="left"/>
             </w:pPr>
             <w:r>
@@ -16557,6 +17203,7 @@
           </w:tcPr>
           <w:p>
             <w:pPr>
+              <w:keepNext w:val="false"/>
               <w:jc w:val="center"/>
             </w:pPr>
             <w:r>
@@ -16589,6 +17236,7 @@
           </w:tcPr>
           <w:p>
             <w:pPr>
+              <w:keepNext w:val="false"/>
               <w:jc w:val="center"/>
             </w:pPr>
             <w:r>
@@ -16621,6 +17269,7 @@
           </w:tcPr>
           <w:p>
             <w:pPr>
+              <w:keepNext w:val="false"/>
               <w:jc w:val="center"/>
             </w:pPr>
             <w:r>
@@ -16653,6 +17302,7 @@
           </w:tcPr>
           <w:p>
             <w:pPr>
+              <w:keepNext w:val="false"/>
               <w:jc w:val="center"/>
             </w:pPr>
             <w:r>
@@ -16691,6 +17341,7 @@
           </w:tcPr>
           <w:p>
             <w:pPr>
+              <w:keepNext w:val="false"/>
               <w:jc w:val="left"/>
             </w:pPr>
             <w:r>
@@ -16723,6 +17374,7 @@
           </w:tcPr>
           <w:p>
             <w:pPr>
+              <w:keepNext w:val="false"/>
               <w:jc w:val="center"/>
             </w:pPr>
             <w:r>
@@ -16755,6 +17407,7 @@
           </w:tcPr>
           <w:p>
             <w:pPr>
+              <w:keepNext w:val="false"/>
               <w:jc w:val="center"/>
             </w:pPr>
             <w:r>
@@ -16787,6 +17440,7 @@
           </w:tcPr>
           <w:p>
             <w:pPr>
+              <w:keepNext w:val="false"/>
               <w:jc w:val="center"/>
             </w:pPr>
             <w:r>
@@ -16819,6 +17473,7 @@
           </w:tcPr>
           <w:p>
             <w:pPr>
+              <w:keepNext w:val="false"/>
               <w:jc w:val="center"/>
             </w:pPr>
             <w:r>
@@ -16857,6 +17512,7 @@
           </w:tcPr>
           <w:p>
             <w:pPr>
+              <w:keepNext w:val="false"/>
               <w:jc w:val="left"/>
             </w:pPr>
             <w:r>
@@ -16889,6 +17545,7 @@
           </w:tcPr>
           <w:p>
             <w:pPr>
+              <w:keepNext w:val="false"/>
               <w:jc w:val="center"/>
             </w:pPr>
             <w:r>
@@ -16921,6 +17578,7 @@
           </w:tcPr>
           <w:p>
             <w:pPr>
+              <w:keepNext w:val="false"/>
               <w:jc w:val="center"/>
             </w:pPr>
             <w:r>
@@ -16953,6 +17611,7 @@
           </w:tcPr>
           <w:p>
             <w:pPr>
+              <w:keepNext w:val="false"/>
               <w:jc w:val="center"/>
             </w:pPr>
             <w:r>
@@ -16985,6 +17644,7 @@
           </w:tcPr>
           <w:p>
             <w:pPr>
+              <w:keepNext w:val="false"/>
               <w:jc w:val="center"/>
             </w:pPr>
             <w:r>
@@ -17023,6 +17683,7 @@
           </w:tcPr>
           <w:p>
             <w:pPr>
+              <w:keepNext w:val="false"/>
               <w:jc w:val="left"/>
             </w:pPr>
             <w:r>
@@ -17055,6 +17716,7 @@
           </w:tcPr>
           <w:p>
             <w:pPr>
+              <w:keepNext w:val="false"/>
               <w:jc w:val="center"/>
             </w:pPr>
             <w:r>
@@ -17087,6 +17749,7 @@
           </w:tcPr>
           <w:p>
             <w:pPr>
+              <w:keepNext w:val="false"/>
               <w:jc w:val="center"/>
             </w:pPr>
             <w:r>
@@ -17119,6 +17782,7 @@
           </w:tcPr>
           <w:p>
             <w:pPr>
+              <w:keepNext w:val="false"/>
               <w:jc w:val="center"/>
             </w:pPr>
             <w:r>
@@ -17151,6 +17815,7 @@
           </w:tcPr>
           <w:p>
             <w:pPr>
+              <w:keepNext w:val="false"/>
               <w:jc w:val="center"/>
             </w:pPr>
             <w:r>
@@ -17317,10 +17982,20 @@
       <w:r>
         <w:rPr>
           <w:rFonts w:ascii="Times New Roman" w:cs="Times New Roman" w:eastAsia="Times New Roman" w:hAnsi="Times New Roman"/>
+          <w:b/>
+          <w:bCs/>
           <w:sz w:val="16"/>
           <w:szCs w:val="16"/>
         </w:rPr>
-        <w:t xml:space="preserve">TABLE VII. PEOPLE CAUGHT ON THE CAMPUS, 180 s LEAD, ONE FACTOR CHANGED (%, MEAN ± SD)</w:t>
+        <w:t xml:space="preserve">TABLE VII.</w:t>
+      </w:r>
+      <w:r>
+        <w:rPr>
+          <w:rFonts w:ascii="Times New Roman" w:cs="Times New Roman" w:eastAsia="Times New Roman" w:hAnsi="Times New Roman"/>
+          <w:sz w:val="16"/>
+          <w:szCs w:val="16"/>
+        </w:rPr>
+        <w:t xml:space="preserve"> PEOPLE CAUGHT ON THE CAMPUS, 180 s LEAD, ONE FACTOR CHANGED (%, MEAN ± SD)</w:t>
       </w:r>
     </w:p>
     <w:tbl>
@@ -17356,15 +18031,17 @@
               <w:bottom w:val="single" w:color="000000" w:sz="4"/>
               <w:right w:val="none" w:color="FFFFFF" w:sz="0"/>
             </w:tcBorders>
-            <w:tcMar>
-              <w:top w:type="dxa" w:w="25"/>
-              <w:left w:type="dxa" w:w="50"/>
-              <w:bottom w:type="dxa" w:w="25"/>
-              <w:right w:type="dxa" w:w="50"/>
-            </w:tcMar>
-          </w:tcPr>
-          <w:p>
-            <w:pPr>
+            <w:shd w:fill="E9ECEF" w:color="auto" w:val="clear"/>
+            <w:tcMar>
+              <w:top w:type="dxa" w:w="25"/>
+              <w:left w:type="dxa" w:w="50"/>
+              <w:bottom w:type="dxa" w:w="25"/>
+              <w:right w:type="dxa" w:w="50"/>
+            </w:tcMar>
+          </w:tcPr>
+          <w:p>
+            <w:pPr>
+              <w:keepNext w:val="false"/>
               <w:jc w:val="left"/>
             </w:pPr>
             <w:r>
@@ -17388,15 +18065,17 @@
               <w:bottom w:val="single" w:color="000000" w:sz="4"/>
               <w:right w:val="none" w:color="FFFFFF" w:sz="0"/>
             </w:tcBorders>
-            <w:tcMar>
-              <w:top w:type="dxa" w:w="25"/>
-              <w:left w:type="dxa" w:w="50"/>
-              <w:bottom w:type="dxa" w:w="25"/>
-              <w:right w:type="dxa" w:w="50"/>
-            </w:tcMar>
-          </w:tcPr>
-          <w:p>
-            <w:pPr>
+            <w:shd w:fill="E9ECEF" w:color="auto" w:val="clear"/>
+            <w:tcMar>
+              <w:top w:type="dxa" w:w="25"/>
+              <w:left w:type="dxa" w:w="50"/>
+              <w:bottom w:type="dxa" w:w="25"/>
+              <w:right w:type="dxa" w:w="50"/>
+            </w:tcMar>
+          </w:tcPr>
+          <w:p>
+            <w:pPr>
+              <w:keepNext w:val="false"/>
               <w:jc w:val="center"/>
             </w:pPr>
             <w:r>
@@ -17420,15 +18099,17 @@
               <w:bottom w:val="single" w:color="000000" w:sz="4"/>
               <w:right w:val="none" w:color="FFFFFF" w:sz="0"/>
             </w:tcBorders>
-            <w:tcMar>
-              <w:top w:type="dxa" w:w="25"/>
-              <w:left w:type="dxa" w:w="50"/>
-              <w:bottom w:type="dxa" w:w="25"/>
-              <w:right w:type="dxa" w:w="50"/>
-            </w:tcMar>
-          </w:tcPr>
-          <w:p>
-            <w:pPr>
+            <w:shd w:fill="E9ECEF" w:color="auto" w:val="clear"/>
+            <w:tcMar>
+              <w:top w:type="dxa" w:w="25"/>
+              <w:left w:type="dxa" w:w="50"/>
+              <w:bottom w:type="dxa" w:w="25"/>
+              <w:right w:type="dxa" w:w="50"/>
+            </w:tcMar>
+          </w:tcPr>
+          <w:p>
+            <w:pPr>
+              <w:keepNext w:val="false"/>
               <w:jc w:val="center"/>
             </w:pPr>
             <w:r>
@@ -17452,15 +18133,17 @@
               <w:bottom w:val="single" w:color="000000" w:sz="4"/>
               <w:right w:val="none" w:color="FFFFFF" w:sz="0"/>
             </w:tcBorders>
-            <w:tcMar>
-              <w:top w:type="dxa" w:w="25"/>
-              <w:left w:type="dxa" w:w="50"/>
-              <w:bottom w:type="dxa" w:w="25"/>
-              <w:right w:type="dxa" w:w="50"/>
-            </w:tcMar>
-          </w:tcPr>
-          <w:p>
-            <w:pPr>
+            <w:shd w:fill="E9ECEF" w:color="auto" w:val="clear"/>
+            <w:tcMar>
+              <w:top w:type="dxa" w:w="25"/>
+              <w:left w:type="dxa" w:w="50"/>
+              <w:bottom w:type="dxa" w:w="25"/>
+              <w:right w:type="dxa" w:w="50"/>
+            </w:tcMar>
+          </w:tcPr>
+          <w:p>
+            <w:pPr>
+              <w:keepNext w:val="false"/>
               <w:jc w:val="center"/>
             </w:pPr>
             <w:r>
@@ -17499,6 +18182,7 @@
           </w:tcPr>
           <w:p>
             <w:pPr>
+              <w:keepNext w:val="false"/>
               <w:jc w:val="left"/>
             </w:pPr>
             <w:r>
@@ -17531,6 +18215,7 @@
           </w:tcPr>
           <w:p>
             <w:pPr>
+              <w:keepNext w:val="false"/>
               <w:jc w:val="center"/>
             </w:pPr>
             <w:r>
@@ -17563,6 +18248,7 @@
           </w:tcPr>
           <w:p>
             <w:pPr>
+              <w:keepNext w:val="false"/>
               <w:jc w:val="center"/>
             </w:pPr>
             <w:r>
@@ -17595,6 +18281,7 @@
           </w:tcPr>
           <w:p>
             <w:pPr>
+              <w:keepNext w:val="false"/>
               <w:jc w:val="center"/>
             </w:pPr>
             <w:r>
@@ -17633,6 +18320,7 @@
           </w:tcPr>
           <w:p>
             <w:pPr>
+              <w:keepNext w:val="false"/>
               <w:jc w:val="left"/>
             </w:pPr>
             <w:r>
@@ -17665,6 +18353,7 @@
           </w:tcPr>
           <w:p>
             <w:pPr>
+              <w:keepNext w:val="false"/>
               <w:jc w:val="center"/>
             </w:pPr>
             <w:r>
@@ -17697,6 +18386,7 @@
           </w:tcPr>
           <w:p>
             <w:pPr>
+              <w:keepNext w:val="false"/>
               <w:jc w:val="center"/>
             </w:pPr>
             <w:r>
@@ -17729,6 +18419,7 @@
           </w:tcPr>
           <w:p>
             <w:pPr>
+              <w:keepNext w:val="false"/>
               <w:jc w:val="center"/>
             </w:pPr>
             <w:r>
@@ -17767,6 +18458,7 @@
           </w:tcPr>
           <w:p>
             <w:pPr>
+              <w:keepNext w:val="false"/>
               <w:jc w:val="left"/>
             </w:pPr>
             <w:r>
@@ -17799,6 +18491,7 @@
           </w:tcPr>
           <w:p>
             <w:pPr>
+              <w:keepNext w:val="false"/>
               <w:jc w:val="center"/>
             </w:pPr>
             <w:r>
@@ -17831,6 +18524,7 @@
           </w:tcPr>
           <w:p>
             <w:pPr>
+              <w:keepNext w:val="false"/>
               <w:jc w:val="center"/>
             </w:pPr>
             <w:r>
@@ -17863,6 +18557,7 @@
           </w:tcPr>
           <w:p>
             <w:pPr>
+              <w:keepNext w:val="false"/>
               <w:jc w:val="center"/>
             </w:pPr>
             <w:r>
@@ -17901,6 +18596,7 @@
           </w:tcPr>
           <w:p>
             <w:pPr>
+              <w:keepNext w:val="false"/>
               <w:jc w:val="left"/>
             </w:pPr>
             <w:r>
@@ -17933,6 +18629,7 @@
           </w:tcPr>
           <w:p>
             <w:pPr>
+              <w:keepNext w:val="false"/>
               <w:jc w:val="center"/>
             </w:pPr>
             <w:r>
@@ -17965,6 +18662,7 @@
           </w:tcPr>
           <w:p>
             <w:pPr>
+              <w:keepNext w:val="false"/>
               <w:jc w:val="center"/>
             </w:pPr>
             <w:r>
@@ -17997,6 +18695,7 @@
           </w:tcPr>
           <w:p>
             <w:pPr>
+              <w:keepNext w:val="false"/>
               <w:jc w:val="center"/>
             </w:pPr>
             <w:r>
@@ -18035,6 +18734,7 @@
           </w:tcPr>
           <w:p>
             <w:pPr>
+              <w:keepNext w:val="false"/>
               <w:jc w:val="left"/>
             </w:pPr>
             <w:r>
@@ -18067,6 +18767,7 @@
           </w:tcPr>
           <w:p>
             <w:pPr>
+              <w:keepNext w:val="false"/>
               <w:jc w:val="center"/>
             </w:pPr>
             <w:r>
@@ -18099,6 +18800,7 @@
           </w:tcPr>
           <w:p>
             <w:pPr>
+              <w:keepNext w:val="false"/>
               <w:jc w:val="center"/>
             </w:pPr>
             <w:r>
@@ -18131,6 +18833,7 @@
           </w:tcPr>
           <w:p>
             <w:pPr>
+              <w:keepNext w:val="false"/>
               <w:jc w:val="center"/>
             </w:pPr>
             <w:r>
@@ -18169,6 +18872,7 @@
           </w:tcPr>
           <w:p>
             <w:pPr>
+              <w:keepNext w:val="false"/>
               <w:jc w:val="left"/>
             </w:pPr>
             <w:r>
@@ -18201,6 +18905,7 @@
           </w:tcPr>
           <w:p>
             <w:pPr>
+              <w:keepNext w:val="false"/>
               <w:jc w:val="center"/>
             </w:pPr>
             <w:r>
@@ -18233,6 +18938,7 @@
           </w:tcPr>
           <w:p>
             <w:pPr>
+              <w:keepNext w:val="false"/>
               <w:jc w:val="center"/>
             </w:pPr>
             <w:r>
@@ -18265,6 +18971,7 @@
           </w:tcPr>
           <w:p>
             <w:pPr>
+              <w:keepNext w:val="false"/>
               <w:jc w:val="center"/>
             </w:pPr>
             <w:r>
@@ -18303,6 +19010,7 @@
           </w:tcPr>
           <w:p>
             <w:pPr>
+              <w:keepNext w:val="false"/>
               <w:jc w:val="left"/>
             </w:pPr>
             <w:r>
@@ -18335,6 +19043,7 @@
           </w:tcPr>
           <w:p>
             <w:pPr>
+              <w:keepNext w:val="false"/>
               <w:jc w:val="center"/>
             </w:pPr>
             <w:r>
@@ -18367,6 +19076,7 @@
           </w:tcPr>
           <w:p>
             <w:pPr>
+              <w:keepNext w:val="false"/>
               <w:jc w:val="center"/>
             </w:pPr>
             <w:r>
@@ -18399,6 +19109,7 @@
           </w:tcPr>
           <w:p>
             <w:pPr>
+              <w:keepNext w:val="false"/>
               <w:jc w:val="center"/>
             </w:pPr>
             <w:r>
@@ -18437,6 +19148,7 @@
           </w:tcPr>
           <w:p>
             <w:pPr>
+              <w:keepNext w:val="false"/>
               <w:jc w:val="left"/>
             </w:pPr>
             <w:r>
@@ -18469,6 +19181,7 @@
           </w:tcPr>
           <w:p>
             <w:pPr>
+              <w:keepNext w:val="false"/>
               <w:jc w:val="center"/>
             </w:pPr>
             <w:r>
@@ -18501,6 +19214,7 @@
           </w:tcPr>
           <w:p>
             <w:pPr>
+              <w:keepNext w:val="false"/>
               <w:jc w:val="center"/>
             </w:pPr>
             <w:r>
@@ -18533,6 +19247,7 @@
           </w:tcPr>
           <w:p>
             <w:pPr>
+              <w:keepNext w:val="false"/>
               <w:jc w:val="center"/>
             </w:pPr>
             <w:r>
@@ -18571,6 +19286,7 @@
           </w:tcPr>
           <w:p>
             <w:pPr>
+              <w:keepNext w:val="false"/>
               <w:jc w:val="left"/>
             </w:pPr>
             <w:r>
@@ -18603,6 +19319,7 @@
           </w:tcPr>
           <w:p>
             <w:pPr>
+              <w:keepNext w:val="false"/>
               <w:jc w:val="center"/>
             </w:pPr>
             <w:r>
@@ -18635,6 +19352,7 @@
           </w:tcPr>
           <w:p>
             <w:pPr>
+              <w:keepNext w:val="false"/>
               <w:jc w:val="center"/>
             </w:pPr>
             <w:r>
@@ -18667,6 +19385,7 @@
           </w:tcPr>
           <w:p>
             <w:pPr>
+              <w:keepNext w:val="false"/>
               <w:jc w:val="center"/>
             </w:pPr>
             <w:r>
@@ -18944,10 +19663,20 @@
       <w:r>
         <w:rPr>
           <w:rFonts w:ascii="Times New Roman" w:cs="Times New Roman" w:eastAsia="Times New Roman" w:hAnsi="Times New Roman"/>
+          <w:b/>
+          <w:bCs/>
           <w:sz w:val="16"/>
           <w:szCs w:val="16"/>
         </w:rPr>
-        <w:t xml:space="preserve">TABLE VIII. PEOPLE EVACUATED WITHIN 30 MINUTES ON THE CAMPUS, NO HAZARD, ONE VALUE CHANGED (%, MEAN ± SD)</w:t>
+        <w:t xml:space="preserve">TABLE VIII.</w:t>
+      </w:r>
+      <w:r>
+        <w:rPr>
+          <w:rFonts w:ascii="Times New Roman" w:cs="Times New Roman" w:eastAsia="Times New Roman" w:hAnsi="Times New Roman"/>
+          <w:sz w:val="16"/>
+          <w:szCs w:val="16"/>
+        </w:rPr>
+        <w:t xml:space="preserve"> PEOPLE EVACUATED WITHIN 30 MINUTES ON THE CAMPUS, NO HAZARD, ONE VALUE CHANGED (%, MEAN ± SD)</w:t>
       </w:r>
     </w:p>
     <w:tbl>
@@ -18983,15 +19712,17 @@
               <w:bottom w:val="single" w:color="000000" w:sz="4"/>
               <w:right w:val="none" w:color="FFFFFF" w:sz="0"/>
             </w:tcBorders>
-            <w:tcMar>
-              <w:top w:type="dxa" w:w="25"/>
-              <w:left w:type="dxa" w:w="50"/>
-              <w:bottom w:type="dxa" w:w="25"/>
-              <w:right w:type="dxa" w:w="50"/>
-            </w:tcMar>
-          </w:tcPr>
-          <w:p>
-            <w:pPr>
+            <w:shd w:fill="E9ECEF" w:color="auto" w:val="clear"/>
+            <w:tcMar>
+              <w:top w:type="dxa" w:w="25"/>
+              <w:left w:type="dxa" w:w="50"/>
+              <w:bottom w:type="dxa" w:w="25"/>
+              <w:right w:type="dxa" w:w="50"/>
+            </w:tcMar>
+          </w:tcPr>
+          <w:p>
+            <w:pPr>
+              <w:keepNext w:val="false"/>
               <w:jc w:val="left"/>
             </w:pPr>
             <w:r>
@@ -19015,15 +19746,17 @@
               <w:bottom w:val="single" w:color="000000" w:sz="4"/>
               <w:right w:val="none" w:color="FFFFFF" w:sz="0"/>
             </w:tcBorders>
-            <w:tcMar>
-              <w:top w:type="dxa" w:w="25"/>
-              <w:left w:type="dxa" w:w="50"/>
-              <w:bottom w:type="dxa" w:w="25"/>
-              <w:right w:type="dxa" w:w="50"/>
-            </w:tcMar>
-          </w:tcPr>
-          <w:p>
-            <w:pPr>
+            <w:shd w:fill="E9ECEF" w:color="auto" w:val="clear"/>
+            <w:tcMar>
+              <w:top w:type="dxa" w:w="25"/>
+              <w:left w:type="dxa" w:w="50"/>
+              <w:bottom w:type="dxa" w:w="25"/>
+              <w:right w:type="dxa" w:w="50"/>
+            </w:tcMar>
+          </w:tcPr>
+          <w:p>
+            <w:pPr>
+              <w:keepNext w:val="false"/>
               <w:jc w:val="center"/>
             </w:pPr>
             <w:r>
@@ -19047,15 +19780,17 @@
               <w:bottom w:val="single" w:color="000000" w:sz="4"/>
               <w:right w:val="none" w:color="FFFFFF" w:sz="0"/>
             </w:tcBorders>
-            <w:tcMar>
-              <w:top w:type="dxa" w:w="25"/>
-              <w:left w:type="dxa" w:w="50"/>
-              <w:bottom w:type="dxa" w:w="25"/>
-              <w:right w:type="dxa" w:w="50"/>
-            </w:tcMar>
-          </w:tcPr>
-          <w:p>
-            <w:pPr>
+            <w:shd w:fill="E9ECEF" w:color="auto" w:val="clear"/>
+            <w:tcMar>
+              <w:top w:type="dxa" w:w="25"/>
+              <w:left w:type="dxa" w:w="50"/>
+              <w:bottom w:type="dxa" w:w="25"/>
+              <w:right w:type="dxa" w:w="50"/>
+            </w:tcMar>
+          </w:tcPr>
+          <w:p>
+            <w:pPr>
+              <w:keepNext w:val="false"/>
               <w:jc w:val="center"/>
             </w:pPr>
             <w:r>
@@ -19079,15 +19814,17 @@
               <w:bottom w:val="single" w:color="000000" w:sz="4"/>
               <w:right w:val="none" w:color="FFFFFF" w:sz="0"/>
             </w:tcBorders>
-            <w:tcMar>
-              <w:top w:type="dxa" w:w="25"/>
-              <w:left w:type="dxa" w:w="50"/>
-              <w:bottom w:type="dxa" w:w="25"/>
-              <w:right w:type="dxa" w:w="50"/>
-            </w:tcMar>
-          </w:tcPr>
-          <w:p>
-            <w:pPr>
+            <w:shd w:fill="E9ECEF" w:color="auto" w:val="clear"/>
+            <w:tcMar>
+              <w:top w:type="dxa" w:w="25"/>
+              <w:left w:type="dxa" w:w="50"/>
+              <w:bottom w:type="dxa" w:w="25"/>
+              <w:right w:type="dxa" w:w="50"/>
+            </w:tcMar>
+          </w:tcPr>
+          <w:p>
+            <w:pPr>
+              <w:keepNext w:val="false"/>
               <w:jc w:val="center"/>
             </w:pPr>
             <w:r>
@@ -19126,6 +19863,7 @@
           </w:tcPr>
           <w:p>
             <w:pPr>
+              <w:keepNext w:val="false"/>
               <w:jc w:val="left"/>
             </w:pPr>
             <w:r>
@@ -19158,6 +19896,7 @@
           </w:tcPr>
           <w:p>
             <w:pPr>
+              <w:keepNext w:val="false"/>
               <w:jc w:val="center"/>
             </w:pPr>
             <w:r>
@@ -19190,6 +19929,7 @@
           </w:tcPr>
           <w:p>
             <w:pPr>
+              <w:keepNext w:val="false"/>
               <w:jc w:val="center"/>
             </w:pPr>
             <w:r>
@@ -19222,6 +19962,7 @@
           </w:tcPr>
           <w:p>
             <w:pPr>
+              <w:keepNext w:val="false"/>
               <w:jc w:val="center"/>
             </w:pPr>
             <w:r>
@@ -19260,6 +20001,7 @@
           </w:tcPr>
           <w:p>
             <w:pPr>
+              <w:keepNext w:val="false"/>
               <w:jc w:val="left"/>
             </w:pPr>
             <w:r>
@@ -19292,6 +20034,7 @@
           </w:tcPr>
           <w:p>
             <w:pPr>
+              <w:keepNext w:val="false"/>
               <w:jc w:val="center"/>
             </w:pPr>
             <w:r>
@@ -19324,6 +20067,7 @@
           </w:tcPr>
           <w:p>
             <w:pPr>
+              <w:keepNext w:val="false"/>
               <w:jc w:val="center"/>
             </w:pPr>
             <w:r>
@@ -19356,6 +20100,7 @@
           </w:tcPr>
           <w:p>
             <w:pPr>
+              <w:keepNext w:val="false"/>
               <w:jc w:val="center"/>
             </w:pPr>
             <w:r>
@@ -19394,6 +20139,7 @@
           </w:tcPr>
           <w:p>
             <w:pPr>
+              <w:keepNext w:val="false"/>
               <w:jc w:val="left"/>
             </w:pPr>
             <w:r>
@@ -19426,6 +20172,7 @@
           </w:tcPr>
           <w:p>
             <w:pPr>
+              <w:keepNext w:val="false"/>
               <w:jc w:val="center"/>
             </w:pPr>
             <w:r>
@@ -19458,6 +20205,7 @@
           </w:tcPr>
           <w:p>
             <w:pPr>
+              <w:keepNext w:val="false"/>
               <w:jc w:val="center"/>
             </w:pPr>
             <w:r>
@@ -19490,6 +20238,7 @@
           </w:tcPr>
           <w:p>
             <w:pPr>
+              <w:keepNext w:val="false"/>
               <w:jc w:val="center"/>
             </w:pPr>
             <w:r>
@@ -19528,6 +20277,7 @@
           </w:tcPr>
           <w:p>
             <w:pPr>
+              <w:keepNext w:val="false"/>
               <w:jc w:val="left"/>
             </w:pPr>
             <w:r>
@@ -19560,6 +20310,7 @@
           </w:tcPr>
           <w:p>
             <w:pPr>
+              <w:keepNext w:val="false"/>
               <w:jc w:val="center"/>
             </w:pPr>
             <w:r>
@@ -19592,6 +20343,7 @@
           </w:tcPr>
           <w:p>
             <w:pPr>
+              <w:keepNext w:val="false"/>
               <w:jc w:val="center"/>
             </w:pPr>
             <w:r>
@@ -19624,6 +20376,7 @@
           </w:tcPr>
           <w:p>
             <w:pPr>
+              <w:keepNext w:val="false"/>
               <w:jc w:val="center"/>
             </w:pPr>
             <w:r>
@@ -19662,6 +20415,7 @@
           </w:tcPr>
           <w:p>
             <w:pPr>
+              <w:keepNext w:val="false"/>
               <w:jc w:val="left"/>
             </w:pPr>
             <w:r>
@@ -19694,6 +20448,7 @@
           </w:tcPr>
           <w:p>
             <w:pPr>
+              <w:keepNext w:val="false"/>
               <w:jc w:val="center"/>
             </w:pPr>
             <w:r>
@@ -19726,6 +20481,7 @@
           </w:tcPr>
           <w:p>
             <w:pPr>
+              <w:keepNext w:val="false"/>
               <w:jc w:val="center"/>
             </w:pPr>
             <w:r>
@@ -19758,6 +20514,7 @@
           </w:tcPr>
           <w:p>
             <w:pPr>
+              <w:keepNext w:val="false"/>
               <w:jc w:val="center"/>
             </w:pPr>
             <w:r>
@@ -19796,6 +20553,7 @@
           </w:tcPr>
           <w:p>
             <w:pPr>
+              <w:keepNext w:val="false"/>
               <w:jc w:val="left"/>
             </w:pPr>
             <w:r>
@@ -19828,6 +20586,7 @@
           </w:tcPr>
           <w:p>
             <w:pPr>
+              <w:keepNext w:val="false"/>
               <w:jc w:val="center"/>
             </w:pPr>
             <w:r>
@@ -19860,6 +20619,7 @@
           </w:tcPr>
           <w:p>
             <w:pPr>
+              <w:keepNext w:val="false"/>
               <w:jc w:val="center"/>
             </w:pPr>
             <w:r>
@@ -19892,6 +20652,7 @@
           </w:tcPr>
           <w:p>
             <w:pPr>
+              <w:keepNext w:val="false"/>
               <w:jc w:val="center"/>
             </w:pPr>
             <w:r>
@@ -19930,6 +20691,7 @@
           </w:tcPr>
           <w:p>
             <w:pPr>
+              <w:keepNext w:val="false"/>
               <w:jc w:val="left"/>
             </w:pPr>
             <w:r>
@@ -19962,6 +20724,7 @@
           </w:tcPr>
           <w:p>
             <w:pPr>
+              <w:keepNext w:val="false"/>
               <w:jc w:val="center"/>
             </w:pPr>
             <w:r>
@@ -19994,6 +20757,7 @@
           </w:tcPr>
           <w:p>
             <w:pPr>
+              <w:keepNext w:val="false"/>
               <w:jc w:val="center"/>
             </w:pPr>
             <w:r>
@@ -20026,6 +20790,7 @@
           </w:tcPr>
           <w:p>
             <w:pPr>
+              <w:keepNext w:val="false"/>
               <w:jc w:val="center"/>
             </w:pPr>
             <w:r>
@@ -20065,6 +20830,8 @@
       <w:r>
         <w:rPr>
           <w:rFonts w:ascii="Times New Roman" w:cs="Times New Roman" w:eastAsia="Times New Roman" w:hAnsi="Times New Roman"/>
+          <w:b/>
+          <w:bCs/>
           <w:sz w:val="18"/>
           <w:szCs w:val="18"/>
         </w:rPr>
@@ -20125,6 +20892,8 @@
       <w:r>
         <w:rPr>
           <w:rFonts w:ascii="Times New Roman" w:cs="Times New Roman" w:eastAsia="Times New Roman" w:hAnsi="Times New Roman"/>
+          <w:b/>
+          <w:bCs/>
           <w:sz w:val="18"/>
           <w:szCs w:val="18"/>
         </w:rPr>
@@ -20170,6 +20939,8 @@
       <w:r>
         <w:rPr>
           <w:rFonts w:ascii="Times New Roman" w:cs="Times New Roman" w:eastAsia="Times New Roman" w:hAnsi="Times New Roman"/>
+          <w:b/>
+          <w:bCs/>
           <w:sz w:val="18"/>
           <w:szCs w:val="18"/>
         </w:rPr>
@@ -20180,7 +20951,7 @@
       <w:pPr>
         <w:spacing w:after="80" w:before="0" w:line="240"/>
         <w:ind w:firstLine="200"/>
-        <w:jc w:val="both"/>
+        <w:jc w:val="left"/>
       </w:pPr>
       <w:r>
         <w:rPr>
@@ -20200,6 +20971,8 @@
       <w:r>
         <w:rPr>
           <w:rFonts w:ascii="Times New Roman" w:cs="Times New Roman" w:eastAsia="Times New Roman" w:hAnsi="Times New Roman"/>
+          <w:b/>
+          <w:bCs/>
           <w:sz w:val="18"/>
           <w:szCs w:val="18"/>
         </w:rPr>
@@ -20230,6 +21003,8 @@
       <w:r>
         <w:rPr>
           <w:rFonts w:ascii="Times New Roman" w:cs="Times New Roman" w:eastAsia="Times New Roman" w:hAnsi="Times New Roman"/>
+          <w:b/>
+          <w:bCs/>
           <w:sz w:val="18"/>
           <w:szCs w:val="18"/>
         </w:rPr>
@@ -20432,6 +21207,8 @@
       </w:r>
     </w:p>
     <w:sectPr>
+      <w:headerReference w:type="default" r:id="rId38"/>
+      <w:footerReference w:type="default" r:id="rId39"/>
       <w:type w:val="continuous"/>
       <w:pgSz w:w="12240" w:h="15840" w:orient="portrait"/>
       <w:pgMar w:top="1080" w:right="1080" w:bottom="1080" w:left="1080" w:header="708" w:footer="708" w:gutter="0"/>
@@ -20480,6 +21257,1774 @@
 </w:endnotes>
 </file>
 
+<file path=word/footer1.xml><?xml version="1.0" encoding="utf-8"?>
+<w:ftr xmlns:wpc="http://schemas.microsoft.com/office/word/2010/wordprocessingCanvas" xmlns:mc="http://schemas.openxmlformats.org/markup-compatibility/2006" xmlns:o="urn:schemas-microsoft-com:office:office" xmlns:r="http://schemas.openxmlformats.org/officeDocument/2006/relationships" xmlns:m="http://schemas.openxmlformats.org/officeDocument/2006/math" xmlns:v="urn:schemas-microsoft-com:vml" xmlns:wp14="http://schemas.microsoft.com/office/word/2010/wordprocessingDrawing" xmlns:wp="http://schemas.openxmlformats.org/drawingml/2006/wordprocessingDrawing" xmlns:w10="urn:schemas-microsoft-com:office:word" xmlns:w="http://schemas.openxmlformats.org/wordprocessingml/2006/main" xmlns:w14="http://schemas.microsoft.com/office/word/2010/wordml" xmlns:w15="http://schemas.microsoft.com/office/word/2012/wordml" xmlns:wpg="http://schemas.microsoft.com/office/word/2010/wordprocessingGroup" xmlns:wpi="http://schemas.microsoft.com/office/word/2010/wordprocessingInk" xmlns:wne="http://schemas.microsoft.com/office/word/2006/wordml" xmlns:wps="http://schemas.microsoft.com/office/word/2010/wordprocessingShape">
+  <w:p>
+    <w:pPr>
+      <w:pBdr>
+        <w:top w:val="single" w:color="808080" w:sz="4" w:space="4"/>
+      </w:pBdr>
+      <w:spacing w:before="60"/>
+      <w:jc w:val="center"/>
+    </w:pPr>
+    <w:r>
+      <w:rPr>
+        <w:rFonts w:ascii="Times New Roman" w:cs="Times New Roman" w:eastAsia="Times New Roman" w:hAnsi="Times New Roman"/>
+        <w:color w:val="555555"/>
+        <w:sz w:val="16"/>
+        <w:szCs w:val="16"/>
+      </w:rPr>
+      <w:t xml:space="preserve">Panic Engine  ·  Page </w:t>
+    </w:r>
+    <w:r>
+      <w:rPr>
+        <w:rFonts w:ascii="Times New Roman" w:cs="Times New Roman" w:eastAsia="Times New Roman" w:hAnsi="Times New Roman"/>
+        <w:color w:val="555555"/>
+        <w:sz w:val="16"/>
+        <w:szCs w:val="16"/>
+      </w:rPr>
+      <w:fldChar w:fldCharType="begin"/>
+    </w:r>
+    <w:r>
+      <w:rPr>
+        <w:rFonts w:ascii="Times New Roman" w:cs="Times New Roman" w:eastAsia="Times New Roman" w:hAnsi="Times New Roman"/>
+        <w:color w:val="555555"/>
+        <w:sz w:val="16"/>
+        <w:szCs w:val="16"/>
+      </w:rPr>
+      <w:instrText xml:space="preserve">PAGE</w:instrText>
+    </w:r>
+    <w:r>
+      <w:rPr>
+        <w:rFonts w:ascii="Times New Roman" w:cs="Times New Roman" w:eastAsia="Times New Roman" w:hAnsi="Times New Roman"/>
+        <w:color w:val="555555"/>
+        <w:sz w:val="16"/>
+        <w:szCs w:val="16"/>
+      </w:rPr>
+      <w:fldChar w:fldCharType="separate"/>
+    </w:r>
+    <w:r>
+      <w:rPr>
+        <w:rFonts w:ascii="Times New Roman" w:cs="Times New Roman" w:eastAsia="Times New Roman" w:hAnsi="Times New Roman"/>
+        <w:color w:val="555555"/>
+        <w:sz w:val="16"/>
+        <w:szCs w:val="16"/>
+      </w:rPr>
+      <w:fldChar w:fldCharType="end"/>
+    </w:r>
+    <w:r>
+      <w:rPr>
+        <w:rFonts w:ascii="Times New Roman" w:cs="Times New Roman" w:eastAsia="Times New Roman" w:hAnsi="Times New Roman"/>
+        <w:color w:val="555555"/>
+        <w:sz w:val="16"/>
+        <w:szCs w:val="16"/>
+      </w:rPr>
+      <w:t xml:space="preserve"> of </w:t>
+    </w:r>
+    <w:r>
+      <w:rPr>
+        <w:rFonts w:ascii="Times New Roman" w:cs="Times New Roman" w:eastAsia="Times New Roman" w:hAnsi="Times New Roman"/>
+        <w:color w:val="555555"/>
+        <w:sz w:val="16"/>
+        <w:szCs w:val="16"/>
+      </w:rPr>
+      <w:fldChar w:fldCharType="begin"/>
+    </w:r>
+    <w:r>
+      <w:rPr>
+        <w:rFonts w:ascii="Times New Roman" w:cs="Times New Roman" w:eastAsia="Times New Roman" w:hAnsi="Times New Roman"/>
+        <w:color w:val="555555"/>
+        <w:sz w:val="16"/>
+        <w:szCs w:val="16"/>
+      </w:rPr>
+      <w:instrText xml:space="preserve">NUMPAGES</w:instrText>
+    </w:r>
+    <w:r>
+      <w:rPr>
+        <w:rFonts w:ascii="Times New Roman" w:cs="Times New Roman" w:eastAsia="Times New Roman" w:hAnsi="Times New Roman"/>
+        <w:color w:val="555555"/>
+        <w:sz w:val="16"/>
+        <w:szCs w:val="16"/>
+      </w:rPr>
+      <w:fldChar w:fldCharType="separate"/>
+    </w:r>
+    <w:r>
+      <w:rPr>
+        <w:rFonts w:ascii="Times New Roman" w:cs="Times New Roman" w:eastAsia="Times New Roman" w:hAnsi="Times New Roman"/>
+        <w:color w:val="555555"/>
+        <w:sz w:val="16"/>
+        <w:szCs w:val="16"/>
+      </w:rPr>
+      <w:fldChar w:fldCharType="end"/>
+    </w:r>
+  </w:p>
+</w:ftr>
+</file>
+
+<file path=word/footer10.xml><?xml version="1.0" encoding="utf-8"?>
+<w:ftr xmlns:wpc="http://schemas.microsoft.com/office/word/2010/wordprocessingCanvas" xmlns:mc="http://schemas.openxmlformats.org/markup-compatibility/2006" xmlns:o="urn:schemas-microsoft-com:office:office" xmlns:r="http://schemas.openxmlformats.org/officeDocument/2006/relationships" xmlns:m="http://schemas.openxmlformats.org/officeDocument/2006/math" xmlns:v="urn:schemas-microsoft-com:vml" xmlns:wp14="http://schemas.microsoft.com/office/word/2010/wordprocessingDrawing" xmlns:wp="http://schemas.openxmlformats.org/drawingml/2006/wordprocessingDrawing" xmlns:w10="urn:schemas-microsoft-com:office:word" xmlns:w="http://schemas.openxmlformats.org/wordprocessingml/2006/main" xmlns:w14="http://schemas.microsoft.com/office/word/2010/wordml" xmlns:w15="http://schemas.microsoft.com/office/word/2012/wordml" xmlns:wpg="http://schemas.microsoft.com/office/word/2010/wordprocessingGroup" xmlns:wpi="http://schemas.microsoft.com/office/word/2010/wordprocessingInk" xmlns:wne="http://schemas.microsoft.com/office/word/2006/wordml" xmlns:wps="http://schemas.microsoft.com/office/word/2010/wordprocessingShape">
+  <w:p>
+    <w:pPr>
+      <w:pBdr>
+        <w:top w:val="single" w:color="808080" w:sz="4" w:space="4"/>
+      </w:pBdr>
+      <w:spacing w:before="60"/>
+      <w:jc w:val="center"/>
+    </w:pPr>
+    <w:r>
+      <w:rPr>
+        <w:rFonts w:ascii="Times New Roman" w:cs="Times New Roman" w:eastAsia="Times New Roman" w:hAnsi="Times New Roman"/>
+        <w:color w:val="555555"/>
+        <w:sz w:val="16"/>
+        <w:szCs w:val="16"/>
+      </w:rPr>
+      <w:t xml:space="preserve">Panic Engine  ·  Page </w:t>
+    </w:r>
+    <w:r>
+      <w:rPr>
+        <w:rFonts w:ascii="Times New Roman" w:cs="Times New Roman" w:eastAsia="Times New Roman" w:hAnsi="Times New Roman"/>
+        <w:color w:val="555555"/>
+        <w:sz w:val="16"/>
+        <w:szCs w:val="16"/>
+      </w:rPr>
+      <w:fldChar w:fldCharType="begin"/>
+    </w:r>
+    <w:r>
+      <w:rPr>
+        <w:rFonts w:ascii="Times New Roman" w:cs="Times New Roman" w:eastAsia="Times New Roman" w:hAnsi="Times New Roman"/>
+        <w:color w:val="555555"/>
+        <w:sz w:val="16"/>
+        <w:szCs w:val="16"/>
+      </w:rPr>
+      <w:instrText xml:space="preserve">PAGE</w:instrText>
+    </w:r>
+    <w:r>
+      <w:rPr>
+        <w:rFonts w:ascii="Times New Roman" w:cs="Times New Roman" w:eastAsia="Times New Roman" w:hAnsi="Times New Roman"/>
+        <w:color w:val="555555"/>
+        <w:sz w:val="16"/>
+        <w:szCs w:val="16"/>
+      </w:rPr>
+      <w:fldChar w:fldCharType="separate"/>
+    </w:r>
+    <w:r>
+      <w:rPr>
+        <w:rFonts w:ascii="Times New Roman" w:cs="Times New Roman" w:eastAsia="Times New Roman" w:hAnsi="Times New Roman"/>
+        <w:color w:val="555555"/>
+        <w:sz w:val="16"/>
+        <w:szCs w:val="16"/>
+      </w:rPr>
+      <w:fldChar w:fldCharType="end"/>
+    </w:r>
+    <w:r>
+      <w:rPr>
+        <w:rFonts w:ascii="Times New Roman" w:cs="Times New Roman" w:eastAsia="Times New Roman" w:hAnsi="Times New Roman"/>
+        <w:color w:val="555555"/>
+        <w:sz w:val="16"/>
+        <w:szCs w:val="16"/>
+      </w:rPr>
+      <w:t xml:space="preserve"> of </w:t>
+    </w:r>
+    <w:r>
+      <w:rPr>
+        <w:rFonts w:ascii="Times New Roman" w:cs="Times New Roman" w:eastAsia="Times New Roman" w:hAnsi="Times New Roman"/>
+        <w:color w:val="555555"/>
+        <w:sz w:val="16"/>
+        <w:szCs w:val="16"/>
+      </w:rPr>
+      <w:fldChar w:fldCharType="begin"/>
+    </w:r>
+    <w:r>
+      <w:rPr>
+        <w:rFonts w:ascii="Times New Roman" w:cs="Times New Roman" w:eastAsia="Times New Roman" w:hAnsi="Times New Roman"/>
+        <w:color w:val="555555"/>
+        <w:sz w:val="16"/>
+        <w:szCs w:val="16"/>
+      </w:rPr>
+      <w:instrText xml:space="preserve">NUMPAGES</w:instrText>
+    </w:r>
+    <w:r>
+      <w:rPr>
+        <w:rFonts w:ascii="Times New Roman" w:cs="Times New Roman" w:eastAsia="Times New Roman" w:hAnsi="Times New Roman"/>
+        <w:color w:val="555555"/>
+        <w:sz w:val="16"/>
+        <w:szCs w:val="16"/>
+      </w:rPr>
+      <w:fldChar w:fldCharType="separate"/>
+    </w:r>
+    <w:r>
+      <w:rPr>
+        <w:rFonts w:ascii="Times New Roman" w:cs="Times New Roman" w:eastAsia="Times New Roman" w:hAnsi="Times New Roman"/>
+        <w:color w:val="555555"/>
+        <w:sz w:val="16"/>
+        <w:szCs w:val="16"/>
+      </w:rPr>
+      <w:fldChar w:fldCharType="end"/>
+    </w:r>
+  </w:p>
+</w:ftr>
+</file>
+
+<file path=word/footer11.xml><?xml version="1.0" encoding="utf-8"?>
+<w:ftr xmlns:wpc="http://schemas.microsoft.com/office/word/2010/wordprocessingCanvas" xmlns:mc="http://schemas.openxmlformats.org/markup-compatibility/2006" xmlns:o="urn:schemas-microsoft-com:office:office" xmlns:r="http://schemas.openxmlformats.org/officeDocument/2006/relationships" xmlns:m="http://schemas.openxmlformats.org/officeDocument/2006/math" xmlns:v="urn:schemas-microsoft-com:vml" xmlns:wp14="http://schemas.microsoft.com/office/word/2010/wordprocessingDrawing" xmlns:wp="http://schemas.openxmlformats.org/drawingml/2006/wordprocessingDrawing" xmlns:w10="urn:schemas-microsoft-com:office:word" xmlns:w="http://schemas.openxmlformats.org/wordprocessingml/2006/main" xmlns:w14="http://schemas.microsoft.com/office/word/2010/wordml" xmlns:w15="http://schemas.microsoft.com/office/word/2012/wordml" xmlns:wpg="http://schemas.microsoft.com/office/word/2010/wordprocessingGroup" xmlns:wpi="http://schemas.microsoft.com/office/word/2010/wordprocessingInk" xmlns:wne="http://schemas.microsoft.com/office/word/2006/wordml" xmlns:wps="http://schemas.microsoft.com/office/word/2010/wordprocessingShape">
+  <w:p>
+    <w:pPr>
+      <w:pBdr>
+        <w:top w:val="single" w:color="808080" w:sz="4" w:space="4"/>
+      </w:pBdr>
+      <w:spacing w:before="60"/>
+      <w:jc w:val="center"/>
+    </w:pPr>
+    <w:r>
+      <w:rPr>
+        <w:rFonts w:ascii="Times New Roman" w:cs="Times New Roman" w:eastAsia="Times New Roman" w:hAnsi="Times New Roman"/>
+        <w:color w:val="555555"/>
+        <w:sz w:val="16"/>
+        <w:szCs w:val="16"/>
+      </w:rPr>
+      <w:t xml:space="preserve">Panic Engine  ·  Page </w:t>
+    </w:r>
+    <w:r>
+      <w:rPr>
+        <w:rFonts w:ascii="Times New Roman" w:cs="Times New Roman" w:eastAsia="Times New Roman" w:hAnsi="Times New Roman"/>
+        <w:color w:val="555555"/>
+        <w:sz w:val="16"/>
+        <w:szCs w:val="16"/>
+      </w:rPr>
+      <w:fldChar w:fldCharType="begin"/>
+    </w:r>
+    <w:r>
+      <w:rPr>
+        <w:rFonts w:ascii="Times New Roman" w:cs="Times New Roman" w:eastAsia="Times New Roman" w:hAnsi="Times New Roman"/>
+        <w:color w:val="555555"/>
+        <w:sz w:val="16"/>
+        <w:szCs w:val="16"/>
+      </w:rPr>
+      <w:instrText xml:space="preserve">PAGE</w:instrText>
+    </w:r>
+    <w:r>
+      <w:rPr>
+        <w:rFonts w:ascii="Times New Roman" w:cs="Times New Roman" w:eastAsia="Times New Roman" w:hAnsi="Times New Roman"/>
+        <w:color w:val="555555"/>
+        <w:sz w:val="16"/>
+        <w:szCs w:val="16"/>
+      </w:rPr>
+      <w:fldChar w:fldCharType="separate"/>
+    </w:r>
+    <w:r>
+      <w:rPr>
+        <w:rFonts w:ascii="Times New Roman" w:cs="Times New Roman" w:eastAsia="Times New Roman" w:hAnsi="Times New Roman"/>
+        <w:color w:val="555555"/>
+        <w:sz w:val="16"/>
+        <w:szCs w:val="16"/>
+      </w:rPr>
+      <w:fldChar w:fldCharType="end"/>
+    </w:r>
+    <w:r>
+      <w:rPr>
+        <w:rFonts w:ascii="Times New Roman" w:cs="Times New Roman" w:eastAsia="Times New Roman" w:hAnsi="Times New Roman"/>
+        <w:color w:val="555555"/>
+        <w:sz w:val="16"/>
+        <w:szCs w:val="16"/>
+      </w:rPr>
+      <w:t xml:space="preserve"> of </w:t>
+    </w:r>
+    <w:r>
+      <w:rPr>
+        <w:rFonts w:ascii="Times New Roman" w:cs="Times New Roman" w:eastAsia="Times New Roman" w:hAnsi="Times New Roman"/>
+        <w:color w:val="555555"/>
+        <w:sz w:val="16"/>
+        <w:szCs w:val="16"/>
+      </w:rPr>
+      <w:fldChar w:fldCharType="begin"/>
+    </w:r>
+    <w:r>
+      <w:rPr>
+        <w:rFonts w:ascii="Times New Roman" w:cs="Times New Roman" w:eastAsia="Times New Roman" w:hAnsi="Times New Roman"/>
+        <w:color w:val="555555"/>
+        <w:sz w:val="16"/>
+        <w:szCs w:val="16"/>
+      </w:rPr>
+      <w:instrText xml:space="preserve">NUMPAGES</w:instrText>
+    </w:r>
+    <w:r>
+      <w:rPr>
+        <w:rFonts w:ascii="Times New Roman" w:cs="Times New Roman" w:eastAsia="Times New Roman" w:hAnsi="Times New Roman"/>
+        <w:color w:val="555555"/>
+        <w:sz w:val="16"/>
+        <w:szCs w:val="16"/>
+      </w:rPr>
+      <w:fldChar w:fldCharType="separate"/>
+    </w:r>
+    <w:r>
+      <w:rPr>
+        <w:rFonts w:ascii="Times New Roman" w:cs="Times New Roman" w:eastAsia="Times New Roman" w:hAnsi="Times New Roman"/>
+        <w:color w:val="555555"/>
+        <w:sz w:val="16"/>
+        <w:szCs w:val="16"/>
+      </w:rPr>
+      <w:fldChar w:fldCharType="end"/>
+    </w:r>
+  </w:p>
+</w:ftr>
+</file>
+
+<file path=word/footer12.xml><?xml version="1.0" encoding="utf-8"?>
+<w:ftr xmlns:wpc="http://schemas.microsoft.com/office/word/2010/wordprocessingCanvas" xmlns:mc="http://schemas.openxmlformats.org/markup-compatibility/2006" xmlns:o="urn:schemas-microsoft-com:office:office" xmlns:r="http://schemas.openxmlformats.org/officeDocument/2006/relationships" xmlns:m="http://schemas.openxmlformats.org/officeDocument/2006/math" xmlns:v="urn:schemas-microsoft-com:vml" xmlns:wp14="http://schemas.microsoft.com/office/word/2010/wordprocessingDrawing" xmlns:wp="http://schemas.openxmlformats.org/drawingml/2006/wordprocessingDrawing" xmlns:w10="urn:schemas-microsoft-com:office:word" xmlns:w="http://schemas.openxmlformats.org/wordprocessingml/2006/main" xmlns:w14="http://schemas.microsoft.com/office/word/2010/wordml" xmlns:w15="http://schemas.microsoft.com/office/word/2012/wordml" xmlns:wpg="http://schemas.microsoft.com/office/word/2010/wordprocessingGroup" xmlns:wpi="http://schemas.microsoft.com/office/word/2010/wordprocessingInk" xmlns:wne="http://schemas.microsoft.com/office/word/2006/wordml" xmlns:wps="http://schemas.microsoft.com/office/word/2010/wordprocessingShape">
+  <w:p>
+    <w:pPr>
+      <w:pBdr>
+        <w:top w:val="single" w:color="808080" w:sz="4" w:space="4"/>
+      </w:pBdr>
+      <w:spacing w:before="60"/>
+      <w:jc w:val="center"/>
+    </w:pPr>
+    <w:r>
+      <w:rPr>
+        <w:rFonts w:ascii="Times New Roman" w:cs="Times New Roman" w:eastAsia="Times New Roman" w:hAnsi="Times New Roman"/>
+        <w:color w:val="555555"/>
+        <w:sz w:val="16"/>
+        <w:szCs w:val="16"/>
+      </w:rPr>
+      <w:t xml:space="preserve">Panic Engine  ·  Page </w:t>
+    </w:r>
+    <w:r>
+      <w:rPr>
+        <w:rFonts w:ascii="Times New Roman" w:cs="Times New Roman" w:eastAsia="Times New Roman" w:hAnsi="Times New Roman"/>
+        <w:color w:val="555555"/>
+        <w:sz w:val="16"/>
+        <w:szCs w:val="16"/>
+      </w:rPr>
+      <w:fldChar w:fldCharType="begin"/>
+    </w:r>
+    <w:r>
+      <w:rPr>
+        <w:rFonts w:ascii="Times New Roman" w:cs="Times New Roman" w:eastAsia="Times New Roman" w:hAnsi="Times New Roman"/>
+        <w:color w:val="555555"/>
+        <w:sz w:val="16"/>
+        <w:szCs w:val="16"/>
+      </w:rPr>
+      <w:instrText xml:space="preserve">PAGE</w:instrText>
+    </w:r>
+    <w:r>
+      <w:rPr>
+        <w:rFonts w:ascii="Times New Roman" w:cs="Times New Roman" w:eastAsia="Times New Roman" w:hAnsi="Times New Roman"/>
+        <w:color w:val="555555"/>
+        <w:sz w:val="16"/>
+        <w:szCs w:val="16"/>
+      </w:rPr>
+      <w:fldChar w:fldCharType="separate"/>
+    </w:r>
+    <w:r>
+      <w:rPr>
+        <w:rFonts w:ascii="Times New Roman" w:cs="Times New Roman" w:eastAsia="Times New Roman" w:hAnsi="Times New Roman"/>
+        <w:color w:val="555555"/>
+        <w:sz w:val="16"/>
+        <w:szCs w:val="16"/>
+      </w:rPr>
+      <w:fldChar w:fldCharType="end"/>
+    </w:r>
+    <w:r>
+      <w:rPr>
+        <w:rFonts w:ascii="Times New Roman" w:cs="Times New Roman" w:eastAsia="Times New Roman" w:hAnsi="Times New Roman"/>
+        <w:color w:val="555555"/>
+        <w:sz w:val="16"/>
+        <w:szCs w:val="16"/>
+      </w:rPr>
+      <w:t xml:space="preserve"> of </w:t>
+    </w:r>
+    <w:r>
+      <w:rPr>
+        <w:rFonts w:ascii="Times New Roman" w:cs="Times New Roman" w:eastAsia="Times New Roman" w:hAnsi="Times New Roman"/>
+        <w:color w:val="555555"/>
+        <w:sz w:val="16"/>
+        <w:szCs w:val="16"/>
+      </w:rPr>
+      <w:fldChar w:fldCharType="begin"/>
+    </w:r>
+    <w:r>
+      <w:rPr>
+        <w:rFonts w:ascii="Times New Roman" w:cs="Times New Roman" w:eastAsia="Times New Roman" w:hAnsi="Times New Roman"/>
+        <w:color w:val="555555"/>
+        <w:sz w:val="16"/>
+        <w:szCs w:val="16"/>
+      </w:rPr>
+      <w:instrText xml:space="preserve">NUMPAGES</w:instrText>
+    </w:r>
+    <w:r>
+      <w:rPr>
+        <w:rFonts w:ascii="Times New Roman" w:cs="Times New Roman" w:eastAsia="Times New Roman" w:hAnsi="Times New Roman"/>
+        <w:color w:val="555555"/>
+        <w:sz w:val="16"/>
+        <w:szCs w:val="16"/>
+      </w:rPr>
+      <w:fldChar w:fldCharType="separate"/>
+    </w:r>
+    <w:r>
+      <w:rPr>
+        <w:rFonts w:ascii="Times New Roman" w:cs="Times New Roman" w:eastAsia="Times New Roman" w:hAnsi="Times New Roman"/>
+        <w:color w:val="555555"/>
+        <w:sz w:val="16"/>
+        <w:szCs w:val="16"/>
+      </w:rPr>
+      <w:fldChar w:fldCharType="end"/>
+    </w:r>
+  </w:p>
+</w:ftr>
+</file>
+
+<file path=word/footer13.xml><?xml version="1.0" encoding="utf-8"?>
+<w:ftr xmlns:wpc="http://schemas.microsoft.com/office/word/2010/wordprocessingCanvas" xmlns:mc="http://schemas.openxmlformats.org/markup-compatibility/2006" xmlns:o="urn:schemas-microsoft-com:office:office" xmlns:r="http://schemas.openxmlformats.org/officeDocument/2006/relationships" xmlns:m="http://schemas.openxmlformats.org/officeDocument/2006/math" xmlns:v="urn:schemas-microsoft-com:vml" xmlns:wp14="http://schemas.microsoft.com/office/word/2010/wordprocessingDrawing" xmlns:wp="http://schemas.openxmlformats.org/drawingml/2006/wordprocessingDrawing" xmlns:w10="urn:schemas-microsoft-com:office:word" xmlns:w="http://schemas.openxmlformats.org/wordprocessingml/2006/main" xmlns:w14="http://schemas.microsoft.com/office/word/2010/wordml" xmlns:w15="http://schemas.microsoft.com/office/word/2012/wordml" xmlns:wpg="http://schemas.microsoft.com/office/word/2010/wordprocessingGroup" xmlns:wpi="http://schemas.microsoft.com/office/word/2010/wordprocessingInk" xmlns:wne="http://schemas.microsoft.com/office/word/2006/wordml" xmlns:wps="http://schemas.microsoft.com/office/word/2010/wordprocessingShape">
+  <w:p>
+    <w:pPr>
+      <w:pBdr>
+        <w:top w:val="single" w:color="808080" w:sz="4" w:space="4"/>
+      </w:pBdr>
+      <w:spacing w:before="60"/>
+      <w:jc w:val="center"/>
+    </w:pPr>
+    <w:r>
+      <w:rPr>
+        <w:rFonts w:ascii="Times New Roman" w:cs="Times New Roman" w:eastAsia="Times New Roman" w:hAnsi="Times New Roman"/>
+        <w:color w:val="555555"/>
+        <w:sz w:val="16"/>
+        <w:szCs w:val="16"/>
+      </w:rPr>
+      <w:t xml:space="preserve">Panic Engine  ·  Page </w:t>
+    </w:r>
+    <w:r>
+      <w:rPr>
+        <w:rFonts w:ascii="Times New Roman" w:cs="Times New Roman" w:eastAsia="Times New Roman" w:hAnsi="Times New Roman"/>
+        <w:color w:val="555555"/>
+        <w:sz w:val="16"/>
+        <w:szCs w:val="16"/>
+      </w:rPr>
+      <w:fldChar w:fldCharType="begin"/>
+    </w:r>
+    <w:r>
+      <w:rPr>
+        <w:rFonts w:ascii="Times New Roman" w:cs="Times New Roman" w:eastAsia="Times New Roman" w:hAnsi="Times New Roman"/>
+        <w:color w:val="555555"/>
+        <w:sz w:val="16"/>
+        <w:szCs w:val="16"/>
+      </w:rPr>
+      <w:instrText xml:space="preserve">PAGE</w:instrText>
+    </w:r>
+    <w:r>
+      <w:rPr>
+        <w:rFonts w:ascii="Times New Roman" w:cs="Times New Roman" w:eastAsia="Times New Roman" w:hAnsi="Times New Roman"/>
+        <w:color w:val="555555"/>
+        <w:sz w:val="16"/>
+        <w:szCs w:val="16"/>
+      </w:rPr>
+      <w:fldChar w:fldCharType="separate"/>
+    </w:r>
+    <w:r>
+      <w:rPr>
+        <w:rFonts w:ascii="Times New Roman" w:cs="Times New Roman" w:eastAsia="Times New Roman" w:hAnsi="Times New Roman"/>
+        <w:color w:val="555555"/>
+        <w:sz w:val="16"/>
+        <w:szCs w:val="16"/>
+      </w:rPr>
+      <w:fldChar w:fldCharType="end"/>
+    </w:r>
+    <w:r>
+      <w:rPr>
+        <w:rFonts w:ascii="Times New Roman" w:cs="Times New Roman" w:eastAsia="Times New Roman" w:hAnsi="Times New Roman"/>
+        <w:color w:val="555555"/>
+        <w:sz w:val="16"/>
+        <w:szCs w:val="16"/>
+      </w:rPr>
+      <w:t xml:space="preserve"> of </w:t>
+    </w:r>
+    <w:r>
+      <w:rPr>
+        <w:rFonts w:ascii="Times New Roman" w:cs="Times New Roman" w:eastAsia="Times New Roman" w:hAnsi="Times New Roman"/>
+        <w:color w:val="555555"/>
+        <w:sz w:val="16"/>
+        <w:szCs w:val="16"/>
+      </w:rPr>
+      <w:fldChar w:fldCharType="begin"/>
+    </w:r>
+    <w:r>
+      <w:rPr>
+        <w:rFonts w:ascii="Times New Roman" w:cs="Times New Roman" w:eastAsia="Times New Roman" w:hAnsi="Times New Roman"/>
+        <w:color w:val="555555"/>
+        <w:sz w:val="16"/>
+        <w:szCs w:val="16"/>
+      </w:rPr>
+      <w:instrText xml:space="preserve">NUMPAGES</w:instrText>
+    </w:r>
+    <w:r>
+      <w:rPr>
+        <w:rFonts w:ascii="Times New Roman" w:cs="Times New Roman" w:eastAsia="Times New Roman" w:hAnsi="Times New Roman"/>
+        <w:color w:val="555555"/>
+        <w:sz w:val="16"/>
+        <w:szCs w:val="16"/>
+      </w:rPr>
+      <w:fldChar w:fldCharType="separate"/>
+    </w:r>
+    <w:r>
+      <w:rPr>
+        <w:rFonts w:ascii="Times New Roman" w:cs="Times New Roman" w:eastAsia="Times New Roman" w:hAnsi="Times New Roman"/>
+        <w:color w:val="555555"/>
+        <w:sz w:val="16"/>
+        <w:szCs w:val="16"/>
+      </w:rPr>
+      <w:fldChar w:fldCharType="end"/>
+    </w:r>
+  </w:p>
+</w:ftr>
+</file>
+
+<file path=word/footer14.xml><?xml version="1.0" encoding="utf-8"?>
+<w:ftr xmlns:wpc="http://schemas.microsoft.com/office/word/2010/wordprocessingCanvas" xmlns:mc="http://schemas.openxmlformats.org/markup-compatibility/2006" xmlns:o="urn:schemas-microsoft-com:office:office" xmlns:r="http://schemas.openxmlformats.org/officeDocument/2006/relationships" xmlns:m="http://schemas.openxmlformats.org/officeDocument/2006/math" xmlns:v="urn:schemas-microsoft-com:vml" xmlns:wp14="http://schemas.microsoft.com/office/word/2010/wordprocessingDrawing" xmlns:wp="http://schemas.openxmlformats.org/drawingml/2006/wordprocessingDrawing" xmlns:w10="urn:schemas-microsoft-com:office:word" xmlns:w="http://schemas.openxmlformats.org/wordprocessingml/2006/main" xmlns:w14="http://schemas.microsoft.com/office/word/2010/wordml" xmlns:w15="http://schemas.microsoft.com/office/word/2012/wordml" xmlns:wpg="http://schemas.microsoft.com/office/word/2010/wordprocessingGroup" xmlns:wpi="http://schemas.microsoft.com/office/word/2010/wordprocessingInk" xmlns:wne="http://schemas.microsoft.com/office/word/2006/wordml" xmlns:wps="http://schemas.microsoft.com/office/word/2010/wordprocessingShape">
+  <w:p>
+    <w:pPr>
+      <w:pBdr>
+        <w:top w:val="single" w:color="808080" w:sz="4" w:space="4"/>
+      </w:pBdr>
+      <w:spacing w:before="60"/>
+      <w:jc w:val="center"/>
+    </w:pPr>
+    <w:r>
+      <w:rPr>
+        <w:rFonts w:ascii="Times New Roman" w:cs="Times New Roman" w:eastAsia="Times New Roman" w:hAnsi="Times New Roman"/>
+        <w:color w:val="555555"/>
+        <w:sz w:val="16"/>
+        <w:szCs w:val="16"/>
+      </w:rPr>
+      <w:t xml:space="preserve">Panic Engine  ·  Page </w:t>
+    </w:r>
+    <w:r>
+      <w:rPr>
+        <w:rFonts w:ascii="Times New Roman" w:cs="Times New Roman" w:eastAsia="Times New Roman" w:hAnsi="Times New Roman"/>
+        <w:color w:val="555555"/>
+        <w:sz w:val="16"/>
+        <w:szCs w:val="16"/>
+      </w:rPr>
+      <w:fldChar w:fldCharType="begin"/>
+    </w:r>
+    <w:r>
+      <w:rPr>
+        <w:rFonts w:ascii="Times New Roman" w:cs="Times New Roman" w:eastAsia="Times New Roman" w:hAnsi="Times New Roman"/>
+        <w:color w:val="555555"/>
+        <w:sz w:val="16"/>
+        <w:szCs w:val="16"/>
+      </w:rPr>
+      <w:instrText xml:space="preserve">PAGE</w:instrText>
+    </w:r>
+    <w:r>
+      <w:rPr>
+        <w:rFonts w:ascii="Times New Roman" w:cs="Times New Roman" w:eastAsia="Times New Roman" w:hAnsi="Times New Roman"/>
+        <w:color w:val="555555"/>
+        <w:sz w:val="16"/>
+        <w:szCs w:val="16"/>
+      </w:rPr>
+      <w:fldChar w:fldCharType="separate"/>
+    </w:r>
+    <w:r>
+      <w:rPr>
+        <w:rFonts w:ascii="Times New Roman" w:cs="Times New Roman" w:eastAsia="Times New Roman" w:hAnsi="Times New Roman"/>
+        <w:color w:val="555555"/>
+        <w:sz w:val="16"/>
+        <w:szCs w:val="16"/>
+      </w:rPr>
+      <w:fldChar w:fldCharType="end"/>
+    </w:r>
+    <w:r>
+      <w:rPr>
+        <w:rFonts w:ascii="Times New Roman" w:cs="Times New Roman" w:eastAsia="Times New Roman" w:hAnsi="Times New Roman"/>
+        <w:color w:val="555555"/>
+        <w:sz w:val="16"/>
+        <w:szCs w:val="16"/>
+      </w:rPr>
+      <w:t xml:space="preserve"> of </w:t>
+    </w:r>
+    <w:r>
+      <w:rPr>
+        <w:rFonts w:ascii="Times New Roman" w:cs="Times New Roman" w:eastAsia="Times New Roman" w:hAnsi="Times New Roman"/>
+        <w:color w:val="555555"/>
+        <w:sz w:val="16"/>
+        <w:szCs w:val="16"/>
+      </w:rPr>
+      <w:fldChar w:fldCharType="begin"/>
+    </w:r>
+    <w:r>
+      <w:rPr>
+        <w:rFonts w:ascii="Times New Roman" w:cs="Times New Roman" w:eastAsia="Times New Roman" w:hAnsi="Times New Roman"/>
+        <w:color w:val="555555"/>
+        <w:sz w:val="16"/>
+        <w:szCs w:val="16"/>
+      </w:rPr>
+      <w:instrText xml:space="preserve">NUMPAGES</w:instrText>
+    </w:r>
+    <w:r>
+      <w:rPr>
+        <w:rFonts w:ascii="Times New Roman" w:cs="Times New Roman" w:eastAsia="Times New Roman" w:hAnsi="Times New Roman"/>
+        <w:color w:val="555555"/>
+        <w:sz w:val="16"/>
+        <w:szCs w:val="16"/>
+      </w:rPr>
+      <w:fldChar w:fldCharType="separate"/>
+    </w:r>
+    <w:r>
+      <w:rPr>
+        <w:rFonts w:ascii="Times New Roman" w:cs="Times New Roman" w:eastAsia="Times New Roman" w:hAnsi="Times New Roman"/>
+        <w:color w:val="555555"/>
+        <w:sz w:val="16"/>
+        <w:szCs w:val="16"/>
+      </w:rPr>
+      <w:fldChar w:fldCharType="end"/>
+    </w:r>
+  </w:p>
+</w:ftr>
+</file>
+
+<file path=word/footer15.xml><?xml version="1.0" encoding="utf-8"?>
+<w:ftr xmlns:wpc="http://schemas.microsoft.com/office/word/2010/wordprocessingCanvas" xmlns:mc="http://schemas.openxmlformats.org/markup-compatibility/2006" xmlns:o="urn:schemas-microsoft-com:office:office" xmlns:r="http://schemas.openxmlformats.org/officeDocument/2006/relationships" xmlns:m="http://schemas.openxmlformats.org/officeDocument/2006/math" xmlns:v="urn:schemas-microsoft-com:vml" xmlns:wp14="http://schemas.microsoft.com/office/word/2010/wordprocessingDrawing" xmlns:wp="http://schemas.openxmlformats.org/drawingml/2006/wordprocessingDrawing" xmlns:w10="urn:schemas-microsoft-com:office:word" xmlns:w="http://schemas.openxmlformats.org/wordprocessingml/2006/main" xmlns:w14="http://schemas.microsoft.com/office/word/2010/wordml" xmlns:w15="http://schemas.microsoft.com/office/word/2012/wordml" xmlns:wpg="http://schemas.microsoft.com/office/word/2010/wordprocessingGroup" xmlns:wpi="http://schemas.microsoft.com/office/word/2010/wordprocessingInk" xmlns:wne="http://schemas.microsoft.com/office/word/2006/wordml" xmlns:wps="http://schemas.microsoft.com/office/word/2010/wordprocessingShape">
+  <w:p>
+    <w:pPr>
+      <w:pBdr>
+        <w:top w:val="single" w:color="808080" w:sz="4" w:space="4"/>
+      </w:pBdr>
+      <w:spacing w:before="60"/>
+      <w:jc w:val="center"/>
+    </w:pPr>
+    <w:r>
+      <w:rPr>
+        <w:rFonts w:ascii="Times New Roman" w:cs="Times New Roman" w:eastAsia="Times New Roman" w:hAnsi="Times New Roman"/>
+        <w:color w:val="555555"/>
+        <w:sz w:val="16"/>
+        <w:szCs w:val="16"/>
+      </w:rPr>
+      <w:t xml:space="preserve">Panic Engine  ·  Page </w:t>
+    </w:r>
+    <w:r>
+      <w:rPr>
+        <w:rFonts w:ascii="Times New Roman" w:cs="Times New Roman" w:eastAsia="Times New Roman" w:hAnsi="Times New Roman"/>
+        <w:color w:val="555555"/>
+        <w:sz w:val="16"/>
+        <w:szCs w:val="16"/>
+      </w:rPr>
+      <w:fldChar w:fldCharType="begin"/>
+    </w:r>
+    <w:r>
+      <w:rPr>
+        <w:rFonts w:ascii="Times New Roman" w:cs="Times New Roman" w:eastAsia="Times New Roman" w:hAnsi="Times New Roman"/>
+        <w:color w:val="555555"/>
+        <w:sz w:val="16"/>
+        <w:szCs w:val="16"/>
+      </w:rPr>
+      <w:instrText xml:space="preserve">PAGE</w:instrText>
+    </w:r>
+    <w:r>
+      <w:rPr>
+        <w:rFonts w:ascii="Times New Roman" w:cs="Times New Roman" w:eastAsia="Times New Roman" w:hAnsi="Times New Roman"/>
+        <w:color w:val="555555"/>
+        <w:sz w:val="16"/>
+        <w:szCs w:val="16"/>
+      </w:rPr>
+      <w:fldChar w:fldCharType="separate"/>
+    </w:r>
+    <w:r>
+      <w:rPr>
+        <w:rFonts w:ascii="Times New Roman" w:cs="Times New Roman" w:eastAsia="Times New Roman" w:hAnsi="Times New Roman"/>
+        <w:color w:val="555555"/>
+        <w:sz w:val="16"/>
+        <w:szCs w:val="16"/>
+      </w:rPr>
+      <w:fldChar w:fldCharType="end"/>
+    </w:r>
+    <w:r>
+      <w:rPr>
+        <w:rFonts w:ascii="Times New Roman" w:cs="Times New Roman" w:eastAsia="Times New Roman" w:hAnsi="Times New Roman"/>
+        <w:color w:val="555555"/>
+        <w:sz w:val="16"/>
+        <w:szCs w:val="16"/>
+      </w:rPr>
+      <w:t xml:space="preserve"> of </w:t>
+    </w:r>
+    <w:r>
+      <w:rPr>
+        <w:rFonts w:ascii="Times New Roman" w:cs="Times New Roman" w:eastAsia="Times New Roman" w:hAnsi="Times New Roman"/>
+        <w:color w:val="555555"/>
+        <w:sz w:val="16"/>
+        <w:szCs w:val="16"/>
+      </w:rPr>
+      <w:fldChar w:fldCharType="begin"/>
+    </w:r>
+    <w:r>
+      <w:rPr>
+        <w:rFonts w:ascii="Times New Roman" w:cs="Times New Roman" w:eastAsia="Times New Roman" w:hAnsi="Times New Roman"/>
+        <w:color w:val="555555"/>
+        <w:sz w:val="16"/>
+        <w:szCs w:val="16"/>
+      </w:rPr>
+      <w:instrText xml:space="preserve">NUMPAGES</w:instrText>
+    </w:r>
+    <w:r>
+      <w:rPr>
+        <w:rFonts w:ascii="Times New Roman" w:cs="Times New Roman" w:eastAsia="Times New Roman" w:hAnsi="Times New Roman"/>
+        <w:color w:val="555555"/>
+        <w:sz w:val="16"/>
+        <w:szCs w:val="16"/>
+      </w:rPr>
+      <w:fldChar w:fldCharType="separate"/>
+    </w:r>
+    <w:r>
+      <w:rPr>
+        <w:rFonts w:ascii="Times New Roman" w:cs="Times New Roman" w:eastAsia="Times New Roman" w:hAnsi="Times New Roman"/>
+        <w:color w:val="555555"/>
+        <w:sz w:val="16"/>
+        <w:szCs w:val="16"/>
+      </w:rPr>
+      <w:fldChar w:fldCharType="end"/>
+    </w:r>
+  </w:p>
+</w:ftr>
+</file>
+
+<file path=word/footer16.xml><?xml version="1.0" encoding="utf-8"?>
+<w:ftr xmlns:wpc="http://schemas.microsoft.com/office/word/2010/wordprocessingCanvas" xmlns:mc="http://schemas.openxmlformats.org/markup-compatibility/2006" xmlns:o="urn:schemas-microsoft-com:office:office" xmlns:r="http://schemas.openxmlformats.org/officeDocument/2006/relationships" xmlns:m="http://schemas.openxmlformats.org/officeDocument/2006/math" xmlns:v="urn:schemas-microsoft-com:vml" xmlns:wp14="http://schemas.microsoft.com/office/word/2010/wordprocessingDrawing" xmlns:wp="http://schemas.openxmlformats.org/drawingml/2006/wordprocessingDrawing" xmlns:w10="urn:schemas-microsoft-com:office:word" xmlns:w="http://schemas.openxmlformats.org/wordprocessingml/2006/main" xmlns:w14="http://schemas.microsoft.com/office/word/2010/wordml" xmlns:w15="http://schemas.microsoft.com/office/word/2012/wordml" xmlns:wpg="http://schemas.microsoft.com/office/word/2010/wordprocessingGroup" xmlns:wpi="http://schemas.microsoft.com/office/word/2010/wordprocessingInk" xmlns:wne="http://schemas.microsoft.com/office/word/2006/wordml" xmlns:wps="http://schemas.microsoft.com/office/word/2010/wordprocessingShape">
+  <w:p>
+    <w:pPr>
+      <w:pBdr>
+        <w:top w:val="single" w:color="808080" w:sz="4" w:space="4"/>
+      </w:pBdr>
+      <w:spacing w:before="60"/>
+      <w:jc w:val="center"/>
+    </w:pPr>
+    <w:r>
+      <w:rPr>
+        <w:rFonts w:ascii="Times New Roman" w:cs="Times New Roman" w:eastAsia="Times New Roman" w:hAnsi="Times New Roman"/>
+        <w:color w:val="555555"/>
+        <w:sz w:val="16"/>
+        <w:szCs w:val="16"/>
+      </w:rPr>
+      <w:t xml:space="preserve">Panic Engine  ·  Page </w:t>
+    </w:r>
+    <w:r>
+      <w:rPr>
+        <w:rFonts w:ascii="Times New Roman" w:cs="Times New Roman" w:eastAsia="Times New Roman" w:hAnsi="Times New Roman"/>
+        <w:color w:val="555555"/>
+        <w:sz w:val="16"/>
+        <w:szCs w:val="16"/>
+      </w:rPr>
+      <w:fldChar w:fldCharType="begin"/>
+    </w:r>
+    <w:r>
+      <w:rPr>
+        <w:rFonts w:ascii="Times New Roman" w:cs="Times New Roman" w:eastAsia="Times New Roman" w:hAnsi="Times New Roman"/>
+        <w:color w:val="555555"/>
+        <w:sz w:val="16"/>
+        <w:szCs w:val="16"/>
+      </w:rPr>
+      <w:instrText xml:space="preserve">PAGE</w:instrText>
+    </w:r>
+    <w:r>
+      <w:rPr>
+        <w:rFonts w:ascii="Times New Roman" w:cs="Times New Roman" w:eastAsia="Times New Roman" w:hAnsi="Times New Roman"/>
+        <w:color w:val="555555"/>
+        <w:sz w:val="16"/>
+        <w:szCs w:val="16"/>
+      </w:rPr>
+      <w:fldChar w:fldCharType="separate"/>
+    </w:r>
+    <w:r>
+      <w:rPr>
+        <w:rFonts w:ascii="Times New Roman" w:cs="Times New Roman" w:eastAsia="Times New Roman" w:hAnsi="Times New Roman"/>
+        <w:color w:val="555555"/>
+        <w:sz w:val="16"/>
+        <w:szCs w:val="16"/>
+      </w:rPr>
+      <w:fldChar w:fldCharType="end"/>
+    </w:r>
+    <w:r>
+      <w:rPr>
+        <w:rFonts w:ascii="Times New Roman" w:cs="Times New Roman" w:eastAsia="Times New Roman" w:hAnsi="Times New Roman"/>
+        <w:color w:val="555555"/>
+        <w:sz w:val="16"/>
+        <w:szCs w:val="16"/>
+      </w:rPr>
+      <w:t xml:space="preserve"> of </w:t>
+    </w:r>
+    <w:r>
+      <w:rPr>
+        <w:rFonts w:ascii="Times New Roman" w:cs="Times New Roman" w:eastAsia="Times New Roman" w:hAnsi="Times New Roman"/>
+        <w:color w:val="555555"/>
+        <w:sz w:val="16"/>
+        <w:szCs w:val="16"/>
+      </w:rPr>
+      <w:fldChar w:fldCharType="begin"/>
+    </w:r>
+    <w:r>
+      <w:rPr>
+        <w:rFonts w:ascii="Times New Roman" w:cs="Times New Roman" w:eastAsia="Times New Roman" w:hAnsi="Times New Roman"/>
+        <w:color w:val="555555"/>
+        <w:sz w:val="16"/>
+        <w:szCs w:val="16"/>
+      </w:rPr>
+      <w:instrText xml:space="preserve">NUMPAGES</w:instrText>
+    </w:r>
+    <w:r>
+      <w:rPr>
+        <w:rFonts w:ascii="Times New Roman" w:cs="Times New Roman" w:eastAsia="Times New Roman" w:hAnsi="Times New Roman"/>
+        <w:color w:val="555555"/>
+        <w:sz w:val="16"/>
+        <w:szCs w:val="16"/>
+      </w:rPr>
+      <w:fldChar w:fldCharType="separate"/>
+    </w:r>
+    <w:r>
+      <w:rPr>
+        <w:rFonts w:ascii="Times New Roman" w:cs="Times New Roman" w:eastAsia="Times New Roman" w:hAnsi="Times New Roman"/>
+        <w:color w:val="555555"/>
+        <w:sz w:val="16"/>
+        <w:szCs w:val="16"/>
+      </w:rPr>
+      <w:fldChar w:fldCharType="end"/>
+    </w:r>
+  </w:p>
+</w:ftr>
+</file>
+
+<file path=word/footer17.xml><?xml version="1.0" encoding="utf-8"?>
+<w:ftr xmlns:wpc="http://schemas.microsoft.com/office/word/2010/wordprocessingCanvas" xmlns:mc="http://schemas.openxmlformats.org/markup-compatibility/2006" xmlns:o="urn:schemas-microsoft-com:office:office" xmlns:r="http://schemas.openxmlformats.org/officeDocument/2006/relationships" xmlns:m="http://schemas.openxmlformats.org/officeDocument/2006/math" xmlns:v="urn:schemas-microsoft-com:vml" xmlns:wp14="http://schemas.microsoft.com/office/word/2010/wordprocessingDrawing" xmlns:wp="http://schemas.openxmlformats.org/drawingml/2006/wordprocessingDrawing" xmlns:w10="urn:schemas-microsoft-com:office:word" xmlns:w="http://schemas.openxmlformats.org/wordprocessingml/2006/main" xmlns:w14="http://schemas.microsoft.com/office/word/2010/wordml" xmlns:w15="http://schemas.microsoft.com/office/word/2012/wordml" xmlns:wpg="http://schemas.microsoft.com/office/word/2010/wordprocessingGroup" xmlns:wpi="http://schemas.microsoft.com/office/word/2010/wordprocessingInk" xmlns:wne="http://schemas.microsoft.com/office/word/2006/wordml" xmlns:wps="http://schemas.microsoft.com/office/word/2010/wordprocessingShape">
+  <w:p>
+    <w:pPr>
+      <w:pBdr>
+        <w:top w:val="single" w:color="808080" w:sz="4" w:space="4"/>
+      </w:pBdr>
+      <w:spacing w:before="60"/>
+      <w:jc w:val="center"/>
+    </w:pPr>
+    <w:r>
+      <w:rPr>
+        <w:rFonts w:ascii="Times New Roman" w:cs="Times New Roman" w:eastAsia="Times New Roman" w:hAnsi="Times New Roman"/>
+        <w:color w:val="555555"/>
+        <w:sz w:val="16"/>
+        <w:szCs w:val="16"/>
+      </w:rPr>
+      <w:t xml:space="preserve">Panic Engine  ·  Page </w:t>
+    </w:r>
+    <w:r>
+      <w:rPr>
+        <w:rFonts w:ascii="Times New Roman" w:cs="Times New Roman" w:eastAsia="Times New Roman" w:hAnsi="Times New Roman"/>
+        <w:color w:val="555555"/>
+        <w:sz w:val="16"/>
+        <w:szCs w:val="16"/>
+      </w:rPr>
+      <w:fldChar w:fldCharType="begin"/>
+    </w:r>
+    <w:r>
+      <w:rPr>
+        <w:rFonts w:ascii="Times New Roman" w:cs="Times New Roman" w:eastAsia="Times New Roman" w:hAnsi="Times New Roman"/>
+        <w:color w:val="555555"/>
+        <w:sz w:val="16"/>
+        <w:szCs w:val="16"/>
+      </w:rPr>
+      <w:instrText xml:space="preserve">PAGE</w:instrText>
+    </w:r>
+    <w:r>
+      <w:rPr>
+        <w:rFonts w:ascii="Times New Roman" w:cs="Times New Roman" w:eastAsia="Times New Roman" w:hAnsi="Times New Roman"/>
+        <w:color w:val="555555"/>
+        <w:sz w:val="16"/>
+        <w:szCs w:val="16"/>
+      </w:rPr>
+      <w:fldChar w:fldCharType="separate"/>
+    </w:r>
+    <w:r>
+      <w:rPr>
+        <w:rFonts w:ascii="Times New Roman" w:cs="Times New Roman" w:eastAsia="Times New Roman" w:hAnsi="Times New Roman"/>
+        <w:color w:val="555555"/>
+        <w:sz w:val="16"/>
+        <w:szCs w:val="16"/>
+      </w:rPr>
+      <w:fldChar w:fldCharType="end"/>
+    </w:r>
+    <w:r>
+      <w:rPr>
+        <w:rFonts w:ascii="Times New Roman" w:cs="Times New Roman" w:eastAsia="Times New Roman" w:hAnsi="Times New Roman"/>
+        <w:color w:val="555555"/>
+        <w:sz w:val="16"/>
+        <w:szCs w:val="16"/>
+      </w:rPr>
+      <w:t xml:space="preserve"> of </w:t>
+    </w:r>
+    <w:r>
+      <w:rPr>
+        <w:rFonts w:ascii="Times New Roman" w:cs="Times New Roman" w:eastAsia="Times New Roman" w:hAnsi="Times New Roman"/>
+        <w:color w:val="555555"/>
+        <w:sz w:val="16"/>
+        <w:szCs w:val="16"/>
+      </w:rPr>
+      <w:fldChar w:fldCharType="begin"/>
+    </w:r>
+    <w:r>
+      <w:rPr>
+        <w:rFonts w:ascii="Times New Roman" w:cs="Times New Roman" w:eastAsia="Times New Roman" w:hAnsi="Times New Roman"/>
+        <w:color w:val="555555"/>
+        <w:sz w:val="16"/>
+        <w:szCs w:val="16"/>
+      </w:rPr>
+      <w:instrText xml:space="preserve">NUMPAGES</w:instrText>
+    </w:r>
+    <w:r>
+      <w:rPr>
+        <w:rFonts w:ascii="Times New Roman" w:cs="Times New Roman" w:eastAsia="Times New Roman" w:hAnsi="Times New Roman"/>
+        <w:color w:val="555555"/>
+        <w:sz w:val="16"/>
+        <w:szCs w:val="16"/>
+      </w:rPr>
+      <w:fldChar w:fldCharType="separate"/>
+    </w:r>
+    <w:r>
+      <w:rPr>
+        <w:rFonts w:ascii="Times New Roman" w:cs="Times New Roman" w:eastAsia="Times New Roman" w:hAnsi="Times New Roman"/>
+        <w:color w:val="555555"/>
+        <w:sz w:val="16"/>
+        <w:szCs w:val="16"/>
+      </w:rPr>
+      <w:fldChar w:fldCharType="end"/>
+    </w:r>
+  </w:p>
+</w:ftr>
+</file>
+
+<file path=word/footer2.xml><?xml version="1.0" encoding="utf-8"?>
+<w:ftr xmlns:wpc="http://schemas.microsoft.com/office/word/2010/wordprocessingCanvas" xmlns:mc="http://schemas.openxmlformats.org/markup-compatibility/2006" xmlns:o="urn:schemas-microsoft-com:office:office" xmlns:r="http://schemas.openxmlformats.org/officeDocument/2006/relationships" xmlns:m="http://schemas.openxmlformats.org/officeDocument/2006/math" xmlns:v="urn:schemas-microsoft-com:vml" xmlns:wp14="http://schemas.microsoft.com/office/word/2010/wordprocessingDrawing" xmlns:wp="http://schemas.openxmlformats.org/drawingml/2006/wordprocessingDrawing" xmlns:w10="urn:schemas-microsoft-com:office:word" xmlns:w="http://schemas.openxmlformats.org/wordprocessingml/2006/main" xmlns:w14="http://schemas.microsoft.com/office/word/2010/wordml" xmlns:w15="http://schemas.microsoft.com/office/word/2012/wordml" xmlns:wpg="http://schemas.microsoft.com/office/word/2010/wordprocessingGroup" xmlns:wpi="http://schemas.microsoft.com/office/word/2010/wordprocessingInk" xmlns:wne="http://schemas.microsoft.com/office/word/2006/wordml" xmlns:wps="http://schemas.microsoft.com/office/word/2010/wordprocessingShape">
+  <w:p>
+    <w:pPr>
+      <w:pBdr>
+        <w:top w:val="single" w:color="808080" w:sz="4" w:space="4"/>
+      </w:pBdr>
+      <w:spacing w:before="60"/>
+      <w:jc w:val="center"/>
+    </w:pPr>
+    <w:r>
+      <w:rPr>
+        <w:rFonts w:ascii="Times New Roman" w:cs="Times New Roman" w:eastAsia="Times New Roman" w:hAnsi="Times New Roman"/>
+        <w:color w:val="555555"/>
+        <w:sz w:val="16"/>
+        <w:szCs w:val="16"/>
+      </w:rPr>
+      <w:t xml:space="preserve">Panic Engine  ·  Page </w:t>
+    </w:r>
+    <w:r>
+      <w:rPr>
+        <w:rFonts w:ascii="Times New Roman" w:cs="Times New Roman" w:eastAsia="Times New Roman" w:hAnsi="Times New Roman"/>
+        <w:color w:val="555555"/>
+        <w:sz w:val="16"/>
+        <w:szCs w:val="16"/>
+      </w:rPr>
+      <w:fldChar w:fldCharType="begin"/>
+    </w:r>
+    <w:r>
+      <w:rPr>
+        <w:rFonts w:ascii="Times New Roman" w:cs="Times New Roman" w:eastAsia="Times New Roman" w:hAnsi="Times New Roman"/>
+        <w:color w:val="555555"/>
+        <w:sz w:val="16"/>
+        <w:szCs w:val="16"/>
+      </w:rPr>
+      <w:instrText xml:space="preserve">PAGE</w:instrText>
+    </w:r>
+    <w:r>
+      <w:rPr>
+        <w:rFonts w:ascii="Times New Roman" w:cs="Times New Roman" w:eastAsia="Times New Roman" w:hAnsi="Times New Roman"/>
+        <w:color w:val="555555"/>
+        <w:sz w:val="16"/>
+        <w:szCs w:val="16"/>
+      </w:rPr>
+      <w:fldChar w:fldCharType="separate"/>
+    </w:r>
+    <w:r>
+      <w:rPr>
+        <w:rFonts w:ascii="Times New Roman" w:cs="Times New Roman" w:eastAsia="Times New Roman" w:hAnsi="Times New Roman"/>
+        <w:color w:val="555555"/>
+        <w:sz w:val="16"/>
+        <w:szCs w:val="16"/>
+      </w:rPr>
+      <w:fldChar w:fldCharType="end"/>
+    </w:r>
+    <w:r>
+      <w:rPr>
+        <w:rFonts w:ascii="Times New Roman" w:cs="Times New Roman" w:eastAsia="Times New Roman" w:hAnsi="Times New Roman"/>
+        <w:color w:val="555555"/>
+        <w:sz w:val="16"/>
+        <w:szCs w:val="16"/>
+      </w:rPr>
+      <w:t xml:space="preserve"> of </w:t>
+    </w:r>
+    <w:r>
+      <w:rPr>
+        <w:rFonts w:ascii="Times New Roman" w:cs="Times New Roman" w:eastAsia="Times New Roman" w:hAnsi="Times New Roman"/>
+        <w:color w:val="555555"/>
+        <w:sz w:val="16"/>
+        <w:szCs w:val="16"/>
+      </w:rPr>
+      <w:fldChar w:fldCharType="begin"/>
+    </w:r>
+    <w:r>
+      <w:rPr>
+        <w:rFonts w:ascii="Times New Roman" w:cs="Times New Roman" w:eastAsia="Times New Roman" w:hAnsi="Times New Roman"/>
+        <w:color w:val="555555"/>
+        <w:sz w:val="16"/>
+        <w:szCs w:val="16"/>
+      </w:rPr>
+      <w:instrText xml:space="preserve">NUMPAGES</w:instrText>
+    </w:r>
+    <w:r>
+      <w:rPr>
+        <w:rFonts w:ascii="Times New Roman" w:cs="Times New Roman" w:eastAsia="Times New Roman" w:hAnsi="Times New Roman"/>
+        <w:color w:val="555555"/>
+        <w:sz w:val="16"/>
+        <w:szCs w:val="16"/>
+      </w:rPr>
+      <w:fldChar w:fldCharType="separate"/>
+    </w:r>
+    <w:r>
+      <w:rPr>
+        <w:rFonts w:ascii="Times New Roman" w:cs="Times New Roman" w:eastAsia="Times New Roman" w:hAnsi="Times New Roman"/>
+        <w:color w:val="555555"/>
+        <w:sz w:val="16"/>
+        <w:szCs w:val="16"/>
+      </w:rPr>
+      <w:fldChar w:fldCharType="end"/>
+    </w:r>
+  </w:p>
+</w:ftr>
+</file>
+
+<file path=word/footer3.xml><?xml version="1.0" encoding="utf-8"?>
+<w:ftr xmlns:wpc="http://schemas.microsoft.com/office/word/2010/wordprocessingCanvas" xmlns:mc="http://schemas.openxmlformats.org/markup-compatibility/2006" xmlns:o="urn:schemas-microsoft-com:office:office" xmlns:r="http://schemas.openxmlformats.org/officeDocument/2006/relationships" xmlns:m="http://schemas.openxmlformats.org/officeDocument/2006/math" xmlns:v="urn:schemas-microsoft-com:vml" xmlns:wp14="http://schemas.microsoft.com/office/word/2010/wordprocessingDrawing" xmlns:wp="http://schemas.openxmlformats.org/drawingml/2006/wordprocessingDrawing" xmlns:w10="urn:schemas-microsoft-com:office:word" xmlns:w="http://schemas.openxmlformats.org/wordprocessingml/2006/main" xmlns:w14="http://schemas.microsoft.com/office/word/2010/wordml" xmlns:w15="http://schemas.microsoft.com/office/word/2012/wordml" xmlns:wpg="http://schemas.microsoft.com/office/word/2010/wordprocessingGroup" xmlns:wpi="http://schemas.microsoft.com/office/word/2010/wordprocessingInk" xmlns:wne="http://schemas.microsoft.com/office/word/2006/wordml" xmlns:wps="http://schemas.microsoft.com/office/word/2010/wordprocessingShape">
+  <w:p>
+    <w:pPr>
+      <w:pBdr>
+        <w:top w:val="single" w:color="808080" w:sz="4" w:space="4"/>
+      </w:pBdr>
+      <w:spacing w:before="60"/>
+      <w:jc w:val="center"/>
+    </w:pPr>
+    <w:r>
+      <w:rPr>
+        <w:rFonts w:ascii="Times New Roman" w:cs="Times New Roman" w:eastAsia="Times New Roman" w:hAnsi="Times New Roman"/>
+        <w:color w:val="555555"/>
+        <w:sz w:val="16"/>
+        <w:szCs w:val="16"/>
+      </w:rPr>
+      <w:t xml:space="preserve">Panic Engine  ·  Page </w:t>
+    </w:r>
+    <w:r>
+      <w:rPr>
+        <w:rFonts w:ascii="Times New Roman" w:cs="Times New Roman" w:eastAsia="Times New Roman" w:hAnsi="Times New Roman"/>
+        <w:color w:val="555555"/>
+        <w:sz w:val="16"/>
+        <w:szCs w:val="16"/>
+      </w:rPr>
+      <w:fldChar w:fldCharType="begin"/>
+    </w:r>
+    <w:r>
+      <w:rPr>
+        <w:rFonts w:ascii="Times New Roman" w:cs="Times New Roman" w:eastAsia="Times New Roman" w:hAnsi="Times New Roman"/>
+        <w:color w:val="555555"/>
+        <w:sz w:val="16"/>
+        <w:szCs w:val="16"/>
+      </w:rPr>
+      <w:instrText xml:space="preserve">PAGE</w:instrText>
+    </w:r>
+    <w:r>
+      <w:rPr>
+        <w:rFonts w:ascii="Times New Roman" w:cs="Times New Roman" w:eastAsia="Times New Roman" w:hAnsi="Times New Roman"/>
+        <w:color w:val="555555"/>
+        <w:sz w:val="16"/>
+        <w:szCs w:val="16"/>
+      </w:rPr>
+      <w:fldChar w:fldCharType="separate"/>
+    </w:r>
+    <w:r>
+      <w:rPr>
+        <w:rFonts w:ascii="Times New Roman" w:cs="Times New Roman" w:eastAsia="Times New Roman" w:hAnsi="Times New Roman"/>
+        <w:color w:val="555555"/>
+        <w:sz w:val="16"/>
+        <w:szCs w:val="16"/>
+      </w:rPr>
+      <w:fldChar w:fldCharType="end"/>
+    </w:r>
+    <w:r>
+      <w:rPr>
+        <w:rFonts w:ascii="Times New Roman" w:cs="Times New Roman" w:eastAsia="Times New Roman" w:hAnsi="Times New Roman"/>
+        <w:color w:val="555555"/>
+        <w:sz w:val="16"/>
+        <w:szCs w:val="16"/>
+      </w:rPr>
+      <w:t xml:space="preserve"> of </w:t>
+    </w:r>
+    <w:r>
+      <w:rPr>
+        <w:rFonts w:ascii="Times New Roman" w:cs="Times New Roman" w:eastAsia="Times New Roman" w:hAnsi="Times New Roman"/>
+        <w:color w:val="555555"/>
+        <w:sz w:val="16"/>
+        <w:szCs w:val="16"/>
+      </w:rPr>
+      <w:fldChar w:fldCharType="begin"/>
+    </w:r>
+    <w:r>
+      <w:rPr>
+        <w:rFonts w:ascii="Times New Roman" w:cs="Times New Roman" w:eastAsia="Times New Roman" w:hAnsi="Times New Roman"/>
+        <w:color w:val="555555"/>
+        <w:sz w:val="16"/>
+        <w:szCs w:val="16"/>
+      </w:rPr>
+      <w:instrText xml:space="preserve">NUMPAGES</w:instrText>
+    </w:r>
+    <w:r>
+      <w:rPr>
+        <w:rFonts w:ascii="Times New Roman" w:cs="Times New Roman" w:eastAsia="Times New Roman" w:hAnsi="Times New Roman"/>
+        <w:color w:val="555555"/>
+        <w:sz w:val="16"/>
+        <w:szCs w:val="16"/>
+      </w:rPr>
+      <w:fldChar w:fldCharType="separate"/>
+    </w:r>
+    <w:r>
+      <w:rPr>
+        <w:rFonts w:ascii="Times New Roman" w:cs="Times New Roman" w:eastAsia="Times New Roman" w:hAnsi="Times New Roman"/>
+        <w:color w:val="555555"/>
+        <w:sz w:val="16"/>
+        <w:szCs w:val="16"/>
+      </w:rPr>
+      <w:fldChar w:fldCharType="end"/>
+    </w:r>
+  </w:p>
+</w:ftr>
+</file>
+
+<file path=word/footer4.xml><?xml version="1.0" encoding="utf-8"?>
+<w:ftr xmlns:wpc="http://schemas.microsoft.com/office/word/2010/wordprocessingCanvas" xmlns:mc="http://schemas.openxmlformats.org/markup-compatibility/2006" xmlns:o="urn:schemas-microsoft-com:office:office" xmlns:r="http://schemas.openxmlformats.org/officeDocument/2006/relationships" xmlns:m="http://schemas.openxmlformats.org/officeDocument/2006/math" xmlns:v="urn:schemas-microsoft-com:vml" xmlns:wp14="http://schemas.microsoft.com/office/word/2010/wordprocessingDrawing" xmlns:wp="http://schemas.openxmlformats.org/drawingml/2006/wordprocessingDrawing" xmlns:w10="urn:schemas-microsoft-com:office:word" xmlns:w="http://schemas.openxmlformats.org/wordprocessingml/2006/main" xmlns:w14="http://schemas.microsoft.com/office/word/2010/wordml" xmlns:w15="http://schemas.microsoft.com/office/word/2012/wordml" xmlns:wpg="http://schemas.microsoft.com/office/word/2010/wordprocessingGroup" xmlns:wpi="http://schemas.microsoft.com/office/word/2010/wordprocessingInk" xmlns:wne="http://schemas.microsoft.com/office/word/2006/wordml" xmlns:wps="http://schemas.microsoft.com/office/word/2010/wordprocessingShape">
+  <w:p>
+    <w:pPr>
+      <w:pBdr>
+        <w:top w:val="single" w:color="808080" w:sz="4" w:space="4"/>
+      </w:pBdr>
+      <w:spacing w:before="60"/>
+      <w:jc w:val="center"/>
+    </w:pPr>
+    <w:r>
+      <w:rPr>
+        <w:rFonts w:ascii="Times New Roman" w:cs="Times New Roman" w:eastAsia="Times New Roman" w:hAnsi="Times New Roman"/>
+        <w:color w:val="555555"/>
+        <w:sz w:val="16"/>
+        <w:szCs w:val="16"/>
+      </w:rPr>
+      <w:t xml:space="preserve">Panic Engine  ·  Page </w:t>
+    </w:r>
+    <w:r>
+      <w:rPr>
+        <w:rFonts w:ascii="Times New Roman" w:cs="Times New Roman" w:eastAsia="Times New Roman" w:hAnsi="Times New Roman"/>
+        <w:color w:val="555555"/>
+        <w:sz w:val="16"/>
+        <w:szCs w:val="16"/>
+      </w:rPr>
+      <w:fldChar w:fldCharType="begin"/>
+    </w:r>
+    <w:r>
+      <w:rPr>
+        <w:rFonts w:ascii="Times New Roman" w:cs="Times New Roman" w:eastAsia="Times New Roman" w:hAnsi="Times New Roman"/>
+        <w:color w:val="555555"/>
+        <w:sz w:val="16"/>
+        <w:szCs w:val="16"/>
+      </w:rPr>
+      <w:instrText xml:space="preserve">PAGE</w:instrText>
+    </w:r>
+    <w:r>
+      <w:rPr>
+        <w:rFonts w:ascii="Times New Roman" w:cs="Times New Roman" w:eastAsia="Times New Roman" w:hAnsi="Times New Roman"/>
+        <w:color w:val="555555"/>
+        <w:sz w:val="16"/>
+        <w:szCs w:val="16"/>
+      </w:rPr>
+      <w:fldChar w:fldCharType="separate"/>
+    </w:r>
+    <w:r>
+      <w:rPr>
+        <w:rFonts w:ascii="Times New Roman" w:cs="Times New Roman" w:eastAsia="Times New Roman" w:hAnsi="Times New Roman"/>
+        <w:color w:val="555555"/>
+        <w:sz w:val="16"/>
+        <w:szCs w:val="16"/>
+      </w:rPr>
+      <w:fldChar w:fldCharType="end"/>
+    </w:r>
+    <w:r>
+      <w:rPr>
+        <w:rFonts w:ascii="Times New Roman" w:cs="Times New Roman" w:eastAsia="Times New Roman" w:hAnsi="Times New Roman"/>
+        <w:color w:val="555555"/>
+        <w:sz w:val="16"/>
+        <w:szCs w:val="16"/>
+      </w:rPr>
+      <w:t xml:space="preserve"> of </w:t>
+    </w:r>
+    <w:r>
+      <w:rPr>
+        <w:rFonts w:ascii="Times New Roman" w:cs="Times New Roman" w:eastAsia="Times New Roman" w:hAnsi="Times New Roman"/>
+        <w:color w:val="555555"/>
+        <w:sz w:val="16"/>
+        <w:szCs w:val="16"/>
+      </w:rPr>
+      <w:fldChar w:fldCharType="begin"/>
+    </w:r>
+    <w:r>
+      <w:rPr>
+        <w:rFonts w:ascii="Times New Roman" w:cs="Times New Roman" w:eastAsia="Times New Roman" w:hAnsi="Times New Roman"/>
+        <w:color w:val="555555"/>
+        <w:sz w:val="16"/>
+        <w:szCs w:val="16"/>
+      </w:rPr>
+      <w:instrText xml:space="preserve">NUMPAGES</w:instrText>
+    </w:r>
+    <w:r>
+      <w:rPr>
+        <w:rFonts w:ascii="Times New Roman" w:cs="Times New Roman" w:eastAsia="Times New Roman" w:hAnsi="Times New Roman"/>
+        <w:color w:val="555555"/>
+        <w:sz w:val="16"/>
+        <w:szCs w:val="16"/>
+      </w:rPr>
+      <w:fldChar w:fldCharType="separate"/>
+    </w:r>
+    <w:r>
+      <w:rPr>
+        <w:rFonts w:ascii="Times New Roman" w:cs="Times New Roman" w:eastAsia="Times New Roman" w:hAnsi="Times New Roman"/>
+        <w:color w:val="555555"/>
+        <w:sz w:val="16"/>
+        <w:szCs w:val="16"/>
+      </w:rPr>
+      <w:fldChar w:fldCharType="end"/>
+    </w:r>
+  </w:p>
+</w:ftr>
+</file>
+
+<file path=word/footer5.xml><?xml version="1.0" encoding="utf-8"?>
+<w:ftr xmlns:wpc="http://schemas.microsoft.com/office/word/2010/wordprocessingCanvas" xmlns:mc="http://schemas.openxmlformats.org/markup-compatibility/2006" xmlns:o="urn:schemas-microsoft-com:office:office" xmlns:r="http://schemas.openxmlformats.org/officeDocument/2006/relationships" xmlns:m="http://schemas.openxmlformats.org/officeDocument/2006/math" xmlns:v="urn:schemas-microsoft-com:vml" xmlns:wp14="http://schemas.microsoft.com/office/word/2010/wordprocessingDrawing" xmlns:wp="http://schemas.openxmlformats.org/drawingml/2006/wordprocessingDrawing" xmlns:w10="urn:schemas-microsoft-com:office:word" xmlns:w="http://schemas.openxmlformats.org/wordprocessingml/2006/main" xmlns:w14="http://schemas.microsoft.com/office/word/2010/wordml" xmlns:w15="http://schemas.microsoft.com/office/word/2012/wordml" xmlns:wpg="http://schemas.microsoft.com/office/word/2010/wordprocessingGroup" xmlns:wpi="http://schemas.microsoft.com/office/word/2010/wordprocessingInk" xmlns:wne="http://schemas.microsoft.com/office/word/2006/wordml" xmlns:wps="http://schemas.microsoft.com/office/word/2010/wordprocessingShape">
+  <w:p>
+    <w:pPr>
+      <w:pBdr>
+        <w:top w:val="single" w:color="808080" w:sz="4" w:space="4"/>
+      </w:pBdr>
+      <w:spacing w:before="60"/>
+      <w:jc w:val="center"/>
+    </w:pPr>
+    <w:r>
+      <w:rPr>
+        <w:rFonts w:ascii="Times New Roman" w:cs="Times New Roman" w:eastAsia="Times New Roman" w:hAnsi="Times New Roman"/>
+        <w:color w:val="555555"/>
+        <w:sz w:val="16"/>
+        <w:szCs w:val="16"/>
+      </w:rPr>
+      <w:t xml:space="preserve">Panic Engine  ·  Page </w:t>
+    </w:r>
+    <w:r>
+      <w:rPr>
+        <w:rFonts w:ascii="Times New Roman" w:cs="Times New Roman" w:eastAsia="Times New Roman" w:hAnsi="Times New Roman"/>
+        <w:color w:val="555555"/>
+        <w:sz w:val="16"/>
+        <w:szCs w:val="16"/>
+      </w:rPr>
+      <w:fldChar w:fldCharType="begin"/>
+    </w:r>
+    <w:r>
+      <w:rPr>
+        <w:rFonts w:ascii="Times New Roman" w:cs="Times New Roman" w:eastAsia="Times New Roman" w:hAnsi="Times New Roman"/>
+        <w:color w:val="555555"/>
+        <w:sz w:val="16"/>
+        <w:szCs w:val="16"/>
+      </w:rPr>
+      <w:instrText xml:space="preserve">PAGE</w:instrText>
+    </w:r>
+    <w:r>
+      <w:rPr>
+        <w:rFonts w:ascii="Times New Roman" w:cs="Times New Roman" w:eastAsia="Times New Roman" w:hAnsi="Times New Roman"/>
+        <w:color w:val="555555"/>
+        <w:sz w:val="16"/>
+        <w:szCs w:val="16"/>
+      </w:rPr>
+      <w:fldChar w:fldCharType="separate"/>
+    </w:r>
+    <w:r>
+      <w:rPr>
+        <w:rFonts w:ascii="Times New Roman" w:cs="Times New Roman" w:eastAsia="Times New Roman" w:hAnsi="Times New Roman"/>
+        <w:color w:val="555555"/>
+        <w:sz w:val="16"/>
+        <w:szCs w:val="16"/>
+      </w:rPr>
+      <w:fldChar w:fldCharType="end"/>
+    </w:r>
+    <w:r>
+      <w:rPr>
+        <w:rFonts w:ascii="Times New Roman" w:cs="Times New Roman" w:eastAsia="Times New Roman" w:hAnsi="Times New Roman"/>
+        <w:color w:val="555555"/>
+        <w:sz w:val="16"/>
+        <w:szCs w:val="16"/>
+      </w:rPr>
+      <w:t xml:space="preserve"> of </w:t>
+    </w:r>
+    <w:r>
+      <w:rPr>
+        <w:rFonts w:ascii="Times New Roman" w:cs="Times New Roman" w:eastAsia="Times New Roman" w:hAnsi="Times New Roman"/>
+        <w:color w:val="555555"/>
+        <w:sz w:val="16"/>
+        <w:szCs w:val="16"/>
+      </w:rPr>
+      <w:fldChar w:fldCharType="begin"/>
+    </w:r>
+    <w:r>
+      <w:rPr>
+        <w:rFonts w:ascii="Times New Roman" w:cs="Times New Roman" w:eastAsia="Times New Roman" w:hAnsi="Times New Roman"/>
+        <w:color w:val="555555"/>
+        <w:sz w:val="16"/>
+        <w:szCs w:val="16"/>
+      </w:rPr>
+      <w:instrText xml:space="preserve">NUMPAGES</w:instrText>
+    </w:r>
+    <w:r>
+      <w:rPr>
+        <w:rFonts w:ascii="Times New Roman" w:cs="Times New Roman" w:eastAsia="Times New Roman" w:hAnsi="Times New Roman"/>
+        <w:color w:val="555555"/>
+        <w:sz w:val="16"/>
+        <w:szCs w:val="16"/>
+      </w:rPr>
+      <w:fldChar w:fldCharType="separate"/>
+    </w:r>
+    <w:r>
+      <w:rPr>
+        <w:rFonts w:ascii="Times New Roman" w:cs="Times New Roman" w:eastAsia="Times New Roman" w:hAnsi="Times New Roman"/>
+        <w:color w:val="555555"/>
+        <w:sz w:val="16"/>
+        <w:szCs w:val="16"/>
+      </w:rPr>
+      <w:fldChar w:fldCharType="end"/>
+    </w:r>
+  </w:p>
+</w:ftr>
+</file>
+
+<file path=word/footer6.xml><?xml version="1.0" encoding="utf-8"?>
+<w:ftr xmlns:wpc="http://schemas.microsoft.com/office/word/2010/wordprocessingCanvas" xmlns:mc="http://schemas.openxmlformats.org/markup-compatibility/2006" xmlns:o="urn:schemas-microsoft-com:office:office" xmlns:r="http://schemas.openxmlformats.org/officeDocument/2006/relationships" xmlns:m="http://schemas.openxmlformats.org/officeDocument/2006/math" xmlns:v="urn:schemas-microsoft-com:vml" xmlns:wp14="http://schemas.microsoft.com/office/word/2010/wordprocessingDrawing" xmlns:wp="http://schemas.openxmlformats.org/drawingml/2006/wordprocessingDrawing" xmlns:w10="urn:schemas-microsoft-com:office:word" xmlns:w="http://schemas.openxmlformats.org/wordprocessingml/2006/main" xmlns:w14="http://schemas.microsoft.com/office/word/2010/wordml" xmlns:w15="http://schemas.microsoft.com/office/word/2012/wordml" xmlns:wpg="http://schemas.microsoft.com/office/word/2010/wordprocessingGroup" xmlns:wpi="http://schemas.microsoft.com/office/word/2010/wordprocessingInk" xmlns:wne="http://schemas.microsoft.com/office/word/2006/wordml" xmlns:wps="http://schemas.microsoft.com/office/word/2010/wordprocessingShape">
+  <w:p>
+    <w:pPr>
+      <w:pBdr>
+        <w:top w:val="single" w:color="808080" w:sz="4" w:space="4"/>
+      </w:pBdr>
+      <w:spacing w:before="60"/>
+      <w:jc w:val="center"/>
+    </w:pPr>
+    <w:r>
+      <w:rPr>
+        <w:rFonts w:ascii="Times New Roman" w:cs="Times New Roman" w:eastAsia="Times New Roman" w:hAnsi="Times New Roman"/>
+        <w:color w:val="555555"/>
+        <w:sz w:val="16"/>
+        <w:szCs w:val="16"/>
+      </w:rPr>
+      <w:t xml:space="preserve">Panic Engine  ·  Page </w:t>
+    </w:r>
+    <w:r>
+      <w:rPr>
+        <w:rFonts w:ascii="Times New Roman" w:cs="Times New Roman" w:eastAsia="Times New Roman" w:hAnsi="Times New Roman"/>
+        <w:color w:val="555555"/>
+        <w:sz w:val="16"/>
+        <w:szCs w:val="16"/>
+      </w:rPr>
+      <w:fldChar w:fldCharType="begin"/>
+    </w:r>
+    <w:r>
+      <w:rPr>
+        <w:rFonts w:ascii="Times New Roman" w:cs="Times New Roman" w:eastAsia="Times New Roman" w:hAnsi="Times New Roman"/>
+        <w:color w:val="555555"/>
+        <w:sz w:val="16"/>
+        <w:szCs w:val="16"/>
+      </w:rPr>
+      <w:instrText xml:space="preserve">PAGE</w:instrText>
+    </w:r>
+    <w:r>
+      <w:rPr>
+        <w:rFonts w:ascii="Times New Roman" w:cs="Times New Roman" w:eastAsia="Times New Roman" w:hAnsi="Times New Roman"/>
+        <w:color w:val="555555"/>
+        <w:sz w:val="16"/>
+        <w:szCs w:val="16"/>
+      </w:rPr>
+      <w:fldChar w:fldCharType="separate"/>
+    </w:r>
+    <w:r>
+      <w:rPr>
+        <w:rFonts w:ascii="Times New Roman" w:cs="Times New Roman" w:eastAsia="Times New Roman" w:hAnsi="Times New Roman"/>
+        <w:color w:val="555555"/>
+        <w:sz w:val="16"/>
+        <w:szCs w:val="16"/>
+      </w:rPr>
+      <w:fldChar w:fldCharType="end"/>
+    </w:r>
+    <w:r>
+      <w:rPr>
+        <w:rFonts w:ascii="Times New Roman" w:cs="Times New Roman" w:eastAsia="Times New Roman" w:hAnsi="Times New Roman"/>
+        <w:color w:val="555555"/>
+        <w:sz w:val="16"/>
+        <w:szCs w:val="16"/>
+      </w:rPr>
+      <w:t xml:space="preserve"> of </w:t>
+    </w:r>
+    <w:r>
+      <w:rPr>
+        <w:rFonts w:ascii="Times New Roman" w:cs="Times New Roman" w:eastAsia="Times New Roman" w:hAnsi="Times New Roman"/>
+        <w:color w:val="555555"/>
+        <w:sz w:val="16"/>
+        <w:szCs w:val="16"/>
+      </w:rPr>
+      <w:fldChar w:fldCharType="begin"/>
+    </w:r>
+    <w:r>
+      <w:rPr>
+        <w:rFonts w:ascii="Times New Roman" w:cs="Times New Roman" w:eastAsia="Times New Roman" w:hAnsi="Times New Roman"/>
+        <w:color w:val="555555"/>
+        <w:sz w:val="16"/>
+        <w:szCs w:val="16"/>
+      </w:rPr>
+      <w:instrText xml:space="preserve">NUMPAGES</w:instrText>
+    </w:r>
+    <w:r>
+      <w:rPr>
+        <w:rFonts w:ascii="Times New Roman" w:cs="Times New Roman" w:eastAsia="Times New Roman" w:hAnsi="Times New Roman"/>
+        <w:color w:val="555555"/>
+        <w:sz w:val="16"/>
+        <w:szCs w:val="16"/>
+      </w:rPr>
+      <w:fldChar w:fldCharType="separate"/>
+    </w:r>
+    <w:r>
+      <w:rPr>
+        <w:rFonts w:ascii="Times New Roman" w:cs="Times New Roman" w:eastAsia="Times New Roman" w:hAnsi="Times New Roman"/>
+        <w:color w:val="555555"/>
+        <w:sz w:val="16"/>
+        <w:szCs w:val="16"/>
+      </w:rPr>
+      <w:fldChar w:fldCharType="end"/>
+    </w:r>
+  </w:p>
+</w:ftr>
+</file>
+
+<file path=word/footer7.xml><?xml version="1.0" encoding="utf-8"?>
+<w:ftr xmlns:wpc="http://schemas.microsoft.com/office/word/2010/wordprocessingCanvas" xmlns:mc="http://schemas.openxmlformats.org/markup-compatibility/2006" xmlns:o="urn:schemas-microsoft-com:office:office" xmlns:r="http://schemas.openxmlformats.org/officeDocument/2006/relationships" xmlns:m="http://schemas.openxmlformats.org/officeDocument/2006/math" xmlns:v="urn:schemas-microsoft-com:vml" xmlns:wp14="http://schemas.microsoft.com/office/word/2010/wordprocessingDrawing" xmlns:wp="http://schemas.openxmlformats.org/drawingml/2006/wordprocessingDrawing" xmlns:w10="urn:schemas-microsoft-com:office:word" xmlns:w="http://schemas.openxmlformats.org/wordprocessingml/2006/main" xmlns:w14="http://schemas.microsoft.com/office/word/2010/wordml" xmlns:w15="http://schemas.microsoft.com/office/word/2012/wordml" xmlns:wpg="http://schemas.microsoft.com/office/word/2010/wordprocessingGroup" xmlns:wpi="http://schemas.microsoft.com/office/word/2010/wordprocessingInk" xmlns:wne="http://schemas.microsoft.com/office/word/2006/wordml" xmlns:wps="http://schemas.microsoft.com/office/word/2010/wordprocessingShape">
+  <w:p>
+    <w:pPr>
+      <w:pBdr>
+        <w:top w:val="single" w:color="808080" w:sz="4" w:space="4"/>
+      </w:pBdr>
+      <w:spacing w:before="60"/>
+      <w:jc w:val="center"/>
+    </w:pPr>
+    <w:r>
+      <w:rPr>
+        <w:rFonts w:ascii="Times New Roman" w:cs="Times New Roman" w:eastAsia="Times New Roman" w:hAnsi="Times New Roman"/>
+        <w:color w:val="555555"/>
+        <w:sz w:val="16"/>
+        <w:szCs w:val="16"/>
+      </w:rPr>
+      <w:t xml:space="preserve">Panic Engine  ·  Page </w:t>
+    </w:r>
+    <w:r>
+      <w:rPr>
+        <w:rFonts w:ascii="Times New Roman" w:cs="Times New Roman" w:eastAsia="Times New Roman" w:hAnsi="Times New Roman"/>
+        <w:color w:val="555555"/>
+        <w:sz w:val="16"/>
+        <w:szCs w:val="16"/>
+      </w:rPr>
+      <w:fldChar w:fldCharType="begin"/>
+    </w:r>
+    <w:r>
+      <w:rPr>
+        <w:rFonts w:ascii="Times New Roman" w:cs="Times New Roman" w:eastAsia="Times New Roman" w:hAnsi="Times New Roman"/>
+        <w:color w:val="555555"/>
+        <w:sz w:val="16"/>
+        <w:szCs w:val="16"/>
+      </w:rPr>
+      <w:instrText xml:space="preserve">PAGE</w:instrText>
+    </w:r>
+    <w:r>
+      <w:rPr>
+        <w:rFonts w:ascii="Times New Roman" w:cs="Times New Roman" w:eastAsia="Times New Roman" w:hAnsi="Times New Roman"/>
+        <w:color w:val="555555"/>
+        <w:sz w:val="16"/>
+        <w:szCs w:val="16"/>
+      </w:rPr>
+      <w:fldChar w:fldCharType="separate"/>
+    </w:r>
+    <w:r>
+      <w:rPr>
+        <w:rFonts w:ascii="Times New Roman" w:cs="Times New Roman" w:eastAsia="Times New Roman" w:hAnsi="Times New Roman"/>
+        <w:color w:val="555555"/>
+        <w:sz w:val="16"/>
+        <w:szCs w:val="16"/>
+      </w:rPr>
+      <w:fldChar w:fldCharType="end"/>
+    </w:r>
+    <w:r>
+      <w:rPr>
+        <w:rFonts w:ascii="Times New Roman" w:cs="Times New Roman" w:eastAsia="Times New Roman" w:hAnsi="Times New Roman"/>
+        <w:color w:val="555555"/>
+        <w:sz w:val="16"/>
+        <w:szCs w:val="16"/>
+      </w:rPr>
+      <w:t xml:space="preserve"> of </w:t>
+    </w:r>
+    <w:r>
+      <w:rPr>
+        <w:rFonts w:ascii="Times New Roman" w:cs="Times New Roman" w:eastAsia="Times New Roman" w:hAnsi="Times New Roman"/>
+        <w:color w:val="555555"/>
+        <w:sz w:val="16"/>
+        <w:szCs w:val="16"/>
+      </w:rPr>
+      <w:fldChar w:fldCharType="begin"/>
+    </w:r>
+    <w:r>
+      <w:rPr>
+        <w:rFonts w:ascii="Times New Roman" w:cs="Times New Roman" w:eastAsia="Times New Roman" w:hAnsi="Times New Roman"/>
+        <w:color w:val="555555"/>
+        <w:sz w:val="16"/>
+        <w:szCs w:val="16"/>
+      </w:rPr>
+      <w:instrText xml:space="preserve">NUMPAGES</w:instrText>
+    </w:r>
+    <w:r>
+      <w:rPr>
+        <w:rFonts w:ascii="Times New Roman" w:cs="Times New Roman" w:eastAsia="Times New Roman" w:hAnsi="Times New Roman"/>
+        <w:color w:val="555555"/>
+        <w:sz w:val="16"/>
+        <w:szCs w:val="16"/>
+      </w:rPr>
+      <w:fldChar w:fldCharType="separate"/>
+    </w:r>
+    <w:r>
+      <w:rPr>
+        <w:rFonts w:ascii="Times New Roman" w:cs="Times New Roman" w:eastAsia="Times New Roman" w:hAnsi="Times New Roman"/>
+        <w:color w:val="555555"/>
+        <w:sz w:val="16"/>
+        <w:szCs w:val="16"/>
+      </w:rPr>
+      <w:fldChar w:fldCharType="end"/>
+    </w:r>
+  </w:p>
+</w:ftr>
+</file>
+
+<file path=word/footer8.xml><?xml version="1.0" encoding="utf-8"?>
+<w:ftr xmlns:wpc="http://schemas.microsoft.com/office/word/2010/wordprocessingCanvas" xmlns:mc="http://schemas.openxmlformats.org/markup-compatibility/2006" xmlns:o="urn:schemas-microsoft-com:office:office" xmlns:r="http://schemas.openxmlformats.org/officeDocument/2006/relationships" xmlns:m="http://schemas.openxmlformats.org/officeDocument/2006/math" xmlns:v="urn:schemas-microsoft-com:vml" xmlns:wp14="http://schemas.microsoft.com/office/word/2010/wordprocessingDrawing" xmlns:wp="http://schemas.openxmlformats.org/drawingml/2006/wordprocessingDrawing" xmlns:w10="urn:schemas-microsoft-com:office:word" xmlns:w="http://schemas.openxmlformats.org/wordprocessingml/2006/main" xmlns:w14="http://schemas.microsoft.com/office/word/2010/wordml" xmlns:w15="http://schemas.microsoft.com/office/word/2012/wordml" xmlns:wpg="http://schemas.microsoft.com/office/word/2010/wordprocessingGroup" xmlns:wpi="http://schemas.microsoft.com/office/word/2010/wordprocessingInk" xmlns:wne="http://schemas.microsoft.com/office/word/2006/wordml" xmlns:wps="http://schemas.microsoft.com/office/word/2010/wordprocessingShape">
+  <w:p>
+    <w:pPr>
+      <w:pBdr>
+        <w:top w:val="single" w:color="808080" w:sz="4" w:space="4"/>
+      </w:pBdr>
+      <w:spacing w:before="60"/>
+      <w:jc w:val="center"/>
+    </w:pPr>
+    <w:r>
+      <w:rPr>
+        <w:rFonts w:ascii="Times New Roman" w:cs="Times New Roman" w:eastAsia="Times New Roman" w:hAnsi="Times New Roman"/>
+        <w:color w:val="555555"/>
+        <w:sz w:val="16"/>
+        <w:szCs w:val="16"/>
+      </w:rPr>
+      <w:t xml:space="preserve">Panic Engine  ·  Page </w:t>
+    </w:r>
+    <w:r>
+      <w:rPr>
+        <w:rFonts w:ascii="Times New Roman" w:cs="Times New Roman" w:eastAsia="Times New Roman" w:hAnsi="Times New Roman"/>
+        <w:color w:val="555555"/>
+        <w:sz w:val="16"/>
+        <w:szCs w:val="16"/>
+      </w:rPr>
+      <w:fldChar w:fldCharType="begin"/>
+    </w:r>
+    <w:r>
+      <w:rPr>
+        <w:rFonts w:ascii="Times New Roman" w:cs="Times New Roman" w:eastAsia="Times New Roman" w:hAnsi="Times New Roman"/>
+        <w:color w:val="555555"/>
+        <w:sz w:val="16"/>
+        <w:szCs w:val="16"/>
+      </w:rPr>
+      <w:instrText xml:space="preserve">PAGE</w:instrText>
+    </w:r>
+    <w:r>
+      <w:rPr>
+        <w:rFonts w:ascii="Times New Roman" w:cs="Times New Roman" w:eastAsia="Times New Roman" w:hAnsi="Times New Roman"/>
+        <w:color w:val="555555"/>
+        <w:sz w:val="16"/>
+        <w:szCs w:val="16"/>
+      </w:rPr>
+      <w:fldChar w:fldCharType="separate"/>
+    </w:r>
+    <w:r>
+      <w:rPr>
+        <w:rFonts w:ascii="Times New Roman" w:cs="Times New Roman" w:eastAsia="Times New Roman" w:hAnsi="Times New Roman"/>
+        <w:color w:val="555555"/>
+        <w:sz w:val="16"/>
+        <w:szCs w:val="16"/>
+      </w:rPr>
+      <w:fldChar w:fldCharType="end"/>
+    </w:r>
+    <w:r>
+      <w:rPr>
+        <w:rFonts w:ascii="Times New Roman" w:cs="Times New Roman" w:eastAsia="Times New Roman" w:hAnsi="Times New Roman"/>
+        <w:color w:val="555555"/>
+        <w:sz w:val="16"/>
+        <w:szCs w:val="16"/>
+      </w:rPr>
+      <w:t xml:space="preserve"> of </w:t>
+    </w:r>
+    <w:r>
+      <w:rPr>
+        <w:rFonts w:ascii="Times New Roman" w:cs="Times New Roman" w:eastAsia="Times New Roman" w:hAnsi="Times New Roman"/>
+        <w:color w:val="555555"/>
+        <w:sz w:val="16"/>
+        <w:szCs w:val="16"/>
+      </w:rPr>
+      <w:fldChar w:fldCharType="begin"/>
+    </w:r>
+    <w:r>
+      <w:rPr>
+        <w:rFonts w:ascii="Times New Roman" w:cs="Times New Roman" w:eastAsia="Times New Roman" w:hAnsi="Times New Roman"/>
+        <w:color w:val="555555"/>
+        <w:sz w:val="16"/>
+        <w:szCs w:val="16"/>
+      </w:rPr>
+      <w:instrText xml:space="preserve">NUMPAGES</w:instrText>
+    </w:r>
+    <w:r>
+      <w:rPr>
+        <w:rFonts w:ascii="Times New Roman" w:cs="Times New Roman" w:eastAsia="Times New Roman" w:hAnsi="Times New Roman"/>
+        <w:color w:val="555555"/>
+        <w:sz w:val="16"/>
+        <w:szCs w:val="16"/>
+      </w:rPr>
+      <w:fldChar w:fldCharType="separate"/>
+    </w:r>
+    <w:r>
+      <w:rPr>
+        <w:rFonts w:ascii="Times New Roman" w:cs="Times New Roman" w:eastAsia="Times New Roman" w:hAnsi="Times New Roman"/>
+        <w:color w:val="555555"/>
+        <w:sz w:val="16"/>
+        <w:szCs w:val="16"/>
+      </w:rPr>
+      <w:fldChar w:fldCharType="end"/>
+    </w:r>
+  </w:p>
+</w:ftr>
+</file>
+
+<file path=word/footer9.xml><?xml version="1.0" encoding="utf-8"?>
+<w:ftr xmlns:wpc="http://schemas.microsoft.com/office/word/2010/wordprocessingCanvas" xmlns:mc="http://schemas.openxmlformats.org/markup-compatibility/2006" xmlns:o="urn:schemas-microsoft-com:office:office" xmlns:r="http://schemas.openxmlformats.org/officeDocument/2006/relationships" xmlns:m="http://schemas.openxmlformats.org/officeDocument/2006/math" xmlns:v="urn:schemas-microsoft-com:vml" xmlns:wp14="http://schemas.microsoft.com/office/word/2010/wordprocessingDrawing" xmlns:wp="http://schemas.openxmlformats.org/drawingml/2006/wordprocessingDrawing" xmlns:w10="urn:schemas-microsoft-com:office:word" xmlns:w="http://schemas.openxmlformats.org/wordprocessingml/2006/main" xmlns:w14="http://schemas.microsoft.com/office/word/2010/wordml" xmlns:w15="http://schemas.microsoft.com/office/word/2012/wordml" xmlns:wpg="http://schemas.microsoft.com/office/word/2010/wordprocessingGroup" xmlns:wpi="http://schemas.microsoft.com/office/word/2010/wordprocessingInk" xmlns:wne="http://schemas.microsoft.com/office/word/2006/wordml" xmlns:wps="http://schemas.microsoft.com/office/word/2010/wordprocessingShape">
+  <w:p>
+    <w:pPr>
+      <w:pBdr>
+        <w:top w:val="single" w:color="808080" w:sz="4" w:space="4"/>
+      </w:pBdr>
+      <w:spacing w:before="60"/>
+      <w:jc w:val="center"/>
+    </w:pPr>
+    <w:r>
+      <w:rPr>
+        <w:rFonts w:ascii="Times New Roman" w:cs="Times New Roman" w:eastAsia="Times New Roman" w:hAnsi="Times New Roman"/>
+        <w:color w:val="555555"/>
+        <w:sz w:val="16"/>
+        <w:szCs w:val="16"/>
+      </w:rPr>
+      <w:t xml:space="preserve">Panic Engine  ·  Page </w:t>
+    </w:r>
+    <w:r>
+      <w:rPr>
+        <w:rFonts w:ascii="Times New Roman" w:cs="Times New Roman" w:eastAsia="Times New Roman" w:hAnsi="Times New Roman"/>
+        <w:color w:val="555555"/>
+        <w:sz w:val="16"/>
+        <w:szCs w:val="16"/>
+      </w:rPr>
+      <w:fldChar w:fldCharType="begin"/>
+    </w:r>
+    <w:r>
+      <w:rPr>
+        <w:rFonts w:ascii="Times New Roman" w:cs="Times New Roman" w:eastAsia="Times New Roman" w:hAnsi="Times New Roman"/>
+        <w:color w:val="555555"/>
+        <w:sz w:val="16"/>
+        <w:szCs w:val="16"/>
+      </w:rPr>
+      <w:instrText xml:space="preserve">PAGE</w:instrText>
+    </w:r>
+    <w:r>
+      <w:rPr>
+        <w:rFonts w:ascii="Times New Roman" w:cs="Times New Roman" w:eastAsia="Times New Roman" w:hAnsi="Times New Roman"/>
+        <w:color w:val="555555"/>
+        <w:sz w:val="16"/>
+        <w:szCs w:val="16"/>
+      </w:rPr>
+      <w:fldChar w:fldCharType="separate"/>
+    </w:r>
+    <w:r>
+      <w:rPr>
+        <w:rFonts w:ascii="Times New Roman" w:cs="Times New Roman" w:eastAsia="Times New Roman" w:hAnsi="Times New Roman"/>
+        <w:color w:val="555555"/>
+        <w:sz w:val="16"/>
+        <w:szCs w:val="16"/>
+      </w:rPr>
+      <w:fldChar w:fldCharType="end"/>
+    </w:r>
+    <w:r>
+      <w:rPr>
+        <w:rFonts w:ascii="Times New Roman" w:cs="Times New Roman" w:eastAsia="Times New Roman" w:hAnsi="Times New Roman"/>
+        <w:color w:val="555555"/>
+        <w:sz w:val="16"/>
+        <w:szCs w:val="16"/>
+      </w:rPr>
+      <w:t xml:space="preserve"> of </w:t>
+    </w:r>
+    <w:r>
+      <w:rPr>
+        <w:rFonts w:ascii="Times New Roman" w:cs="Times New Roman" w:eastAsia="Times New Roman" w:hAnsi="Times New Roman"/>
+        <w:color w:val="555555"/>
+        <w:sz w:val="16"/>
+        <w:szCs w:val="16"/>
+      </w:rPr>
+      <w:fldChar w:fldCharType="begin"/>
+    </w:r>
+    <w:r>
+      <w:rPr>
+        <w:rFonts w:ascii="Times New Roman" w:cs="Times New Roman" w:eastAsia="Times New Roman" w:hAnsi="Times New Roman"/>
+        <w:color w:val="555555"/>
+        <w:sz w:val="16"/>
+        <w:szCs w:val="16"/>
+      </w:rPr>
+      <w:instrText xml:space="preserve">NUMPAGES</w:instrText>
+    </w:r>
+    <w:r>
+      <w:rPr>
+        <w:rFonts w:ascii="Times New Roman" w:cs="Times New Roman" w:eastAsia="Times New Roman" w:hAnsi="Times New Roman"/>
+        <w:color w:val="555555"/>
+        <w:sz w:val="16"/>
+        <w:szCs w:val="16"/>
+      </w:rPr>
+      <w:fldChar w:fldCharType="separate"/>
+    </w:r>
+    <w:r>
+      <w:rPr>
+        <w:rFonts w:ascii="Times New Roman" w:cs="Times New Roman" w:eastAsia="Times New Roman" w:hAnsi="Times New Roman"/>
+        <w:color w:val="555555"/>
+        <w:sz w:val="16"/>
+        <w:szCs w:val="16"/>
+      </w:rPr>
+      <w:fldChar w:fldCharType="end"/>
+    </w:r>
+  </w:p>
+</w:ftr>
+</file>
+
 <file path=word/footnotes.xml><?xml version="1.0" encoding="utf-8"?>
 <w:footnotes xmlns:wpc="http://schemas.microsoft.com/office/word/2010/wordprocessingCanvas" xmlns:mc="http://schemas.openxmlformats.org/markup-compatibility/2006" xmlns:o="urn:schemas-microsoft-com:office:office" xmlns:r="http://schemas.openxmlformats.org/officeDocument/2006/relationships" xmlns:m="http://schemas.openxmlformats.org/officeDocument/2006/math" xmlns:v="urn:schemas-microsoft-com:vml" xmlns:wp14="http://schemas.microsoft.com/office/word/2010/wordprocessingDrawing" xmlns:wp="http://schemas.openxmlformats.org/drawingml/2006/wordprocessingDrawing" xmlns:w10="urn:schemas-microsoft-com:office:word" xmlns:w="http://schemas.openxmlformats.org/wordprocessingml/2006/main" xmlns:w14="http://schemas.microsoft.com/office/word/2010/wordml" xmlns:w15="http://schemas.microsoft.com/office/word/2012/wordml" xmlns:wpg="http://schemas.microsoft.com/office/word/2010/wordprocessingGroup" xmlns:wpi="http://schemas.microsoft.com/office/word/2010/wordprocessingInk" xmlns:wne="http://schemas.microsoft.com/office/word/2006/wordml" xmlns:wps="http://schemas.microsoft.com/office/word/2010/wordprocessingShape" mc:Ignorable="w14 w15 wp14">
   <w:footnote w:type="separator" w:id="-1">
@@ -20515,6 +23060,400 @@
     </w:p>
   </w:footnote>
 </w:footnotes>
+</file>
+
+<file path=word/header1.xml><?xml version="1.0" encoding="utf-8"?>
+<w:hdr xmlns:wpc="http://schemas.microsoft.com/office/word/2010/wordprocessingCanvas" xmlns:mc="http://schemas.openxmlformats.org/markup-compatibility/2006" xmlns:o="urn:schemas-microsoft-com:office:office" xmlns:r="http://schemas.openxmlformats.org/officeDocument/2006/relationships" xmlns:m="http://schemas.openxmlformats.org/officeDocument/2006/math" xmlns:v="urn:schemas-microsoft-com:vml" xmlns:wp14="http://schemas.microsoft.com/office/word/2010/wordprocessingDrawing" xmlns:wp="http://schemas.openxmlformats.org/drawingml/2006/wordprocessingDrawing" xmlns:w10="urn:schemas-microsoft-com:office:word" xmlns:w="http://schemas.openxmlformats.org/wordprocessingml/2006/main" xmlns:w14="http://schemas.microsoft.com/office/word/2010/wordml" xmlns:w15="http://schemas.microsoft.com/office/word/2012/wordml" xmlns:wpg="http://schemas.microsoft.com/office/word/2010/wordprocessingGroup" xmlns:wpi="http://schemas.microsoft.com/office/word/2010/wordprocessingInk" xmlns:wne="http://schemas.microsoft.com/office/word/2006/wordml" xmlns:wps="http://schemas.microsoft.com/office/word/2010/wordprocessingShape" xmlns:cx="http://schemas.microsoft.com/office/drawing/2014/chartex" xmlns:cx1="http://schemas.microsoft.com/office/drawing/2015/9/8/chartex" xmlns:cx2="http://schemas.microsoft.com/office/drawing/2015/10/21/chartex" xmlns:cx3="http://schemas.microsoft.com/office/drawing/2016/5/9/chartex" xmlns:cx4="http://schemas.microsoft.com/office/drawing/2016/5/10/chartex" xmlns:cx5="http://schemas.microsoft.com/office/drawing/2016/5/11/chartex" xmlns:cx6="http://schemas.microsoft.com/office/drawing/2016/5/12/chartex" xmlns:cx7="http://schemas.microsoft.com/office/drawing/2016/5/13/chartex" xmlns:cx8="http://schemas.microsoft.com/office/drawing/2016/5/14/chartex" xmlns:w16cid="http://schemas.microsoft.com/office/word/2016/wordml/cid" xmlns:w16se="http://schemas.microsoft.com/office/word/2015/wordml/symex">
+  <w:p>
+    <w:pPr>
+      <w:pBdr>
+        <w:bottom w:val="single" w:color="808080" w:sz="4" w:space="4"/>
+      </w:pBdr>
+      <w:jc w:val="right"/>
+    </w:pPr>
+    <w:r>
+      <w:rPr>
+        <w:rFonts w:ascii="Times New Roman" w:cs="Times New Roman" w:eastAsia="Times New Roman" w:hAnsi="Times New Roman"/>
+        <w:i/>
+        <w:iCs/>
+        <w:color w:val="555555"/>
+        <w:sz w:val="16"/>
+        <w:szCs w:val="16"/>
+      </w:rPr>
+      <w:t xml:space="preserve">Warning Time, Alert Reach and Route Choice in Pedestrian Evacuation</w:t>
+    </w:r>
+  </w:p>
+</w:hdr>
+</file>
+
+<file path=word/header10.xml><?xml version="1.0" encoding="utf-8"?>
+<w:hdr xmlns:wpc="http://schemas.microsoft.com/office/word/2010/wordprocessingCanvas" xmlns:mc="http://schemas.openxmlformats.org/markup-compatibility/2006" xmlns:o="urn:schemas-microsoft-com:office:office" xmlns:r="http://schemas.openxmlformats.org/officeDocument/2006/relationships" xmlns:m="http://schemas.openxmlformats.org/officeDocument/2006/math" xmlns:v="urn:schemas-microsoft-com:vml" xmlns:wp14="http://schemas.microsoft.com/office/word/2010/wordprocessingDrawing" xmlns:wp="http://schemas.openxmlformats.org/drawingml/2006/wordprocessingDrawing" xmlns:w10="urn:schemas-microsoft-com:office:word" xmlns:w="http://schemas.openxmlformats.org/wordprocessingml/2006/main" xmlns:w14="http://schemas.microsoft.com/office/word/2010/wordml" xmlns:w15="http://schemas.microsoft.com/office/word/2012/wordml" xmlns:wpg="http://schemas.microsoft.com/office/word/2010/wordprocessingGroup" xmlns:wpi="http://schemas.microsoft.com/office/word/2010/wordprocessingInk" xmlns:wne="http://schemas.microsoft.com/office/word/2006/wordml" xmlns:wps="http://schemas.microsoft.com/office/word/2010/wordprocessingShape" xmlns:cx="http://schemas.microsoft.com/office/drawing/2014/chartex" xmlns:cx1="http://schemas.microsoft.com/office/drawing/2015/9/8/chartex" xmlns:cx2="http://schemas.microsoft.com/office/drawing/2015/10/21/chartex" xmlns:cx3="http://schemas.microsoft.com/office/drawing/2016/5/9/chartex" xmlns:cx4="http://schemas.microsoft.com/office/drawing/2016/5/10/chartex" xmlns:cx5="http://schemas.microsoft.com/office/drawing/2016/5/11/chartex" xmlns:cx6="http://schemas.microsoft.com/office/drawing/2016/5/12/chartex" xmlns:cx7="http://schemas.microsoft.com/office/drawing/2016/5/13/chartex" xmlns:cx8="http://schemas.microsoft.com/office/drawing/2016/5/14/chartex" xmlns:w16cid="http://schemas.microsoft.com/office/word/2016/wordml/cid" xmlns:w16se="http://schemas.microsoft.com/office/word/2015/wordml/symex">
+  <w:p>
+    <w:pPr>
+      <w:pBdr>
+        <w:bottom w:val="single" w:color="808080" w:sz="4" w:space="4"/>
+      </w:pBdr>
+      <w:jc w:val="right"/>
+    </w:pPr>
+    <w:r>
+      <w:rPr>
+        <w:rFonts w:ascii="Times New Roman" w:cs="Times New Roman" w:eastAsia="Times New Roman" w:hAnsi="Times New Roman"/>
+        <w:i/>
+        <w:iCs/>
+        <w:color w:val="555555"/>
+        <w:sz w:val="16"/>
+        <w:szCs w:val="16"/>
+      </w:rPr>
+      <w:t xml:space="preserve">Warning Time, Alert Reach and Route Choice in Pedestrian Evacuation</w:t>
+    </w:r>
+  </w:p>
+</w:hdr>
+</file>
+
+<file path=word/header11.xml><?xml version="1.0" encoding="utf-8"?>
+<w:hdr xmlns:wpc="http://schemas.microsoft.com/office/word/2010/wordprocessingCanvas" xmlns:mc="http://schemas.openxmlformats.org/markup-compatibility/2006" xmlns:o="urn:schemas-microsoft-com:office:office" xmlns:r="http://schemas.openxmlformats.org/officeDocument/2006/relationships" xmlns:m="http://schemas.openxmlformats.org/officeDocument/2006/math" xmlns:v="urn:schemas-microsoft-com:vml" xmlns:wp14="http://schemas.microsoft.com/office/word/2010/wordprocessingDrawing" xmlns:wp="http://schemas.openxmlformats.org/drawingml/2006/wordprocessingDrawing" xmlns:w10="urn:schemas-microsoft-com:office:word" xmlns:w="http://schemas.openxmlformats.org/wordprocessingml/2006/main" xmlns:w14="http://schemas.microsoft.com/office/word/2010/wordml" xmlns:w15="http://schemas.microsoft.com/office/word/2012/wordml" xmlns:wpg="http://schemas.microsoft.com/office/word/2010/wordprocessingGroup" xmlns:wpi="http://schemas.microsoft.com/office/word/2010/wordprocessingInk" xmlns:wne="http://schemas.microsoft.com/office/word/2006/wordml" xmlns:wps="http://schemas.microsoft.com/office/word/2010/wordprocessingShape" xmlns:cx="http://schemas.microsoft.com/office/drawing/2014/chartex" xmlns:cx1="http://schemas.microsoft.com/office/drawing/2015/9/8/chartex" xmlns:cx2="http://schemas.microsoft.com/office/drawing/2015/10/21/chartex" xmlns:cx3="http://schemas.microsoft.com/office/drawing/2016/5/9/chartex" xmlns:cx4="http://schemas.microsoft.com/office/drawing/2016/5/10/chartex" xmlns:cx5="http://schemas.microsoft.com/office/drawing/2016/5/11/chartex" xmlns:cx6="http://schemas.microsoft.com/office/drawing/2016/5/12/chartex" xmlns:cx7="http://schemas.microsoft.com/office/drawing/2016/5/13/chartex" xmlns:cx8="http://schemas.microsoft.com/office/drawing/2016/5/14/chartex" xmlns:w16cid="http://schemas.microsoft.com/office/word/2016/wordml/cid" xmlns:w16se="http://schemas.microsoft.com/office/word/2015/wordml/symex">
+  <w:p>
+    <w:pPr>
+      <w:pBdr>
+        <w:bottom w:val="single" w:color="808080" w:sz="4" w:space="4"/>
+      </w:pBdr>
+      <w:jc w:val="right"/>
+    </w:pPr>
+    <w:r>
+      <w:rPr>
+        <w:rFonts w:ascii="Times New Roman" w:cs="Times New Roman" w:eastAsia="Times New Roman" w:hAnsi="Times New Roman"/>
+        <w:i/>
+        <w:iCs/>
+        <w:color w:val="555555"/>
+        <w:sz w:val="16"/>
+        <w:szCs w:val="16"/>
+      </w:rPr>
+      <w:t xml:space="preserve">Warning Time, Alert Reach and Route Choice in Pedestrian Evacuation</w:t>
+    </w:r>
+  </w:p>
+</w:hdr>
+</file>
+
+<file path=word/header12.xml><?xml version="1.0" encoding="utf-8"?>
+<w:hdr xmlns:wpc="http://schemas.microsoft.com/office/word/2010/wordprocessingCanvas" xmlns:mc="http://schemas.openxmlformats.org/markup-compatibility/2006" xmlns:o="urn:schemas-microsoft-com:office:office" xmlns:r="http://schemas.openxmlformats.org/officeDocument/2006/relationships" xmlns:m="http://schemas.openxmlformats.org/officeDocument/2006/math" xmlns:v="urn:schemas-microsoft-com:vml" xmlns:wp14="http://schemas.microsoft.com/office/word/2010/wordprocessingDrawing" xmlns:wp="http://schemas.openxmlformats.org/drawingml/2006/wordprocessingDrawing" xmlns:w10="urn:schemas-microsoft-com:office:word" xmlns:w="http://schemas.openxmlformats.org/wordprocessingml/2006/main" xmlns:w14="http://schemas.microsoft.com/office/word/2010/wordml" xmlns:w15="http://schemas.microsoft.com/office/word/2012/wordml" xmlns:wpg="http://schemas.microsoft.com/office/word/2010/wordprocessingGroup" xmlns:wpi="http://schemas.microsoft.com/office/word/2010/wordprocessingInk" xmlns:wne="http://schemas.microsoft.com/office/word/2006/wordml" xmlns:wps="http://schemas.microsoft.com/office/word/2010/wordprocessingShape" xmlns:cx="http://schemas.microsoft.com/office/drawing/2014/chartex" xmlns:cx1="http://schemas.microsoft.com/office/drawing/2015/9/8/chartex" xmlns:cx2="http://schemas.microsoft.com/office/drawing/2015/10/21/chartex" xmlns:cx3="http://schemas.microsoft.com/office/drawing/2016/5/9/chartex" xmlns:cx4="http://schemas.microsoft.com/office/drawing/2016/5/10/chartex" xmlns:cx5="http://schemas.microsoft.com/office/drawing/2016/5/11/chartex" xmlns:cx6="http://schemas.microsoft.com/office/drawing/2016/5/12/chartex" xmlns:cx7="http://schemas.microsoft.com/office/drawing/2016/5/13/chartex" xmlns:cx8="http://schemas.microsoft.com/office/drawing/2016/5/14/chartex" xmlns:w16cid="http://schemas.microsoft.com/office/word/2016/wordml/cid" xmlns:w16se="http://schemas.microsoft.com/office/word/2015/wordml/symex">
+  <w:p>
+    <w:pPr>
+      <w:pBdr>
+        <w:bottom w:val="single" w:color="808080" w:sz="4" w:space="4"/>
+      </w:pBdr>
+      <w:jc w:val="right"/>
+    </w:pPr>
+    <w:r>
+      <w:rPr>
+        <w:rFonts w:ascii="Times New Roman" w:cs="Times New Roman" w:eastAsia="Times New Roman" w:hAnsi="Times New Roman"/>
+        <w:i/>
+        <w:iCs/>
+        <w:color w:val="555555"/>
+        <w:sz w:val="16"/>
+        <w:szCs w:val="16"/>
+      </w:rPr>
+      <w:t xml:space="preserve">Warning Time, Alert Reach and Route Choice in Pedestrian Evacuation</w:t>
+    </w:r>
+  </w:p>
+</w:hdr>
+</file>
+
+<file path=word/header13.xml><?xml version="1.0" encoding="utf-8"?>
+<w:hdr xmlns:wpc="http://schemas.microsoft.com/office/word/2010/wordprocessingCanvas" xmlns:mc="http://schemas.openxmlformats.org/markup-compatibility/2006" xmlns:o="urn:schemas-microsoft-com:office:office" xmlns:r="http://schemas.openxmlformats.org/officeDocument/2006/relationships" xmlns:m="http://schemas.openxmlformats.org/officeDocument/2006/math" xmlns:v="urn:schemas-microsoft-com:vml" xmlns:wp14="http://schemas.microsoft.com/office/word/2010/wordprocessingDrawing" xmlns:wp="http://schemas.openxmlformats.org/drawingml/2006/wordprocessingDrawing" xmlns:w10="urn:schemas-microsoft-com:office:word" xmlns:w="http://schemas.openxmlformats.org/wordprocessingml/2006/main" xmlns:w14="http://schemas.microsoft.com/office/word/2010/wordml" xmlns:w15="http://schemas.microsoft.com/office/word/2012/wordml" xmlns:wpg="http://schemas.microsoft.com/office/word/2010/wordprocessingGroup" xmlns:wpi="http://schemas.microsoft.com/office/word/2010/wordprocessingInk" xmlns:wne="http://schemas.microsoft.com/office/word/2006/wordml" xmlns:wps="http://schemas.microsoft.com/office/word/2010/wordprocessingShape" xmlns:cx="http://schemas.microsoft.com/office/drawing/2014/chartex" xmlns:cx1="http://schemas.microsoft.com/office/drawing/2015/9/8/chartex" xmlns:cx2="http://schemas.microsoft.com/office/drawing/2015/10/21/chartex" xmlns:cx3="http://schemas.microsoft.com/office/drawing/2016/5/9/chartex" xmlns:cx4="http://schemas.microsoft.com/office/drawing/2016/5/10/chartex" xmlns:cx5="http://schemas.microsoft.com/office/drawing/2016/5/11/chartex" xmlns:cx6="http://schemas.microsoft.com/office/drawing/2016/5/12/chartex" xmlns:cx7="http://schemas.microsoft.com/office/drawing/2016/5/13/chartex" xmlns:cx8="http://schemas.microsoft.com/office/drawing/2016/5/14/chartex" xmlns:w16cid="http://schemas.microsoft.com/office/word/2016/wordml/cid" xmlns:w16se="http://schemas.microsoft.com/office/word/2015/wordml/symex">
+  <w:p>
+    <w:pPr>
+      <w:pBdr>
+        <w:bottom w:val="single" w:color="808080" w:sz="4" w:space="4"/>
+      </w:pBdr>
+      <w:jc w:val="right"/>
+    </w:pPr>
+    <w:r>
+      <w:rPr>
+        <w:rFonts w:ascii="Times New Roman" w:cs="Times New Roman" w:eastAsia="Times New Roman" w:hAnsi="Times New Roman"/>
+        <w:i/>
+        <w:iCs/>
+        <w:color w:val="555555"/>
+        <w:sz w:val="16"/>
+        <w:szCs w:val="16"/>
+      </w:rPr>
+      <w:t xml:space="preserve">Warning Time, Alert Reach and Route Choice in Pedestrian Evacuation</w:t>
+    </w:r>
+  </w:p>
+</w:hdr>
+</file>
+
+<file path=word/header14.xml><?xml version="1.0" encoding="utf-8"?>
+<w:hdr xmlns:wpc="http://schemas.microsoft.com/office/word/2010/wordprocessingCanvas" xmlns:mc="http://schemas.openxmlformats.org/markup-compatibility/2006" xmlns:o="urn:schemas-microsoft-com:office:office" xmlns:r="http://schemas.openxmlformats.org/officeDocument/2006/relationships" xmlns:m="http://schemas.openxmlformats.org/officeDocument/2006/math" xmlns:v="urn:schemas-microsoft-com:vml" xmlns:wp14="http://schemas.microsoft.com/office/word/2010/wordprocessingDrawing" xmlns:wp="http://schemas.openxmlformats.org/drawingml/2006/wordprocessingDrawing" xmlns:w10="urn:schemas-microsoft-com:office:word" xmlns:w="http://schemas.openxmlformats.org/wordprocessingml/2006/main" xmlns:w14="http://schemas.microsoft.com/office/word/2010/wordml" xmlns:w15="http://schemas.microsoft.com/office/word/2012/wordml" xmlns:wpg="http://schemas.microsoft.com/office/word/2010/wordprocessingGroup" xmlns:wpi="http://schemas.microsoft.com/office/word/2010/wordprocessingInk" xmlns:wne="http://schemas.microsoft.com/office/word/2006/wordml" xmlns:wps="http://schemas.microsoft.com/office/word/2010/wordprocessingShape" xmlns:cx="http://schemas.microsoft.com/office/drawing/2014/chartex" xmlns:cx1="http://schemas.microsoft.com/office/drawing/2015/9/8/chartex" xmlns:cx2="http://schemas.microsoft.com/office/drawing/2015/10/21/chartex" xmlns:cx3="http://schemas.microsoft.com/office/drawing/2016/5/9/chartex" xmlns:cx4="http://schemas.microsoft.com/office/drawing/2016/5/10/chartex" xmlns:cx5="http://schemas.microsoft.com/office/drawing/2016/5/11/chartex" xmlns:cx6="http://schemas.microsoft.com/office/drawing/2016/5/12/chartex" xmlns:cx7="http://schemas.microsoft.com/office/drawing/2016/5/13/chartex" xmlns:cx8="http://schemas.microsoft.com/office/drawing/2016/5/14/chartex" xmlns:w16cid="http://schemas.microsoft.com/office/word/2016/wordml/cid" xmlns:w16se="http://schemas.microsoft.com/office/word/2015/wordml/symex">
+  <w:p>
+    <w:pPr>
+      <w:pBdr>
+        <w:bottom w:val="single" w:color="808080" w:sz="4" w:space="4"/>
+      </w:pBdr>
+      <w:jc w:val="right"/>
+    </w:pPr>
+    <w:r>
+      <w:rPr>
+        <w:rFonts w:ascii="Times New Roman" w:cs="Times New Roman" w:eastAsia="Times New Roman" w:hAnsi="Times New Roman"/>
+        <w:i/>
+        <w:iCs/>
+        <w:color w:val="555555"/>
+        <w:sz w:val="16"/>
+        <w:szCs w:val="16"/>
+      </w:rPr>
+      <w:t xml:space="preserve">Warning Time, Alert Reach and Route Choice in Pedestrian Evacuation</w:t>
+    </w:r>
+  </w:p>
+</w:hdr>
+</file>
+
+<file path=word/header15.xml><?xml version="1.0" encoding="utf-8"?>
+<w:hdr xmlns:wpc="http://schemas.microsoft.com/office/word/2010/wordprocessingCanvas" xmlns:mc="http://schemas.openxmlformats.org/markup-compatibility/2006" xmlns:o="urn:schemas-microsoft-com:office:office" xmlns:r="http://schemas.openxmlformats.org/officeDocument/2006/relationships" xmlns:m="http://schemas.openxmlformats.org/officeDocument/2006/math" xmlns:v="urn:schemas-microsoft-com:vml" xmlns:wp14="http://schemas.microsoft.com/office/word/2010/wordprocessingDrawing" xmlns:wp="http://schemas.openxmlformats.org/drawingml/2006/wordprocessingDrawing" xmlns:w10="urn:schemas-microsoft-com:office:word" xmlns:w="http://schemas.openxmlformats.org/wordprocessingml/2006/main" xmlns:w14="http://schemas.microsoft.com/office/word/2010/wordml" xmlns:w15="http://schemas.microsoft.com/office/word/2012/wordml" xmlns:wpg="http://schemas.microsoft.com/office/word/2010/wordprocessingGroup" xmlns:wpi="http://schemas.microsoft.com/office/word/2010/wordprocessingInk" xmlns:wne="http://schemas.microsoft.com/office/word/2006/wordml" xmlns:wps="http://schemas.microsoft.com/office/word/2010/wordprocessingShape" xmlns:cx="http://schemas.microsoft.com/office/drawing/2014/chartex" xmlns:cx1="http://schemas.microsoft.com/office/drawing/2015/9/8/chartex" xmlns:cx2="http://schemas.microsoft.com/office/drawing/2015/10/21/chartex" xmlns:cx3="http://schemas.microsoft.com/office/drawing/2016/5/9/chartex" xmlns:cx4="http://schemas.microsoft.com/office/drawing/2016/5/10/chartex" xmlns:cx5="http://schemas.microsoft.com/office/drawing/2016/5/11/chartex" xmlns:cx6="http://schemas.microsoft.com/office/drawing/2016/5/12/chartex" xmlns:cx7="http://schemas.microsoft.com/office/drawing/2016/5/13/chartex" xmlns:cx8="http://schemas.microsoft.com/office/drawing/2016/5/14/chartex" xmlns:w16cid="http://schemas.microsoft.com/office/word/2016/wordml/cid" xmlns:w16se="http://schemas.microsoft.com/office/word/2015/wordml/symex">
+  <w:p>
+    <w:pPr>
+      <w:pBdr>
+        <w:bottom w:val="single" w:color="808080" w:sz="4" w:space="4"/>
+      </w:pBdr>
+      <w:jc w:val="right"/>
+    </w:pPr>
+    <w:r>
+      <w:rPr>
+        <w:rFonts w:ascii="Times New Roman" w:cs="Times New Roman" w:eastAsia="Times New Roman" w:hAnsi="Times New Roman"/>
+        <w:i/>
+        <w:iCs/>
+        <w:color w:val="555555"/>
+        <w:sz w:val="16"/>
+        <w:szCs w:val="16"/>
+      </w:rPr>
+      <w:t xml:space="preserve">Warning Time, Alert Reach and Route Choice in Pedestrian Evacuation</w:t>
+    </w:r>
+  </w:p>
+</w:hdr>
+</file>
+
+<file path=word/header16.xml><?xml version="1.0" encoding="utf-8"?>
+<w:hdr xmlns:wpc="http://schemas.microsoft.com/office/word/2010/wordprocessingCanvas" xmlns:mc="http://schemas.openxmlformats.org/markup-compatibility/2006" xmlns:o="urn:schemas-microsoft-com:office:office" xmlns:r="http://schemas.openxmlformats.org/officeDocument/2006/relationships" xmlns:m="http://schemas.openxmlformats.org/officeDocument/2006/math" xmlns:v="urn:schemas-microsoft-com:vml" xmlns:wp14="http://schemas.microsoft.com/office/word/2010/wordprocessingDrawing" xmlns:wp="http://schemas.openxmlformats.org/drawingml/2006/wordprocessingDrawing" xmlns:w10="urn:schemas-microsoft-com:office:word" xmlns:w="http://schemas.openxmlformats.org/wordprocessingml/2006/main" xmlns:w14="http://schemas.microsoft.com/office/word/2010/wordml" xmlns:w15="http://schemas.microsoft.com/office/word/2012/wordml" xmlns:wpg="http://schemas.microsoft.com/office/word/2010/wordprocessingGroup" xmlns:wpi="http://schemas.microsoft.com/office/word/2010/wordprocessingInk" xmlns:wne="http://schemas.microsoft.com/office/word/2006/wordml" xmlns:wps="http://schemas.microsoft.com/office/word/2010/wordprocessingShape" xmlns:cx="http://schemas.microsoft.com/office/drawing/2014/chartex" xmlns:cx1="http://schemas.microsoft.com/office/drawing/2015/9/8/chartex" xmlns:cx2="http://schemas.microsoft.com/office/drawing/2015/10/21/chartex" xmlns:cx3="http://schemas.microsoft.com/office/drawing/2016/5/9/chartex" xmlns:cx4="http://schemas.microsoft.com/office/drawing/2016/5/10/chartex" xmlns:cx5="http://schemas.microsoft.com/office/drawing/2016/5/11/chartex" xmlns:cx6="http://schemas.microsoft.com/office/drawing/2016/5/12/chartex" xmlns:cx7="http://schemas.microsoft.com/office/drawing/2016/5/13/chartex" xmlns:cx8="http://schemas.microsoft.com/office/drawing/2016/5/14/chartex" xmlns:w16cid="http://schemas.microsoft.com/office/word/2016/wordml/cid" xmlns:w16se="http://schemas.microsoft.com/office/word/2015/wordml/symex">
+  <w:p>
+    <w:pPr>
+      <w:pBdr>
+        <w:bottom w:val="single" w:color="808080" w:sz="4" w:space="4"/>
+      </w:pBdr>
+      <w:jc w:val="right"/>
+    </w:pPr>
+    <w:r>
+      <w:rPr>
+        <w:rFonts w:ascii="Times New Roman" w:cs="Times New Roman" w:eastAsia="Times New Roman" w:hAnsi="Times New Roman"/>
+        <w:i/>
+        <w:iCs/>
+        <w:color w:val="555555"/>
+        <w:sz w:val="16"/>
+        <w:szCs w:val="16"/>
+      </w:rPr>
+      <w:t xml:space="preserve">Warning Time, Alert Reach and Route Choice in Pedestrian Evacuation</w:t>
+    </w:r>
+  </w:p>
+</w:hdr>
+</file>
+
+<file path=word/header17.xml><?xml version="1.0" encoding="utf-8"?>
+<w:hdr xmlns:wpc="http://schemas.microsoft.com/office/word/2010/wordprocessingCanvas" xmlns:mc="http://schemas.openxmlformats.org/markup-compatibility/2006" xmlns:o="urn:schemas-microsoft-com:office:office" xmlns:r="http://schemas.openxmlformats.org/officeDocument/2006/relationships" xmlns:m="http://schemas.openxmlformats.org/officeDocument/2006/math" xmlns:v="urn:schemas-microsoft-com:vml" xmlns:wp14="http://schemas.microsoft.com/office/word/2010/wordprocessingDrawing" xmlns:wp="http://schemas.openxmlformats.org/drawingml/2006/wordprocessingDrawing" xmlns:w10="urn:schemas-microsoft-com:office:word" xmlns:w="http://schemas.openxmlformats.org/wordprocessingml/2006/main" xmlns:w14="http://schemas.microsoft.com/office/word/2010/wordml" xmlns:w15="http://schemas.microsoft.com/office/word/2012/wordml" xmlns:wpg="http://schemas.microsoft.com/office/word/2010/wordprocessingGroup" xmlns:wpi="http://schemas.microsoft.com/office/word/2010/wordprocessingInk" xmlns:wne="http://schemas.microsoft.com/office/word/2006/wordml" xmlns:wps="http://schemas.microsoft.com/office/word/2010/wordprocessingShape" xmlns:cx="http://schemas.microsoft.com/office/drawing/2014/chartex" xmlns:cx1="http://schemas.microsoft.com/office/drawing/2015/9/8/chartex" xmlns:cx2="http://schemas.microsoft.com/office/drawing/2015/10/21/chartex" xmlns:cx3="http://schemas.microsoft.com/office/drawing/2016/5/9/chartex" xmlns:cx4="http://schemas.microsoft.com/office/drawing/2016/5/10/chartex" xmlns:cx5="http://schemas.microsoft.com/office/drawing/2016/5/11/chartex" xmlns:cx6="http://schemas.microsoft.com/office/drawing/2016/5/12/chartex" xmlns:cx7="http://schemas.microsoft.com/office/drawing/2016/5/13/chartex" xmlns:cx8="http://schemas.microsoft.com/office/drawing/2016/5/14/chartex" xmlns:w16cid="http://schemas.microsoft.com/office/word/2016/wordml/cid" xmlns:w16se="http://schemas.microsoft.com/office/word/2015/wordml/symex">
+  <w:p>
+    <w:pPr>
+      <w:pBdr>
+        <w:bottom w:val="single" w:color="808080" w:sz="4" w:space="4"/>
+      </w:pBdr>
+      <w:jc w:val="right"/>
+    </w:pPr>
+    <w:r>
+      <w:rPr>
+        <w:rFonts w:ascii="Times New Roman" w:cs="Times New Roman" w:eastAsia="Times New Roman" w:hAnsi="Times New Roman"/>
+        <w:i/>
+        <w:iCs/>
+        <w:color w:val="555555"/>
+        <w:sz w:val="16"/>
+        <w:szCs w:val="16"/>
+      </w:rPr>
+      <w:t xml:space="preserve">Warning Time, Alert Reach and Route Choice in Pedestrian Evacuation</w:t>
+    </w:r>
+  </w:p>
+</w:hdr>
+</file>
+
+<file path=word/header2.xml><?xml version="1.0" encoding="utf-8"?>
+<w:hdr xmlns:wpc="http://schemas.microsoft.com/office/word/2010/wordprocessingCanvas" xmlns:mc="http://schemas.openxmlformats.org/markup-compatibility/2006" xmlns:o="urn:schemas-microsoft-com:office:office" xmlns:r="http://schemas.openxmlformats.org/officeDocument/2006/relationships" xmlns:m="http://schemas.openxmlformats.org/officeDocument/2006/math" xmlns:v="urn:schemas-microsoft-com:vml" xmlns:wp14="http://schemas.microsoft.com/office/word/2010/wordprocessingDrawing" xmlns:wp="http://schemas.openxmlformats.org/drawingml/2006/wordprocessingDrawing" xmlns:w10="urn:schemas-microsoft-com:office:word" xmlns:w="http://schemas.openxmlformats.org/wordprocessingml/2006/main" xmlns:w14="http://schemas.microsoft.com/office/word/2010/wordml" xmlns:w15="http://schemas.microsoft.com/office/word/2012/wordml" xmlns:wpg="http://schemas.microsoft.com/office/word/2010/wordprocessingGroup" xmlns:wpi="http://schemas.microsoft.com/office/word/2010/wordprocessingInk" xmlns:wne="http://schemas.microsoft.com/office/word/2006/wordml" xmlns:wps="http://schemas.microsoft.com/office/word/2010/wordprocessingShape" xmlns:cx="http://schemas.microsoft.com/office/drawing/2014/chartex" xmlns:cx1="http://schemas.microsoft.com/office/drawing/2015/9/8/chartex" xmlns:cx2="http://schemas.microsoft.com/office/drawing/2015/10/21/chartex" xmlns:cx3="http://schemas.microsoft.com/office/drawing/2016/5/9/chartex" xmlns:cx4="http://schemas.microsoft.com/office/drawing/2016/5/10/chartex" xmlns:cx5="http://schemas.microsoft.com/office/drawing/2016/5/11/chartex" xmlns:cx6="http://schemas.microsoft.com/office/drawing/2016/5/12/chartex" xmlns:cx7="http://schemas.microsoft.com/office/drawing/2016/5/13/chartex" xmlns:cx8="http://schemas.microsoft.com/office/drawing/2016/5/14/chartex" xmlns:w16cid="http://schemas.microsoft.com/office/word/2016/wordml/cid" xmlns:w16se="http://schemas.microsoft.com/office/word/2015/wordml/symex">
+  <w:p>
+    <w:r>
+      <w:t xml:space="preserve"/>
+    </w:r>
+  </w:p>
+</w:hdr>
+</file>
+
+<file path=word/header3.xml><?xml version="1.0" encoding="utf-8"?>
+<w:hdr xmlns:wpc="http://schemas.microsoft.com/office/word/2010/wordprocessingCanvas" xmlns:mc="http://schemas.openxmlformats.org/markup-compatibility/2006" xmlns:o="urn:schemas-microsoft-com:office:office" xmlns:r="http://schemas.openxmlformats.org/officeDocument/2006/relationships" xmlns:m="http://schemas.openxmlformats.org/officeDocument/2006/math" xmlns:v="urn:schemas-microsoft-com:vml" xmlns:wp14="http://schemas.microsoft.com/office/word/2010/wordprocessingDrawing" xmlns:wp="http://schemas.openxmlformats.org/drawingml/2006/wordprocessingDrawing" xmlns:w10="urn:schemas-microsoft-com:office:word" xmlns:w="http://schemas.openxmlformats.org/wordprocessingml/2006/main" xmlns:w14="http://schemas.microsoft.com/office/word/2010/wordml" xmlns:w15="http://schemas.microsoft.com/office/word/2012/wordml" xmlns:wpg="http://schemas.microsoft.com/office/word/2010/wordprocessingGroup" xmlns:wpi="http://schemas.microsoft.com/office/word/2010/wordprocessingInk" xmlns:wne="http://schemas.microsoft.com/office/word/2006/wordml" xmlns:wps="http://schemas.microsoft.com/office/word/2010/wordprocessingShape" xmlns:cx="http://schemas.microsoft.com/office/drawing/2014/chartex" xmlns:cx1="http://schemas.microsoft.com/office/drawing/2015/9/8/chartex" xmlns:cx2="http://schemas.microsoft.com/office/drawing/2015/10/21/chartex" xmlns:cx3="http://schemas.microsoft.com/office/drawing/2016/5/9/chartex" xmlns:cx4="http://schemas.microsoft.com/office/drawing/2016/5/10/chartex" xmlns:cx5="http://schemas.microsoft.com/office/drawing/2016/5/11/chartex" xmlns:cx6="http://schemas.microsoft.com/office/drawing/2016/5/12/chartex" xmlns:cx7="http://schemas.microsoft.com/office/drawing/2016/5/13/chartex" xmlns:cx8="http://schemas.microsoft.com/office/drawing/2016/5/14/chartex" xmlns:w16cid="http://schemas.microsoft.com/office/word/2016/wordml/cid" xmlns:w16se="http://schemas.microsoft.com/office/word/2015/wordml/symex">
+  <w:p>
+    <w:pPr>
+      <w:pBdr>
+        <w:bottom w:val="single" w:color="808080" w:sz="4" w:space="4"/>
+      </w:pBdr>
+      <w:jc w:val="right"/>
+    </w:pPr>
+    <w:r>
+      <w:rPr>
+        <w:rFonts w:ascii="Times New Roman" w:cs="Times New Roman" w:eastAsia="Times New Roman" w:hAnsi="Times New Roman"/>
+        <w:i/>
+        <w:iCs/>
+        <w:color w:val="555555"/>
+        <w:sz w:val="16"/>
+        <w:szCs w:val="16"/>
+      </w:rPr>
+      <w:t xml:space="preserve">Warning Time, Alert Reach and Route Choice in Pedestrian Evacuation</w:t>
+    </w:r>
+  </w:p>
+</w:hdr>
+</file>
+
+<file path=word/header4.xml><?xml version="1.0" encoding="utf-8"?>
+<w:hdr xmlns:wpc="http://schemas.microsoft.com/office/word/2010/wordprocessingCanvas" xmlns:mc="http://schemas.openxmlformats.org/markup-compatibility/2006" xmlns:o="urn:schemas-microsoft-com:office:office" xmlns:r="http://schemas.openxmlformats.org/officeDocument/2006/relationships" xmlns:m="http://schemas.openxmlformats.org/officeDocument/2006/math" xmlns:v="urn:schemas-microsoft-com:vml" xmlns:wp14="http://schemas.microsoft.com/office/word/2010/wordprocessingDrawing" xmlns:wp="http://schemas.openxmlformats.org/drawingml/2006/wordprocessingDrawing" xmlns:w10="urn:schemas-microsoft-com:office:word" xmlns:w="http://schemas.openxmlformats.org/wordprocessingml/2006/main" xmlns:w14="http://schemas.microsoft.com/office/word/2010/wordml" xmlns:w15="http://schemas.microsoft.com/office/word/2012/wordml" xmlns:wpg="http://schemas.microsoft.com/office/word/2010/wordprocessingGroup" xmlns:wpi="http://schemas.microsoft.com/office/word/2010/wordprocessingInk" xmlns:wne="http://schemas.microsoft.com/office/word/2006/wordml" xmlns:wps="http://schemas.microsoft.com/office/word/2010/wordprocessingShape" xmlns:cx="http://schemas.microsoft.com/office/drawing/2014/chartex" xmlns:cx1="http://schemas.microsoft.com/office/drawing/2015/9/8/chartex" xmlns:cx2="http://schemas.microsoft.com/office/drawing/2015/10/21/chartex" xmlns:cx3="http://schemas.microsoft.com/office/drawing/2016/5/9/chartex" xmlns:cx4="http://schemas.microsoft.com/office/drawing/2016/5/10/chartex" xmlns:cx5="http://schemas.microsoft.com/office/drawing/2016/5/11/chartex" xmlns:cx6="http://schemas.microsoft.com/office/drawing/2016/5/12/chartex" xmlns:cx7="http://schemas.microsoft.com/office/drawing/2016/5/13/chartex" xmlns:cx8="http://schemas.microsoft.com/office/drawing/2016/5/14/chartex" xmlns:w16cid="http://schemas.microsoft.com/office/word/2016/wordml/cid" xmlns:w16se="http://schemas.microsoft.com/office/word/2015/wordml/symex">
+  <w:p>
+    <w:pPr>
+      <w:pBdr>
+        <w:bottom w:val="single" w:color="808080" w:sz="4" w:space="4"/>
+      </w:pBdr>
+      <w:jc w:val="right"/>
+    </w:pPr>
+    <w:r>
+      <w:rPr>
+        <w:rFonts w:ascii="Times New Roman" w:cs="Times New Roman" w:eastAsia="Times New Roman" w:hAnsi="Times New Roman"/>
+        <w:i/>
+        <w:iCs/>
+        <w:color w:val="555555"/>
+        <w:sz w:val="16"/>
+        <w:szCs w:val="16"/>
+      </w:rPr>
+      <w:t xml:space="preserve">Warning Time, Alert Reach and Route Choice in Pedestrian Evacuation</w:t>
+    </w:r>
+  </w:p>
+</w:hdr>
+</file>
+
+<file path=word/header5.xml><?xml version="1.0" encoding="utf-8"?>
+<w:hdr xmlns:wpc="http://schemas.microsoft.com/office/word/2010/wordprocessingCanvas" xmlns:mc="http://schemas.openxmlformats.org/markup-compatibility/2006" xmlns:o="urn:schemas-microsoft-com:office:office" xmlns:r="http://schemas.openxmlformats.org/officeDocument/2006/relationships" xmlns:m="http://schemas.openxmlformats.org/officeDocument/2006/math" xmlns:v="urn:schemas-microsoft-com:vml" xmlns:wp14="http://schemas.microsoft.com/office/word/2010/wordprocessingDrawing" xmlns:wp="http://schemas.openxmlformats.org/drawingml/2006/wordprocessingDrawing" xmlns:w10="urn:schemas-microsoft-com:office:word" xmlns:w="http://schemas.openxmlformats.org/wordprocessingml/2006/main" xmlns:w14="http://schemas.microsoft.com/office/word/2010/wordml" xmlns:w15="http://schemas.microsoft.com/office/word/2012/wordml" xmlns:wpg="http://schemas.microsoft.com/office/word/2010/wordprocessingGroup" xmlns:wpi="http://schemas.microsoft.com/office/word/2010/wordprocessingInk" xmlns:wne="http://schemas.microsoft.com/office/word/2006/wordml" xmlns:wps="http://schemas.microsoft.com/office/word/2010/wordprocessingShape" xmlns:cx="http://schemas.microsoft.com/office/drawing/2014/chartex" xmlns:cx1="http://schemas.microsoft.com/office/drawing/2015/9/8/chartex" xmlns:cx2="http://schemas.microsoft.com/office/drawing/2015/10/21/chartex" xmlns:cx3="http://schemas.microsoft.com/office/drawing/2016/5/9/chartex" xmlns:cx4="http://schemas.microsoft.com/office/drawing/2016/5/10/chartex" xmlns:cx5="http://schemas.microsoft.com/office/drawing/2016/5/11/chartex" xmlns:cx6="http://schemas.microsoft.com/office/drawing/2016/5/12/chartex" xmlns:cx7="http://schemas.microsoft.com/office/drawing/2016/5/13/chartex" xmlns:cx8="http://schemas.microsoft.com/office/drawing/2016/5/14/chartex" xmlns:w16cid="http://schemas.microsoft.com/office/word/2016/wordml/cid" xmlns:w16se="http://schemas.microsoft.com/office/word/2015/wordml/symex">
+  <w:p>
+    <w:pPr>
+      <w:pBdr>
+        <w:bottom w:val="single" w:color="808080" w:sz="4" w:space="4"/>
+      </w:pBdr>
+      <w:jc w:val="right"/>
+    </w:pPr>
+    <w:r>
+      <w:rPr>
+        <w:rFonts w:ascii="Times New Roman" w:cs="Times New Roman" w:eastAsia="Times New Roman" w:hAnsi="Times New Roman"/>
+        <w:i/>
+        <w:iCs/>
+        <w:color w:val="555555"/>
+        <w:sz w:val="16"/>
+        <w:szCs w:val="16"/>
+      </w:rPr>
+      <w:t xml:space="preserve">Warning Time, Alert Reach and Route Choice in Pedestrian Evacuation</w:t>
+    </w:r>
+  </w:p>
+</w:hdr>
+</file>
+
+<file path=word/header6.xml><?xml version="1.0" encoding="utf-8"?>
+<w:hdr xmlns:wpc="http://schemas.microsoft.com/office/word/2010/wordprocessingCanvas" xmlns:mc="http://schemas.openxmlformats.org/markup-compatibility/2006" xmlns:o="urn:schemas-microsoft-com:office:office" xmlns:r="http://schemas.openxmlformats.org/officeDocument/2006/relationships" xmlns:m="http://schemas.openxmlformats.org/officeDocument/2006/math" xmlns:v="urn:schemas-microsoft-com:vml" xmlns:wp14="http://schemas.microsoft.com/office/word/2010/wordprocessingDrawing" xmlns:wp="http://schemas.openxmlformats.org/drawingml/2006/wordprocessingDrawing" xmlns:w10="urn:schemas-microsoft-com:office:word" xmlns:w="http://schemas.openxmlformats.org/wordprocessingml/2006/main" xmlns:w14="http://schemas.microsoft.com/office/word/2010/wordml" xmlns:w15="http://schemas.microsoft.com/office/word/2012/wordml" xmlns:wpg="http://schemas.microsoft.com/office/word/2010/wordprocessingGroup" xmlns:wpi="http://schemas.microsoft.com/office/word/2010/wordprocessingInk" xmlns:wne="http://schemas.microsoft.com/office/word/2006/wordml" xmlns:wps="http://schemas.microsoft.com/office/word/2010/wordprocessingShape" xmlns:cx="http://schemas.microsoft.com/office/drawing/2014/chartex" xmlns:cx1="http://schemas.microsoft.com/office/drawing/2015/9/8/chartex" xmlns:cx2="http://schemas.microsoft.com/office/drawing/2015/10/21/chartex" xmlns:cx3="http://schemas.microsoft.com/office/drawing/2016/5/9/chartex" xmlns:cx4="http://schemas.microsoft.com/office/drawing/2016/5/10/chartex" xmlns:cx5="http://schemas.microsoft.com/office/drawing/2016/5/11/chartex" xmlns:cx6="http://schemas.microsoft.com/office/drawing/2016/5/12/chartex" xmlns:cx7="http://schemas.microsoft.com/office/drawing/2016/5/13/chartex" xmlns:cx8="http://schemas.microsoft.com/office/drawing/2016/5/14/chartex" xmlns:w16cid="http://schemas.microsoft.com/office/word/2016/wordml/cid" xmlns:w16se="http://schemas.microsoft.com/office/word/2015/wordml/symex">
+  <w:p>
+    <w:pPr>
+      <w:pBdr>
+        <w:bottom w:val="single" w:color="808080" w:sz="4" w:space="4"/>
+      </w:pBdr>
+      <w:jc w:val="right"/>
+    </w:pPr>
+    <w:r>
+      <w:rPr>
+        <w:rFonts w:ascii="Times New Roman" w:cs="Times New Roman" w:eastAsia="Times New Roman" w:hAnsi="Times New Roman"/>
+        <w:i/>
+        <w:iCs/>
+        <w:color w:val="555555"/>
+        <w:sz w:val="16"/>
+        <w:szCs w:val="16"/>
+      </w:rPr>
+      <w:t xml:space="preserve">Warning Time, Alert Reach and Route Choice in Pedestrian Evacuation</w:t>
+    </w:r>
+  </w:p>
+</w:hdr>
+</file>
+
+<file path=word/header7.xml><?xml version="1.0" encoding="utf-8"?>
+<w:hdr xmlns:wpc="http://schemas.microsoft.com/office/word/2010/wordprocessingCanvas" xmlns:mc="http://schemas.openxmlformats.org/markup-compatibility/2006" xmlns:o="urn:schemas-microsoft-com:office:office" xmlns:r="http://schemas.openxmlformats.org/officeDocument/2006/relationships" xmlns:m="http://schemas.openxmlformats.org/officeDocument/2006/math" xmlns:v="urn:schemas-microsoft-com:vml" xmlns:wp14="http://schemas.microsoft.com/office/word/2010/wordprocessingDrawing" xmlns:wp="http://schemas.openxmlformats.org/drawingml/2006/wordprocessingDrawing" xmlns:w10="urn:schemas-microsoft-com:office:word" xmlns:w="http://schemas.openxmlformats.org/wordprocessingml/2006/main" xmlns:w14="http://schemas.microsoft.com/office/word/2010/wordml" xmlns:w15="http://schemas.microsoft.com/office/word/2012/wordml" xmlns:wpg="http://schemas.microsoft.com/office/word/2010/wordprocessingGroup" xmlns:wpi="http://schemas.microsoft.com/office/word/2010/wordprocessingInk" xmlns:wne="http://schemas.microsoft.com/office/word/2006/wordml" xmlns:wps="http://schemas.microsoft.com/office/word/2010/wordprocessingShape" xmlns:cx="http://schemas.microsoft.com/office/drawing/2014/chartex" xmlns:cx1="http://schemas.microsoft.com/office/drawing/2015/9/8/chartex" xmlns:cx2="http://schemas.microsoft.com/office/drawing/2015/10/21/chartex" xmlns:cx3="http://schemas.microsoft.com/office/drawing/2016/5/9/chartex" xmlns:cx4="http://schemas.microsoft.com/office/drawing/2016/5/10/chartex" xmlns:cx5="http://schemas.microsoft.com/office/drawing/2016/5/11/chartex" xmlns:cx6="http://schemas.microsoft.com/office/drawing/2016/5/12/chartex" xmlns:cx7="http://schemas.microsoft.com/office/drawing/2016/5/13/chartex" xmlns:cx8="http://schemas.microsoft.com/office/drawing/2016/5/14/chartex" xmlns:w16cid="http://schemas.microsoft.com/office/word/2016/wordml/cid" xmlns:w16se="http://schemas.microsoft.com/office/word/2015/wordml/symex">
+  <w:p>
+    <w:pPr>
+      <w:pBdr>
+        <w:bottom w:val="single" w:color="808080" w:sz="4" w:space="4"/>
+      </w:pBdr>
+      <w:jc w:val="right"/>
+    </w:pPr>
+    <w:r>
+      <w:rPr>
+        <w:rFonts w:ascii="Times New Roman" w:cs="Times New Roman" w:eastAsia="Times New Roman" w:hAnsi="Times New Roman"/>
+        <w:i/>
+        <w:iCs/>
+        <w:color w:val="555555"/>
+        <w:sz w:val="16"/>
+        <w:szCs w:val="16"/>
+      </w:rPr>
+      <w:t xml:space="preserve">Warning Time, Alert Reach and Route Choice in Pedestrian Evacuation</w:t>
+    </w:r>
+  </w:p>
+</w:hdr>
+</file>
+
+<file path=word/header8.xml><?xml version="1.0" encoding="utf-8"?>
+<w:hdr xmlns:wpc="http://schemas.microsoft.com/office/word/2010/wordprocessingCanvas" xmlns:mc="http://schemas.openxmlformats.org/markup-compatibility/2006" xmlns:o="urn:schemas-microsoft-com:office:office" xmlns:r="http://schemas.openxmlformats.org/officeDocument/2006/relationships" xmlns:m="http://schemas.openxmlformats.org/officeDocument/2006/math" xmlns:v="urn:schemas-microsoft-com:vml" xmlns:wp14="http://schemas.microsoft.com/office/word/2010/wordprocessingDrawing" xmlns:wp="http://schemas.openxmlformats.org/drawingml/2006/wordprocessingDrawing" xmlns:w10="urn:schemas-microsoft-com:office:word" xmlns:w="http://schemas.openxmlformats.org/wordprocessingml/2006/main" xmlns:w14="http://schemas.microsoft.com/office/word/2010/wordml" xmlns:w15="http://schemas.microsoft.com/office/word/2012/wordml" xmlns:wpg="http://schemas.microsoft.com/office/word/2010/wordprocessingGroup" xmlns:wpi="http://schemas.microsoft.com/office/word/2010/wordprocessingInk" xmlns:wne="http://schemas.microsoft.com/office/word/2006/wordml" xmlns:wps="http://schemas.microsoft.com/office/word/2010/wordprocessingShape" xmlns:cx="http://schemas.microsoft.com/office/drawing/2014/chartex" xmlns:cx1="http://schemas.microsoft.com/office/drawing/2015/9/8/chartex" xmlns:cx2="http://schemas.microsoft.com/office/drawing/2015/10/21/chartex" xmlns:cx3="http://schemas.microsoft.com/office/drawing/2016/5/9/chartex" xmlns:cx4="http://schemas.microsoft.com/office/drawing/2016/5/10/chartex" xmlns:cx5="http://schemas.microsoft.com/office/drawing/2016/5/11/chartex" xmlns:cx6="http://schemas.microsoft.com/office/drawing/2016/5/12/chartex" xmlns:cx7="http://schemas.microsoft.com/office/drawing/2016/5/13/chartex" xmlns:cx8="http://schemas.microsoft.com/office/drawing/2016/5/14/chartex" xmlns:w16cid="http://schemas.microsoft.com/office/word/2016/wordml/cid" xmlns:w16se="http://schemas.microsoft.com/office/word/2015/wordml/symex">
+  <w:p>
+    <w:pPr>
+      <w:pBdr>
+        <w:bottom w:val="single" w:color="808080" w:sz="4" w:space="4"/>
+      </w:pBdr>
+      <w:jc w:val="right"/>
+    </w:pPr>
+    <w:r>
+      <w:rPr>
+        <w:rFonts w:ascii="Times New Roman" w:cs="Times New Roman" w:eastAsia="Times New Roman" w:hAnsi="Times New Roman"/>
+        <w:i/>
+        <w:iCs/>
+        <w:color w:val="555555"/>
+        <w:sz w:val="16"/>
+        <w:szCs w:val="16"/>
+      </w:rPr>
+      <w:t xml:space="preserve">Warning Time, Alert Reach and Route Choice in Pedestrian Evacuation</w:t>
+    </w:r>
+  </w:p>
+</w:hdr>
+</file>
+
+<file path=word/header9.xml><?xml version="1.0" encoding="utf-8"?>
+<w:hdr xmlns:wpc="http://schemas.microsoft.com/office/word/2010/wordprocessingCanvas" xmlns:mc="http://schemas.openxmlformats.org/markup-compatibility/2006" xmlns:o="urn:schemas-microsoft-com:office:office" xmlns:r="http://schemas.openxmlformats.org/officeDocument/2006/relationships" xmlns:m="http://schemas.openxmlformats.org/officeDocument/2006/math" xmlns:v="urn:schemas-microsoft-com:vml" xmlns:wp14="http://schemas.microsoft.com/office/word/2010/wordprocessingDrawing" xmlns:wp="http://schemas.openxmlformats.org/drawingml/2006/wordprocessingDrawing" xmlns:w10="urn:schemas-microsoft-com:office:word" xmlns:w="http://schemas.openxmlformats.org/wordprocessingml/2006/main" xmlns:w14="http://schemas.microsoft.com/office/word/2010/wordml" xmlns:w15="http://schemas.microsoft.com/office/word/2012/wordml" xmlns:wpg="http://schemas.microsoft.com/office/word/2010/wordprocessingGroup" xmlns:wpi="http://schemas.microsoft.com/office/word/2010/wordprocessingInk" xmlns:wne="http://schemas.microsoft.com/office/word/2006/wordml" xmlns:wps="http://schemas.microsoft.com/office/word/2010/wordprocessingShape" xmlns:cx="http://schemas.microsoft.com/office/drawing/2014/chartex" xmlns:cx1="http://schemas.microsoft.com/office/drawing/2015/9/8/chartex" xmlns:cx2="http://schemas.microsoft.com/office/drawing/2015/10/21/chartex" xmlns:cx3="http://schemas.microsoft.com/office/drawing/2016/5/9/chartex" xmlns:cx4="http://schemas.microsoft.com/office/drawing/2016/5/10/chartex" xmlns:cx5="http://schemas.microsoft.com/office/drawing/2016/5/11/chartex" xmlns:cx6="http://schemas.microsoft.com/office/drawing/2016/5/12/chartex" xmlns:cx7="http://schemas.microsoft.com/office/drawing/2016/5/13/chartex" xmlns:cx8="http://schemas.microsoft.com/office/drawing/2016/5/14/chartex" xmlns:w16cid="http://schemas.microsoft.com/office/word/2016/wordml/cid" xmlns:w16se="http://schemas.microsoft.com/office/word/2015/wordml/symex">
+  <w:p>
+    <w:pPr>
+      <w:pBdr>
+        <w:bottom w:val="single" w:color="808080" w:sz="4" w:space="4"/>
+      </w:pBdr>
+      <w:jc w:val="right"/>
+    </w:pPr>
+    <w:r>
+      <w:rPr>
+        <w:rFonts w:ascii="Times New Roman" w:cs="Times New Roman" w:eastAsia="Times New Roman" w:hAnsi="Times New Roman"/>
+        <w:i/>
+        <w:iCs/>
+        <w:color w:val="555555"/>
+        <w:sz w:val="16"/>
+        <w:szCs w:val="16"/>
+      </w:rPr>
+      <w:t xml:space="preserve">Warning Time, Alert Reach and Route Choice in Pedestrian Evacuation</w:t>
+    </w:r>
+  </w:p>
+</w:hdr>
 </file>
 
 <file path=word/numbering.xml><?xml version="1.0" encoding="utf-8"?>
